--- a/documentation/calibration_methods.docx
+++ b/documentation/calibration_methods.docx
@@ -2,14 +2,6 @@
 <file path=word/document.xml><?xml version="1.0" encoding="utf-8"?>
 <w:document xmlns:wpc="http://schemas.microsoft.com/office/word/2010/wordprocessingCanvas" xmlns:cx="http://schemas.microsoft.com/office/drawing/2014/chartex" xmlns:cx1="http://schemas.microsoft.com/office/drawing/2015/9/8/chartex" xmlns:cx2="http://schemas.microsoft.com/office/drawing/2015/10/21/chartex" xmlns:cx3="http://schemas.microsoft.com/office/drawing/2016/5/9/chartex" xmlns:cx4="http://schemas.microsoft.com/office/drawing/2016/5/10/chartex" xmlns:cx5="http://schemas.microsoft.com/office/drawing/2016/5/11/chartex" xmlns:cx6="http://schemas.microsoft.com/office/drawing/2016/5/12/chartex" xmlns:cx7="http://schemas.microsoft.com/office/drawing/2016/5/13/chartex" xmlns:cx8="http://schemas.microsoft.com/office/drawing/2016/5/14/chartex" xmlns:mc="http://schemas.openxmlformats.org/markup-compatibility/2006" xmlns:aink="http://schemas.microsoft.com/office/drawing/2016/ink" xmlns:am3d="http://schemas.microsoft.com/office/drawing/2017/model3d" xmlns:o="urn:schemas-microsoft-com:office:office" xmlns:oel="http://schemas.microsoft.com/office/2019/extlst" xmlns:r="http://schemas.openxmlformats.org/officeDocument/2006/relationships" xmlns:m="http://schemas.openxmlformats.org/officeDocument/2006/math" xmlns:v="urn:schemas-microsoft-com:vml" xmlns:wp14="http://schemas.microsoft.com/office/word/2010/wordprocessingDrawing" xmlns:wp="http://schemas.openxmlformats.org/drawingml/2006/wordprocessingDrawing" xmlns:w10="urn:schemas-microsoft-com:office:word" xmlns:w="http://schemas.openxmlformats.org/wordprocessingml/2006/main" xmlns:w14="http://schemas.microsoft.com/office/word/2010/wordml" xmlns:w15="http://schemas.microsoft.com/office/word/2012/wordml" xmlns:w16cex="http://schemas.microsoft.com/office/word/2018/wordml/cex" xmlns:w16cid="http://schemas.microsoft.com/office/word/2016/wordml/cid" xmlns:w16="http://schemas.microsoft.com/office/word/2018/wordml" xmlns:w16du="http://schemas.microsoft.com/office/word/2023/wordml/word16du" xmlns:w16sdtdh="http://schemas.microsoft.com/office/word/2020/wordml/sdtdatahash" xmlns:w16sdtfl="http://schemas.microsoft.com/office/word/2024/wordml/sdtformatlock" xmlns:w16se="http://schemas.microsoft.com/office/word/2015/wordml/symex" xmlns:wpg="http://schemas.microsoft.com/office/word/2010/wordprocessingGroup" xmlns:wpi="http://schemas.microsoft.com/office/word/2010/wordprocessingInk" xmlns:wne="http://schemas.microsoft.com/office/word/2006/wordml" xmlns:wps="http://schemas.microsoft.com/office/word/2010/wordprocessingShape" mc:Ignorable="w14 w15 w16se w16cid w16 w16cex w16sdtdh w16sdtfl w16du wp14">
   <w:body>
-    <w:p>
-      <w:pPr>
-        <w:rPr>
-          <w:sz w:val="20"/>
-          <w:szCs w:val="20"/>
-        </w:rPr>
-      </w:pPr>
-    </w:p>
     <w:p>
       <w:pPr>
         <w:rPr>
@@ -26,7 +18,2848 @@
           <w:sz w:val="20"/>
           <w:szCs w:val="20"/>
         </w:rPr>
-        <w:t xml:space="preserve">Calibration methods </w:t>
+        <w:t>Calibration methods</w:t>
+      </w:r>
+    </w:p>
+    <w:p>
+      <w:pPr>
+        <w:rPr>
+          <w:b/>
+          <w:bCs/>
+          <w:sz w:val="20"/>
+          <w:szCs w:val="20"/>
+        </w:rPr>
+      </w:pPr>
+      <w:r>
+        <w:rPr>
+          <w:sz w:val="20"/>
+          <w:szCs w:val="20"/>
+        </w:rPr>
+        <w:t xml:space="preserve">UPDATED </w:t>
+      </w:r>
+      <w:r>
+        <w:rPr>
+          <w:sz w:val="20"/>
+          <w:szCs w:val="20"/>
+        </w:rPr>
+        <w:t>8</w:t>
+      </w:r>
+      <w:r>
+        <w:rPr>
+          <w:sz w:val="20"/>
+          <w:szCs w:val="20"/>
+        </w:rPr>
+        <w:t>/</w:t>
+      </w:r>
+      <w:r>
+        <w:rPr>
+          <w:sz w:val="20"/>
+          <w:szCs w:val="20"/>
+        </w:rPr>
+        <w:t>1</w:t>
+      </w:r>
+      <w:r>
+        <w:rPr>
+          <w:sz w:val="20"/>
+          <w:szCs w:val="20"/>
+        </w:rPr>
+        <w:t>7</w:t>
+      </w:r>
+    </w:p>
+    <w:tbl>
+      <w:tblPr>
+        <w:tblStyle w:val="TableGrid"/>
+        <w:tblW w:w="12950" w:type="dxa"/>
+        <w:tblLook w:val="04A0" w:firstRow="1" w:lastRow="0" w:firstColumn="1" w:lastColumn="0" w:noHBand="0" w:noVBand="1"/>
+      </w:tblPr>
+      <w:tblGrid>
+        <w:gridCol w:w="497"/>
+        <w:gridCol w:w="2452"/>
+        <w:gridCol w:w="2000"/>
+        <w:gridCol w:w="2000"/>
+        <w:gridCol w:w="2000"/>
+        <w:gridCol w:w="2000"/>
+        <w:gridCol w:w="2001"/>
+      </w:tblGrid>
+      <w:tr>
+        <w:trPr>
+          <w:trHeight w:val="286"/>
+        </w:trPr>
+        <w:tc>
+          <w:tcPr>
+            <w:tcW w:w="2949" w:type="dxa"/>
+            <w:gridSpan w:val="2"/>
+          </w:tcPr>
+          <w:p>
+            <w:pPr>
+              <w:rPr>
+                <w:b/>
+                <w:bCs/>
+                <w:sz w:val="20"/>
+                <w:szCs w:val="20"/>
+              </w:rPr>
+            </w:pPr>
+          </w:p>
+        </w:tc>
+        <w:tc>
+          <w:tcPr>
+            <w:tcW w:w="2000" w:type="dxa"/>
+          </w:tcPr>
+          <w:p>
+            <w:pPr>
+              <w:rPr>
+                <w:b/>
+                <w:bCs/>
+                <w:sz w:val="20"/>
+                <w:szCs w:val="20"/>
+              </w:rPr>
+            </w:pPr>
+            <w:r>
+              <w:rPr>
+                <w:b/>
+                <w:bCs/>
+                <w:sz w:val="20"/>
+                <w:szCs w:val="20"/>
+              </w:rPr>
+              <w:t>Step 1</w:t>
+            </w:r>
+          </w:p>
+        </w:tc>
+        <w:tc>
+          <w:tcPr>
+            <w:tcW w:w="2000" w:type="dxa"/>
+          </w:tcPr>
+          <w:p>
+            <w:pPr>
+              <w:rPr>
+                <w:b/>
+                <w:bCs/>
+                <w:sz w:val="20"/>
+                <w:szCs w:val="20"/>
+              </w:rPr>
+            </w:pPr>
+            <w:r>
+              <w:rPr>
+                <w:b/>
+                <w:bCs/>
+                <w:sz w:val="20"/>
+                <w:szCs w:val="20"/>
+              </w:rPr>
+              <w:t>Chain 1</w:t>
+            </w:r>
+          </w:p>
+        </w:tc>
+        <w:tc>
+          <w:tcPr>
+            <w:tcW w:w="2000" w:type="dxa"/>
+          </w:tcPr>
+          <w:p>
+            <w:pPr>
+              <w:rPr>
+                <w:b/>
+                <w:bCs/>
+                <w:sz w:val="20"/>
+                <w:szCs w:val="20"/>
+              </w:rPr>
+            </w:pPr>
+            <w:r>
+              <w:rPr>
+                <w:b/>
+                <w:bCs/>
+                <w:sz w:val="20"/>
+                <w:szCs w:val="20"/>
+              </w:rPr>
+              <w:t>Chain 2</w:t>
+            </w:r>
+          </w:p>
+        </w:tc>
+        <w:tc>
+          <w:tcPr>
+            <w:tcW w:w="2000" w:type="dxa"/>
+          </w:tcPr>
+          <w:p>
+            <w:pPr>
+              <w:rPr>
+                <w:b/>
+                <w:bCs/>
+                <w:sz w:val="20"/>
+                <w:szCs w:val="20"/>
+              </w:rPr>
+            </w:pPr>
+            <w:r>
+              <w:rPr>
+                <w:b/>
+                <w:bCs/>
+                <w:sz w:val="20"/>
+                <w:szCs w:val="20"/>
+              </w:rPr>
+              <w:t>Chain 3</w:t>
+            </w:r>
+          </w:p>
+        </w:tc>
+        <w:tc>
+          <w:tcPr>
+            <w:tcW w:w="2001" w:type="dxa"/>
+          </w:tcPr>
+          <w:p>
+            <w:pPr>
+              <w:rPr>
+                <w:b/>
+                <w:bCs/>
+                <w:sz w:val="20"/>
+                <w:szCs w:val="20"/>
+              </w:rPr>
+            </w:pPr>
+            <w:r>
+              <w:rPr>
+                <w:b/>
+                <w:bCs/>
+                <w:sz w:val="20"/>
+                <w:szCs w:val="20"/>
+              </w:rPr>
+              <w:t>Chain 4</w:t>
+            </w:r>
+          </w:p>
+        </w:tc>
+      </w:tr>
+      <w:tr>
+        <w:trPr>
+          <w:trHeight w:val="286"/>
+        </w:trPr>
+        <w:tc>
+          <w:tcPr>
+            <w:tcW w:w="2949" w:type="dxa"/>
+            <w:gridSpan w:val="2"/>
+          </w:tcPr>
+          <w:p>
+            <w:pPr>
+              <w:rPr>
+                <w:b/>
+                <w:bCs/>
+                <w:sz w:val="20"/>
+                <w:szCs w:val="20"/>
+              </w:rPr>
+            </w:pPr>
+            <w:r>
+              <w:rPr>
+                <w:b/>
+                <w:bCs/>
+                <w:sz w:val="20"/>
+                <w:szCs w:val="20"/>
+              </w:rPr>
+              <w:t>Method</w:t>
+            </w:r>
+          </w:p>
+        </w:tc>
+        <w:tc>
+          <w:tcPr>
+            <w:tcW w:w="2000" w:type="dxa"/>
+          </w:tcPr>
+          <w:p>
+            <w:pPr>
+              <w:rPr>
+                <w:sz w:val="20"/>
+                <w:szCs w:val="20"/>
+              </w:rPr>
+            </w:pPr>
+            <w:r>
+              <w:rPr>
+                <w:sz w:val="20"/>
+                <w:szCs w:val="20"/>
+              </w:rPr>
+              <w:t>25,000 iterations</w:t>
+            </w:r>
+            <w:r>
+              <w:rPr>
+                <w:sz w:val="20"/>
+                <w:szCs w:val="20"/>
+              </w:rPr>
+              <w:t xml:space="preserve">, weighted prevalence </w:t>
+            </w:r>
+          </w:p>
+        </w:tc>
+        <w:tc>
+          <w:tcPr>
+            <w:tcW w:w="2000" w:type="dxa"/>
+          </w:tcPr>
+          <w:p>
+            <w:pPr>
+              <w:rPr>
+                <w:sz w:val="20"/>
+                <w:szCs w:val="20"/>
+              </w:rPr>
+            </w:pPr>
+            <w:r>
+              <w:rPr>
+                <w:sz w:val="20"/>
+                <w:szCs w:val="20"/>
+              </w:rPr>
+              <w:t>100,000</w:t>
+            </w:r>
+            <w:r>
+              <w:rPr>
+                <w:sz w:val="20"/>
+                <w:szCs w:val="20"/>
+              </w:rPr>
+              <w:t xml:space="preserve"> iterations</w:t>
+            </w:r>
+          </w:p>
+        </w:tc>
+        <w:tc>
+          <w:tcPr>
+            <w:tcW w:w="2000" w:type="dxa"/>
+          </w:tcPr>
+          <w:p>
+            <w:pPr>
+              <w:rPr>
+                <w:sz w:val="20"/>
+                <w:szCs w:val="20"/>
+              </w:rPr>
+            </w:pPr>
+            <w:r>
+              <w:rPr>
+                <w:sz w:val="20"/>
+                <w:szCs w:val="20"/>
+              </w:rPr>
+              <w:t>100,000 iterations</w:t>
+            </w:r>
+          </w:p>
+        </w:tc>
+        <w:tc>
+          <w:tcPr>
+            <w:tcW w:w="2000" w:type="dxa"/>
+          </w:tcPr>
+          <w:p>
+            <w:pPr>
+              <w:rPr>
+                <w:sz w:val="20"/>
+                <w:szCs w:val="20"/>
+              </w:rPr>
+            </w:pPr>
+            <w:r>
+              <w:rPr>
+                <w:sz w:val="20"/>
+                <w:szCs w:val="20"/>
+              </w:rPr>
+              <w:t>100,000 iterations</w:t>
+            </w:r>
+          </w:p>
+        </w:tc>
+        <w:tc>
+          <w:tcPr>
+            <w:tcW w:w="2001" w:type="dxa"/>
+          </w:tcPr>
+          <w:p>
+            <w:pPr>
+              <w:rPr>
+                <w:sz w:val="20"/>
+                <w:szCs w:val="20"/>
+              </w:rPr>
+            </w:pPr>
+            <w:r>
+              <w:rPr>
+                <w:sz w:val="20"/>
+                <w:szCs w:val="20"/>
+              </w:rPr>
+              <w:t>100,000 iterations</w:t>
+            </w:r>
+          </w:p>
+        </w:tc>
+      </w:tr>
+      <w:tr>
+        <w:trPr>
+          <w:trHeight w:val="286"/>
+        </w:trPr>
+        <w:tc>
+          <w:tcPr>
+            <w:tcW w:w="2949" w:type="dxa"/>
+            <w:gridSpan w:val="2"/>
+          </w:tcPr>
+          <w:p>
+            <w:pPr>
+              <w:rPr>
+                <w:b/>
+                <w:bCs/>
+                <w:sz w:val="20"/>
+                <w:szCs w:val="20"/>
+              </w:rPr>
+            </w:pPr>
+            <w:r>
+              <w:rPr>
+                <w:b/>
+                <w:bCs/>
+                <w:sz w:val="20"/>
+                <w:szCs w:val="20"/>
+              </w:rPr>
+              <w:t xml:space="preserve">Step 2 </w:t>
+            </w:r>
+          </w:p>
+        </w:tc>
+        <w:tc>
+          <w:tcPr>
+            <w:tcW w:w="2000" w:type="dxa"/>
+          </w:tcPr>
+          <w:p>
+            <w:pPr>
+              <w:rPr>
+                <w:sz w:val="20"/>
+                <w:szCs w:val="20"/>
+              </w:rPr>
+            </w:pPr>
+            <w:r>
+              <w:rPr>
+                <w:sz w:val="20"/>
+                <w:szCs w:val="20"/>
+              </w:rPr>
+              <w:t xml:space="preserve">Prior </w:t>
+            </w:r>
+            <w:r>
+              <w:rPr>
+                <w:sz w:val="20"/>
+                <w:szCs w:val="20"/>
+              </w:rPr>
+              <w:sym w:font="Wingdings" w:char="F0E0"/>
+            </w:r>
+            <w:r>
+              <w:rPr>
+                <w:sz w:val="20"/>
+                <w:szCs w:val="20"/>
+              </w:rPr>
+              <w:t xml:space="preserve"> save values</w:t>
+            </w:r>
+          </w:p>
+        </w:tc>
+        <w:tc>
+          <w:tcPr>
+            <w:tcW w:w="2000" w:type="dxa"/>
+          </w:tcPr>
+          <w:p>
+            <w:pPr>
+              <w:rPr>
+                <w:sz w:val="20"/>
+                <w:szCs w:val="20"/>
+              </w:rPr>
+            </w:pPr>
+            <w:r>
+              <w:rPr>
+                <w:sz w:val="20"/>
+                <w:szCs w:val="20"/>
+              </w:rPr>
+              <w:t xml:space="preserve">Starting values </w:t>
+            </w:r>
+            <w:r>
+              <w:rPr>
+                <w:sz w:val="20"/>
+                <w:szCs w:val="20"/>
+              </w:rPr>
+              <w:sym w:font="Wingdings" w:char="F0E0"/>
+            </w:r>
+            <w:r>
+              <w:rPr>
+                <w:sz w:val="20"/>
+                <w:szCs w:val="20"/>
+              </w:rPr>
+              <w:t xml:space="preserve"> final </w:t>
+            </w:r>
+          </w:p>
+        </w:tc>
+        <w:tc>
+          <w:tcPr>
+            <w:tcW w:w="2000" w:type="dxa"/>
+          </w:tcPr>
+          <w:p>
+            <w:pPr>
+              <w:rPr>
+                <w:sz w:val="20"/>
+                <w:szCs w:val="20"/>
+              </w:rPr>
+            </w:pPr>
+            <w:r>
+              <w:rPr>
+                <w:sz w:val="20"/>
+                <w:szCs w:val="20"/>
+              </w:rPr>
+              <w:t xml:space="preserve">Starting values </w:t>
+            </w:r>
+            <w:r>
+              <w:rPr>
+                <w:sz w:val="20"/>
+                <w:szCs w:val="20"/>
+              </w:rPr>
+              <w:sym w:font="Wingdings" w:char="F0E0"/>
+            </w:r>
+            <w:r>
+              <w:rPr>
+                <w:sz w:val="20"/>
+                <w:szCs w:val="20"/>
+              </w:rPr>
+              <w:t xml:space="preserve"> final</w:t>
+            </w:r>
+          </w:p>
+        </w:tc>
+        <w:tc>
+          <w:tcPr>
+            <w:tcW w:w="2000" w:type="dxa"/>
+          </w:tcPr>
+          <w:p>
+            <w:pPr>
+              <w:rPr>
+                <w:sz w:val="20"/>
+                <w:szCs w:val="20"/>
+              </w:rPr>
+            </w:pPr>
+            <w:r>
+              <w:rPr>
+                <w:sz w:val="20"/>
+                <w:szCs w:val="20"/>
+              </w:rPr>
+              <w:t xml:space="preserve">Starting values </w:t>
+            </w:r>
+            <w:r>
+              <w:rPr>
+                <w:sz w:val="20"/>
+                <w:szCs w:val="20"/>
+              </w:rPr>
+              <w:sym w:font="Wingdings" w:char="F0E0"/>
+            </w:r>
+            <w:r>
+              <w:rPr>
+                <w:sz w:val="20"/>
+                <w:szCs w:val="20"/>
+              </w:rPr>
+              <w:t xml:space="preserve"> final</w:t>
+            </w:r>
+          </w:p>
+        </w:tc>
+        <w:tc>
+          <w:tcPr>
+            <w:tcW w:w="2001" w:type="dxa"/>
+          </w:tcPr>
+          <w:p>
+            <w:pPr>
+              <w:rPr>
+                <w:sz w:val="20"/>
+                <w:szCs w:val="20"/>
+              </w:rPr>
+            </w:pPr>
+            <w:r>
+              <w:rPr>
+                <w:sz w:val="20"/>
+                <w:szCs w:val="20"/>
+              </w:rPr>
+              <w:t xml:space="preserve">Starting values </w:t>
+            </w:r>
+            <w:r>
+              <w:rPr>
+                <w:sz w:val="20"/>
+                <w:szCs w:val="20"/>
+              </w:rPr>
+              <w:sym w:font="Wingdings" w:char="F0E0"/>
+            </w:r>
+            <w:r>
+              <w:rPr>
+                <w:sz w:val="20"/>
+                <w:szCs w:val="20"/>
+              </w:rPr>
+              <w:t xml:space="preserve"> final</w:t>
+            </w:r>
+            <w:r>
+              <w:rPr>
+                <w:sz w:val="20"/>
+                <w:szCs w:val="20"/>
+              </w:rPr>
+              <w:t xml:space="preserve"> </w:t>
+            </w:r>
+          </w:p>
+        </w:tc>
+      </w:tr>
+      <w:tr>
+        <w:trPr>
+          <w:trHeight w:val="272"/>
+        </w:trPr>
+        <w:tc>
+          <w:tcPr>
+            <w:tcW w:w="497" w:type="dxa"/>
+          </w:tcPr>
+          <w:p>
+            <w:pPr>
+              <w:rPr>
+                <w:sz w:val="20"/>
+                <w:szCs w:val="20"/>
+              </w:rPr>
+            </w:pPr>
+            <w:r>
+              <w:rPr>
+                <w:sz w:val="20"/>
+                <w:szCs w:val="20"/>
+              </w:rPr>
+              <w:t>1</w:t>
+            </w:r>
+          </w:p>
+        </w:tc>
+        <w:tc>
+          <w:tcPr>
+            <w:tcW w:w="2452" w:type="dxa"/>
+          </w:tcPr>
+          <w:p>
+            <w:pPr>
+              <w:rPr>
+                <w:sz w:val="20"/>
+                <w:szCs w:val="20"/>
+              </w:rPr>
+            </w:pPr>
+            <w:r>
+              <w:rPr>
+                <w:sz w:val="20"/>
+                <w:szCs w:val="20"/>
+              </w:rPr>
+              <w:t xml:space="preserve">Kenya </w:t>
+            </w:r>
+          </w:p>
+        </w:tc>
+        <w:tc>
+          <w:tcPr>
+            <w:tcW w:w="2000" w:type="dxa"/>
+          </w:tcPr>
+          <w:p>
+            <w:pPr>
+              <w:rPr>
+                <w:sz w:val="20"/>
+                <w:szCs w:val="20"/>
+              </w:rPr>
+            </w:pPr>
+            <w:r>
+              <w:rPr>
+                <w:sz w:val="20"/>
+                <w:szCs w:val="20"/>
+              </w:rPr>
+              <w:t>F</w:t>
+            </w:r>
+            <w:r>
+              <w:rPr>
+                <w:sz w:val="20"/>
+                <w:szCs w:val="20"/>
+              </w:rPr>
+              <w:t>inished 8/19</w:t>
+            </w:r>
+          </w:p>
+        </w:tc>
+        <w:tc>
+          <w:tcPr>
+            <w:tcW w:w="2000" w:type="dxa"/>
+          </w:tcPr>
+          <w:p>
+            <w:pPr>
+              <w:rPr>
+                <w:sz w:val="20"/>
+                <w:szCs w:val="20"/>
+              </w:rPr>
+            </w:pPr>
+            <w:r>
+              <w:rPr>
+                <w:sz w:val="20"/>
+                <w:szCs w:val="20"/>
+              </w:rPr>
+              <w:t>F</w:t>
+            </w:r>
+            <w:r>
+              <w:rPr>
+                <w:sz w:val="20"/>
+                <w:szCs w:val="20"/>
+              </w:rPr>
+              <w:t>inished 9/1</w:t>
+            </w:r>
+          </w:p>
+        </w:tc>
+        <w:tc>
+          <w:tcPr>
+            <w:tcW w:w="2000" w:type="dxa"/>
+          </w:tcPr>
+          <w:p>
+            <w:pPr>
+              <w:rPr>
+                <w:sz w:val="20"/>
+                <w:szCs w:val="20"/>
+              </w:rPr>
+            </w:pPr>
+            <w:r>
+              <w:rPr>
+                <w:sz w:val="20"/>
+                <w:szCs w:val="20"/>
+              </w:rPr>
+              <w:t>F</w:t>
+            </w:r>
+            <w:r>
+              <w:rPr>
+                <w:sz w:val="20"/>
+                <w:szCs w:val="20"/>
+              </w:rPr>
+              <w:t>inished 9/14</w:t>
+            </w:r>
+          </w:p>
+        </w:tc>
+        <w:tc>
+          <w:tcPr>
+            <w:tcW w:w="2000" w:type="dxa"/>
+          </w:tcPr>
+          <w:p>
+            <w:pPr>
+              <w:rPr>
+                <w:sz w:val="20"/>
+                <w:szCs w:val="20"/>
+              </w:rPr>
+            </w:pPr>
+            <w:r>
+              <w:rPr>
+                <w:sz w:val="20"/>
+                <w:szCs w:val="20"/>
+              </w:rPr>
+              <w:t>Finished 9/26</w:t>
+            </w:r>
+          </w:p>
+        </w:tc>
+        <w:tc>
+          <w:tcPr>
+            <w:tcW w:w="2001" w:type="dxa"/>
+          </w:tcPr>
+          <w:p>
+            <w:pPr>
+              <w:rPr>
+                <w:sz w:val="20"/>
+                <w:szCs w:val="20"/>
+              </w:rPr>
+            </w:pPr>
+          </w:p>
+        </w:tc>
+      </w:tr>
+      <w:tr>
+        <w:trPr>
+          <w:trHeight w:val="272"/>
+        </w:trPr>
+        <w:tc>
+          <w:tcPr>
+            <w:tcW w:w="497" w:type="dxa"/>
+          </w:tcPr>
+          <w:p>
+            <w:pPr>
+              <w:rPr>
+                <w:sz w:val="20"/>
+                <w:szCs w:val="20"/>
+              </w:rPr>
+            </w:pPr>
+            <w:r>
+              <w:rPr>
+                <w:sz w:val="20"/>
+                <w:szCs w:val="20"/>
+              </w:rPr>
+              <w:t>2</w:t>
+            </w:r>
+          </w:p>
+        </w:tc>
+        <w:tc>
+          <w:tcPr>
+            <w:tcW w:w="2452" w:type="dxa"/>
+          </w:tcPr>
+          <w:p>
+            <w:pPr>
+              <w:rPr>
+                <w:sz w:val="20"/>
+                <w:szCs w:val="20"/>
+              </w:rPr>
+            </w:pPr>
+            <w:r>
+              <w:rPr>
+                <w:sz w:val="20"/>
+                <w:szCs w:val="20"/>
+              </w:rPr>
+              <w:t xml:space="preserve">Malawi </w:t>
+            </w:r>
+          </w:p>
+        </w:tc>
+        <w:tc>
+          <w:tcPr>
+            <w:tcW w:w="2000" w:type="dxa"/>
+          </w:tcPr>
+          <w:p>
+            <w:pPr>
+              <w:rPr>
+                <w:sz w:val="20"/>
+                <w:szCs w:val="20"/>
+              </w:rPr>
+            </w:pPr>
+            <w:r>
+              <w:rPr>
+                <w:sz w:val="20"/>
+                <w:szCs w:val="20"/>
+              </w:rPr>
+              <w:t>Finished 8/19</w:t>
+            </w:r>
+          </w:p>
+        </w:tc>
+        <w:tc>
+          <w:tcPr>
+            <w:tcW w:w="2000" w:type="dxa"/>
+          </w:tcPr>
+          <w:p>
+            <w:pPr>
+              <w:rPr>
+                <w:sz w:val="20"/>
+                <w:szCs w:val="20"/>
+              </w:rPr>
+            </w:pPr>
+            <w:r>
+              <w:rPr>
+                <w:sz w:val="20"/>
+                <w:szCs w:val="20"/>
+              </w:rPr>
+              <w:t>Finished 9/</w:t>
+            </w:r>
+            <w:r>
+              <w:rPr>
+                <w:sz w:val="20"/>
+                <w:szCs w:val="20"/>
+              </w:rPr>
+              <w:t>7</w:t>
+            </w:r>
+          </w:p>
+        </w:tc>
+        <w:tc>
+          <w:tcPr>
+            <w:tcW w:w="2000" w:type="dxa"/>
+          </w:tcPr>
+          <w:p>
+            <w:pPr>
+              <w:rPr>
+                <w:sz w:val="20"/>
+                <w:szCs w:val="20"/>
+              </w:rPr>
+            </w:pPr>
+            <w:r>
+              <w:rPr>
+                <w:sz w:val="20"/>
+                <w:szCs w:val="20"/>
+              </w:rPr>
+              <w:t>Finished 9/17</w:t>
+            </w:r>
+          </w:p>
+        </w:tc>
+        <w:tc>
+          <w:tcPr>
+            <w:tcW w:w="2000" w:type="dxa"/>
+          </w:tcPr>
+          <w:p>
+            <w:pPr>
+              <w:rPr>
+                <w:sz w:val="20"/>
+                <w:szCs w:val="20"/>
+              </w:rPr>
+            </w:pPr>
+            <w:r>
+              <w:rPr>
+                <w:sz w:val="20"/>
+                <w:szCs w:val="20"/>
+              </w:rPr>
+              <w:t>Finished 10/2</w:t>
+            </w:r>
+          </w:p>
+        </w:tc>
+        <w:tc>
+          <w:tcPr>
+            <w:tcW w:w="2001" w:type="dxa"/>
+          </w:tcPr>
+          <w:p>
+            <w:pPr>
+              <w:rPr>
+                <w:sz w:val="20"/>
+                <w:szCs w:val="20"/>
+              </w:rPr>
+            </w:pPr>
+          </w:p>
+        </w:tc>
+      </w:tr>
+      <w:tr>
+        <w:trPr>
+          <w:trHeight w:val="272"/>
+        </w:trPr>
+        <w:tc>
+          <w:tcPr>
+            <w:tcW w:w="497" w:type="dxa"/>
+          </w:tcPr>
+          <w:p>
+            <w:pPr>
+              <w:rPr>
+                <w:sz w:val="20"/>
+                <w:szCs w:val="20"/>
+              </w:rPr>
+            </w:pPr>
+            <w:r>
+              <w:rPr>
+                <w:sz w:val="20"/>
+                <w:szCs w:val="20"/>
+              </w:rPr>
+              <w:t>3</w:t>
+            </w:r>
+          </w:p>
+        </w:tc>
+        <w:tc>
+          <w:tcPr>
+            <w:tcW w:w="2452" w:type="dxa"/>
+          </w:tcPr>
+          <w:p>
+            <w:pPr>
+              <w:rPr>
+                <w:sz w:val="20"/>
+                <w:szCs w:val="20"/>
+              </w:rPr>
+            </w:pPr>
+            <w:r>
+              <w:rPr>
+                <w:sz w:val="20"/>
+                <w:szCs w:val="20"/>
+              </w:rPr>
+              <w:t xml:space="preserve">Mozambique </w:t>
+            </w:r>
+          </w:p>
+        </w:tc>
+        <w:tc>
+          <w:tcPr>
+            <w:tcW w:w="2000" w:type="dxa"/>
+          </w:tcPr>
+          <w:p>
+            <w:pPr>
+              <w:rPr>
+                <w:sz w:val="20"/>
+                <w:szCs w:val="20"/>
+              </w:rPr>
+            </w:pPr>
+            <w:r>
+              <w:rPr>
+                <w:sz w:val="20"/>
+                <w:szCs w:val="20"/>
+              </w:rPr>
+              <w:t>Finished 8/19</w:t>
+            </w:r>
+          </w:p>
+        </w:tc>
+        <w:tc>
+          <w:tcPr>
+            <w:tcW w:w="2000" w:type="dxa"/>
+          </w:tcPr>
+          <w:p>
+            <w:pPr>
+              <w:rPr>
+                <w:sz w:val="20"/>
+                <w:szCs w:val="20"/>
+              </w:rPr>
+            </w:pPr>
+            <w:r>
+              <w:rPr>
+                <w:sz w:val="20"/>
+                <w:szCs w:val="20"/>
+              </w:rPr>
+              <w:t>Finished 9/1</w:t>
+            </w:r>
+          </w:p>
+        </w:tc>
+        <w:tc>
+          <w:tcPr>
+            <w:tcW w:w="2000" w:type="dxa"/>
+          </w:tcPr>
+          <w:p>
+            <w:pPr>
+              <w:rPr>
+                <w:sz w:val="20"/>
+                <w:szCs w:val="20"/>
+              </w:rPr>
+            </w:pPr>
+            <w:r>
+              <w:rPr>
+                <w:sz w:val="20"/>
+                <w:szCs w:val="20"/>
+              </w:rPr>
+              <w:t>F</w:t>
+            </w:r>
+            <w:r>
+              <w:rPr>
+                <w:sz w:val="20"/>
+                <w:szCs w:val="20"/>
+              </w:rPr>
+              <w:t xml:space="preserve">inished </w:t>
+            </w:r>
+            <w:r>
+              <w:rPr>
+                <w:sz w:val="20"/>
+                <w:szCs w:val="20"/>
+              </w:rPr>
+              <w:t>9/</w:t>
+            </w:r>
+            <w:r>
+              <w:rPr>
+                <w:sz w:val="20"/>
+                <w:szCs w:val="20"/>
+              </w:rPr>
+              <w:t>15</w:t>
+            </w:r>
+          </w:p>
+        </w:tc>
+        <w:tc>
+          <w:tcPr>
+            <w:tcW w:w="2000" w:type="dxa"/>
+          </w:tcPr>
+          <w:p>
+            <w:pPr>
+              <w:rPr>
+                <w:sz w:val="20"/>
+                <w:szCs w:val="20"/>
+              </w:rPr>
+            </w:pPr>
+            <w:r>
+              <w:rPr>
+                <w:sz w:val="20"/>
+                <w:szCs w:val="20"/>
+              </w:rPr>
+              <w:t>Finished 9/26</w:t>
+            </w:r>
+          </w:p>
+        </w:tc>
+        <w:tc>
+          <w:tcPr>
+            <w:tcW w:w="2001" w:type="dxa"/>
+          </w:tcPr>
+          <w:p>
+            <w:pPr>
+              <w:rPr>
+                <w:sz w:val="20"/>
+                <w:szCs w:val="20"/>
+              </w:rPr>
+            </w:pPr>
+          </w:p>
+        </w:tc>
+      </w:tr>
+      <w:tr>
+        <w:trPr>
+          <w:trHeight w:val="272"/>
+        </w:trPr>
+        <w:tc>
+          <w:tcPr>
+            <w:tcW w:w="497" w:type="dxa"/>
+          </w:tcPr>
+          <w:p>
+            <w:pPr>
+              <w:rPr>
+                <w:sz w:val="20"/>
+                <w:szCs w:val="20"/>
+              </w:rPr>
+            </w:pPr>
+            <w:r>
+              <w:rPr>
+                <w:sz w:val="20"/>
+                <w:szCs w:val="20"/>
+              </w:rPr>
+              <w:t>4</w:t>
+            </w:r>
+          </w:p>
+        </w:tc>
+        <w:tc>
+          <w:tcPr>
+            <w:tcW w:w="2452" w:type="dxa"/>
+          </w:tcPr>
+          <w:p>
+            <w:pPr>
+              <w:rPr>
+                <w:sz w:val="20"/>
+                <w:szCs w:val="20"/>
+              </w:rPr>
+            </w:pPr>
+            <w:r>
+              <w:rPr>
+                <w:sz w:val="20"/>
+                <w:szCs w:val="20"/>
+              </w:rPr>
+              <w:t xml:space="preserve">Nigeria </w:t>
+            </w:r>
+          </w:p>
+        </w:tc>
+        <w:tc>
+          <w:tcPr>
+            <w:tcW w:w="2000" w:type="dxa"/>
+          </w:tcPr>
+          <w:p>
+            <w:pPr>
+              <w:rPr>
+                <w:sz w:val="20"/>
+                <w:szCs w:val="20"/>
+              </w:rPr>
+            </w:pPr>
+            <w:r>
+              <w:rPr>
+                <w:sz w:val="20"/>
+                <w:szCs w:val="20"/>
+              </w:rPr>
+              <w:t>Finished 8/</w:t>
+            </w:r>
+            <w:r>
+              <w:rPr>
+                <w:sz w:val="20"/>
+                <w:szCs w:val="20"/>
+              </w:rPr>
+              <w:t>21</w:t>
+            </w:r>
+          </w:p>
+        </w:tc>
+        <w:tc>
+          <w:tcPr>
+            <w:tcW w:w="2000" w:type="dxa"/>
+          </w:tcPr>
+          <w:p>
+            <w:pPr>
+              <w:rPr>
+                <w:b/>
+                <w:bCs/>
+                <w:sz w:val="20"/>
+                <w:szCs w:val="20"/>
+              </w:rPr>
+            </w:pPr>
+            <w:r>
+              <w:rPr>
+                <w:b/>
+                <w:bCs/>
+                <w:sz w:val="20"/>
+                <w:szCs w:val="20"/>
+              </w:rPr>
+              <w:t>Finished 9/26; 50+ prev</w:t>
+            </w:r>
+            <w:r>
+              <w:rPr>
+                <w:b/>
+                <w:bCs/>
+                <w:sz w:val="20"/>
+                <w:szCs w:val="20"/>
+              </w:rPr>
+              <w:t>alence</w:t>
+            </w:r>
+            <w:r>
+              <w:rPr>
+                <w:b/>
+                <w:bCs/>
+                <w:sz w:val="20"/>
+                <w:szCs w:val="20"/>
+              </w:rPr>
+              <w:t xml:space="preserve"> </w:t>
+            </w:r>
+            <w:r>
+              <w:rPr>
+                <w:b/>
+                <w:bCs/>
+                <w:sz w:val="20"/>
+                <w:szCs w:val="20"/>
+              </w:rPr>
+              <w:t>bad</w:t>
+            </w:r>
+          </w:p>
+        </w:tc>
+        <w:tc>
+          <w:tcPr>
+            <w:tcW w:w="2000" w:type="dxa"/>
+          </w:tcPr>
+          <w:p>
+            <w:pPr>
+              <w:rPr>
+                <w:b/>
+                <w:bCs/>
+                <w:sz w:val="20"/>
+                <w:szCs w:val="20"/>
+              </w:rPr>
+            </w:pPr>
+            <w:r>
+              <w:rPr>
+                <w:b/>
+                <w:bCs/>
+                <w:sz w:val="20"/>
+                <w:szCs w:val="20"/>
+              </w:rPr>
+              <w:t>S</w:t>
+            </w:r>
+            <w:r>
+              <w:rPr>
+                <w:b/>
+                <w:bCs/>
+                <w:sz w:val="20"/>
+                <w:szCs w:val="20"/>
+              </w:rPr>
+              <w:t>tarted 9/9</w:t>
+            </w:r>
+          </w:p>
+        </w:tc>
+        <w:tc>
+          <w:tcPr>
+            <w:tcW w:w="2000" w:type="dxa"/>
+          </w:tcPr>
+          <w:p>
+            <w:pPr>
+              <w:rPr>
+                <w:sz w:val="20"/>
+                <w:szCs w:val="20"/>
+              </w:rPr>
+            </w:pPr>
+            <w:r>
+              <w:rPr>
+                <w:sz w:val="20"/>
+                <w:szCs w:val="20"/>
+              </w:rPr>
+              <w:t>Started 9/21</w:t>
+            </w:r>
+          </w:p>
+        </w:tc>
+        <w:tc>
+          <w:tcPr>
+            <w:tcW w:w="2001" w:type="dxa"/>
+          </w:tcPr>
+          <w:p>
+            <w:pPr>
+              <w:rPr>
+                <w:sz w:val="20"/>
+                <w:szCs w:val="20"/>
+              </w:rPr>
+            </w:pPr>
+            <w:r>
+              <w:rPr>
+                <w:sz w:val="20"/>
+                <w:szCs w:val="20"/>
+              </w:rPr>
+              <w:t>Started 9/21</w:t>
+            </w:r>
+            <w:r>
+              <w:rPr>
+                <w:sz w:val="20"/>
+                <w:szCs w:val="20"/>
+              </w:rPr>
+              <w:t xml:space="preserve"> </w:t>
+            </w:r>
+          </w:p>
+        </w:tc>
+      </w:tr>
+      <w:tr>
+        <w:trPr>
+          <w:trHeight w:val="272"/>
+        </w:trPr>
+        <w:tc>
+          <w:tcPr>
+            <w:tcW w:w="497" w:type="dxa"/>
+          </w:tcPr>
+          <w:p>
+            <w:pPr>
+              <w:rPr>
+                <w:sz w:val="20"/>
+                <w:szCs w:val="20"/>
+              </w:rPr>
+            </w:pPr>
+            <w:r>
+              <w:rPr>
+                <w:sz w:val="20"/>
+                <w:szCs w:val="20"/>
+              </w:rPr>
+              <w:t>5</w:t>
+            </w:r>
+          </w:p>
+        </w:tc>
+        <w:tc>
+          <w:tcPr>
+            <w:tcW w:w="2452" w:type="dxa"/>
+          </w:tcPr>
+          <w:p>
+            <w:pPr>
+              <w:rPr>
+                <w:sz w:val="20"/>
+                <w:szCs w:val="20"/>
+              </w:rPr>
+            </w:pPr>
+            <w:r>
+              <w:rPr>
+                <w:sz w:val="20"/>
+                <w:szCs w:val="20"/>
+              </w:rPr>
+              <w:t xml:space="preserve">South Africa </w:t>
+            </w:r>
+          </w:p>
+        </w:tc>
+        <w:tc>
+          <w:tcPr>
+            <w:tcW w:w="2000" w:type="dxa"/>
+          </w:tcPr>
+          <w:p>
+            <w:pPr>
+              <w:rPr>
+                <w:sz w:val="20"/>
+                <w:szCs w:val="20"/>
+              </w:rPr>
+            </w:pPr>
+            <w:r>
+              <w:rPr>
+                <w:sz w:val="20"/>
+                <w:szCs w:val="20"/>
+              </w:rPr>
+              <w:t>Finished 8/19</w:t>
+            </w:r>
+          </w:p>
+        </w:tc>
+        <w:tc>
+          <w:tcPr>
+            <w:tcW w:w="2000" w:type="dxa"/>
+          </w:tcPr>
+          <w:p>
+            <w:pPr>
+              <w:rPr>
+                <w:sz w:val="20"/>
+                <w:szCs w:val="20"/>
+              </w:rPr>
+            </w:pPr>
+            <w:r>
+              <w:rPr>
+                <w:sz w:val="20"/>
+                <w:szCs w:val="20"/>
+              </w:rPr>
+              <w:t>Finished 9/</w:t>
+            </w:r>
+            <w:r>
+              <w:rPr>
+                <w:sz w:val="20"/>
+                <w:szCs w:val="20"/>
+              </w:rPr>
+              <w:t>2</w:t>
+            </w:r>
+          </w:p>
+        </w:tc>
+        <w:tc>
+          <w:tcPr>
+            <w:tcW w:w="2000" w:type="dxa"/>
+          </w:tcPr>
+          <w:p>
+            <w:pPr>
+              <w:rPr>
+                <w:b/>
+                <w:bCs/>
+                <w:sz w:val="20"/>
+                <w:szCs w:val="20"/>
+              </w:rPr>
+            </w:pPr>
+            <w:r>
+              <w:rPr>
+                <w:sz w:val="20"/>
+                <w:szCs w:val="20"/>
+              </w:rPr>
+              <w:t>Finished 9/1</w:t>
+            </w:r>
+            <w:r>
+              <w:rPr>
+                <w:sz w:val="20"/>
+                <w:szCs w:val="20"/>
+              </w:rPr>
+              <w:t>6</w:t>
+            </w:r>
+          </w:p>
+        </w:tc>
+        <w:tc>
+          <w:tcPr>
+            <w:tcW w:w="2000" w:type="dxa"/>
+          </w:tcPr>
+          <w:p>
+            <w:pPr>
+              <w:rPr>
+                <w:sz w:val="20"/>
+                <w:szCs w:val="20"/>
+              </w:rPr>
+            </w:pPr>
+            <w:r>
+              <w:rPr>
+                <w:sz w:val="20"/>
+                <w:szCs w:val="20"/>
+              </w:rPr>
+              <w:t>Finished 9/27</w:t>
+            </w:r>
+          </w:p>
+        </w:tc>
+        <w:tc>
+          <w:tcPr>
+            <w:tcW w:w="2001" w:type="dxa"/>
+          </w:tcPr>
+          <w:p>
+            <w:pPr>
+              <w:rPr>
+                <w:sz w:val="20"/>
+                <w:szCs w:val="20"/>
+              </w:rPr>
+            </w:pPr>
+            <w:r>
+              <w:rPr>
+                <w:sz w:val="20"/>
+                <w:szCs w:val="20"/>
+              </w:rPr>
+              <w:t>Finished 10/7</w:t>
+            </w:r>
+          </w:p>
+        </w:tc>
+      </w:tr>
+      <w:tr>
+        <w:trPr>
+          <w:trHeight w:val="272"/>
+        </w:trPr>
+        <w:tc>
+          <w:tcPr>
+            <w:tcW w:w="497" w:type="dxa"/>
+          </w:tcPr>
+          <w:p>
+            <w:pPr>
+              <w:rPr>
+                <w:sz w:val="20"/>
+                <w:szCs w:val="20"/>
+              </w:rPr>
+            </w:pPr>
+            <w:r>
+              <w:rPr>
+                <w:sz w:val="20"/>
+                <w:szCs w:val="20"/>
+              </w:rPr>
+              <w:t>6</w:t>
+            </w:r>
+          </w:p>
+        </w:tc>
+        <w:tc>
+          <w:tcPr>
+            <w:tcW w:w="2452" w:type="dxa"/>
+          </w:tcPr>
+          <w:p>
+            <w:pPr>
+              <w:rPr>
+                <w:sz w:val="20"/>
+                <w:szCs w:val="20"/>
+              </w:rPr>
+            </w:pPr>
+            <w:r>
+              <w:rPr>
+                <w:sz w:val="20"/>
+                <w:szCs w:val="20"/>
+              </w:rPr>
+              <w:t xml:space="preserve">Tanzania </w:t>
+            </w:r>
+          </w:p>
+        </w:tc>
+        <w:tc>
+          <w:tcPr>
+            <w:tcW w:w="2000" w:type="dxa"/>
+          </w:tcPr>
+          <w:p>
+            <w:pPr>
+              <w:rPr>
+                <w:sz w:val="20"/>
+                <w:szCs w:val="20"/>
+              </w:rPr>
+            </w:pPr>
+            <w:r>
+              <w:rPr>
+                <w:sz w:val="20"/>
+                <w:szCs w:val="20"/>
+              </w:rPr>
+              <w:t>Finished 8/19</w:t>
+            </w:r>
+          </w:p>
+        </w:tc>
+        <w:tc>
+          <w:tcPr>
+            <w:tcW w:w="2000" w:type="dxa"/>
+          </w:tcPr>
+          <w:p>
+            <w:pPr>
+              <w:rPr>
+                <w:sz w:val="20"/>
+                <w:szCs w:val="20"/>
+              </w:rPr>
+            </w:pPr>
+            <w:r>
+              <w:rPr>
+                <w:sz w:val="20"/>
+                <w:szCs w:val="20"/>
+              </w:rPr>
+              <w:t>Finished 9/2</w:t>
+            </w:r>
+          </w:p>
+        </w:tc>
+        <w:tc>
+          <w:tcPr>
+            <w:tcW w:w="2000" w:type="dxa"/>
+          </w:tcPr>
+          <w:p>
+            <w:pPr>
+              <w:rPr>
+                <w:sz w:val="20"/>
+                <w:szCs w:val="20"/>
+              </w:rPr>
+            </w:pPr>
+            <w:r>
+              <w:rPr>
+                <w:sz w:val="20"/>
+                <w:szCs w:val="20"/>
+              </w:rPr>
+              <w:t>Finished 9/21</w:t>
+            </w:r>
+          </w:p>
+        </w:tc>
+        <w:tc>
+          <w:tcPr>
+            <w:tcW w:w="2000" w:type="dxa"/>
+          </w:tcPr>
+          <w:p>
+            <w:pPr>
+              <w:rPr>
+                <w:sz w:val="20"/>
+                <w:szCs w:val="20"/>
+              </w:rPr>
+            </w:pPr>
+            <w:r>
+              <w:rPr>
+                <w:sz w:val="20"/>
+                <w:szCs w:val="20"/>
+              </w:rPr>
+              <w:t>Finished 9/28</w:t>
+            </w:r>
+          </w:p>
+        </w:tc>
+        <w:tc>
+          <w:tcPr>
+            <w:tcW w:w="2001" w:type="dxa"/>
+          </w:tcPr>
+          <w:p>
+            <w:pPr>
+              <w:rPr>
+                <w:sz w:val="20"/>
+                <w:szCs w:val="20"/>
+              </w:rPr>
+            </w:pPr>
+          </w:p>
+        </w:tc>
+      </w:tr>
+      <w:tr>
+        <w:trPr>
+          <w:trHeight w:val="272"/>
+        </w:trPr>
+        <w:tc>
+          <w:tcPr>
+            <w:tcW w:w="497" w:type="dxa"/>
+          </w:tcPr>
+          <w:p>
+            <w:pPr>
+              <w:rPr>
+                <w:sz w:val="20"/>
+                <w:szCs w:val="20"/>
+              </w:rPr>
+            </w:pPr>
+            <w:r>
+              <w:rPr>
+                <w:sz w:val="20"/>
+                <w:szCs w:val="20"/>
+              </w:rPr>
+              <w:t>7</w:t>
+            </w:r>
+          </w:p>
+        </w:tc>
+        <w:tc>
+          <w:tcPr>
+            <w:tcW w:w="2452" w:type="dxa"/>
+          </w:tcPr>
+          <w:p>
+            <w:pPr>
+              <w:rPr>
+                <w:sz w:val="20"/>
+                <w:szCs w:val="20"/>
+              </w:rPr>
+            </w:pPr>
+            <w:r>
+              <w:rPr>
+                <w:sz w:val="20"/>
+                <w:szCs w:val="20"/>
+              </w:rPr>
+              <w:t xml:space="preserve">Uganda </w:t>
+            </w:r>
+          </w:p>
+        </w:tc>
+        <w:tc>
+          <w:tcPr>
+            <w:tcW w:w="2000" w:type="dxa"/>
+          </w:tcPr>
+          <w:p>
+            <w:pPr>
+              <w:rPr>
+                <w:sz w:val="20"/>
+                <w:szCs w:val="20"/>
+              </w:rPr>
+            </w:pPr>
+            <w:r>
+              <w:rPr>
+                <w:sz w:val="20"/>
+                <w:szCs w:val="20"/>
+              </w:rPr>
+              <w:t>Finished 8/19</w:t>
+            </w:r>
+          </w:p>
+        </w:tc>
+        <w:tc>
+          <w:tcPr>
+            <w:tcW w:w="2000" w:type="dxa"/>
+          </w:tcPr>
+          <w:p>
+            <w:pPr>
+              <w:rPr>
+                <w:sz w:val="20"/>
+                <w:szCs w:val="20"/>
+              </w:rPr>
+            </w:pPr>
+            <w:r>
+              <w:rPr>
+                <w:sz w:val="20"/>
+                <w:szCs w:val="20"/>
+              </w:rPr>
+              <w:t>Finished 9/2</w:t>
+            </w:r>
+          </w:p>
+        </w:tc>
+        <w:tc>
+          <w:tcPr>
+            <w:tcW w:w="2000" w:type="dxa"/>
+          </w:tcPr>
+          <w:p>
+            <w:pPr>
+              <w:rPr>
+                <w:sz w:val="20"/>
+                <w:szCs w:val="20"/>
+              </w:rPr>
+            </w:pPr>
+            <w:r>
+              <w:rPr>
+                <w:sz w:val="20"/>
+                <w:szCs w:val="20"/>
+              </w:rPr>
+              <w:t>F</w:t>
+            </w:r>
+            <w:r>
+              <w:rPr>
+                <w:sz w:val="20"/>
+                <w:szCs w:val="20"/>
+              </w:rPr>
+              <w:t>inished</w:t>
+            </w:r>
+            <w:r>
+              <w:rPr>
+                <w:sz w:val="20"/>
+                <w:szCs w:val="20"/>
+              </w:rPr>
+              <w:t xml:space="preserve"> 9</w:t>
+            </w:r>
+            <w:r>
+              <w:rPr>
+                <w:sz w:val="20"/>
+                <w:szCs w:val="20"/>
+              </w:rPr>
+              <w:t>/15</w:t>
+            </w:r>
+          </w:p>
+        </w:tc>
+        <w:tc>
+          <w:tcPr>
+            <w:tcW w:w="2000" w:type="dxa"/>
+          </w:tcPr>
+          <w:p>
+            <w:pPr>
+              <w:rPr>
+                <w:sz w:val="20"/>
+                <w:szCs w:val="20"/>
+              </w:rPr>
+            </w:pPr>
+            <w:r>
+              <w:rPr>
+                <w:sz w:val="20"/>
+                <w:szCs w:val="20"/>
+              </w:rPr>
+              <w:t>Finished 9/26</w:t>
+            </w:r>
+          </w:p>
+        </w:tc>
+        <w:tc>
+          <w:tcPr>
+            <w:tcW w:w="2001" w:type="dxa"/>
+          </w:tcPr>
+          <w:p>
+            <w:pPr>
+              <w:rPr>
+                <w:sz w:val="20"/>
+                <w:szCs w:val="20"/>
+              </w:rPr>
+            </w:pPr>
+          </w:p>
+        </w:tc>
+      </w:tr>
+      <w:tr>
+        <w:trPr>
+          <w:trHeight w:val="272"/>
+        </w:trPr>
+        <w:tc>
+          <w:tcPr>
+            <w:tcW w:w="497" w:type="dxa"/>
+          </w:tcPr>
+          <w:p>
+            <w:pPr>
+              <w:rPr>
+                <w:sz w:val="20"/>
+                <w:szCs w:val="20"/>
+              </w:rPr>
+            </w:pPr>
+            <w:r>
+              <w:rPr>
+                <w:sz w:val="20"/>
+                <w:szCs w:val="20"/>
+              </w:rPr>
+              <w:t>8</w:t>
+            </w:r>
+          </w:p>
+        </w:tc>
+        <w:tc>
+          <w:tcPr>
+            <w:tcW w:w="2452" w:type="dxa"/>
+          </w:tcPr>
+          <w:p>
+            <w:pPr>
+              <w:rPr>
+                <w:sz w:val="20"/>
+                <w:szCs w:val="20"/>
+              </w:rPr>
+            </w:pPr>
+            <w:r>
+              <w:rPr>
+                <w:sz w:val="20"/>
+                <w:szCs w:val="20"/>
+              </w:rPr>
+              <w:t xml:space="preserve">Zambia </w:t>
+            </w:r>
+          </w:p>
+        </w:tc>
+        <w:tc>
+          <w:tcPr>
+            <w:tcW w:w="2000" w:type="dxa"/>
+          </w:tcPr>
+          <w:p>
+            <w:pPr>
+              <w:rPr>
+                <w:sz w:val="20"/>
+                <w:szCs w:val="20"/>
+              </w:rPr>
+            </w:pPr>
+            <w:r>
+              <w:rPr>
+                <w:sz w:val="20"/>
+                <w:szCs w:val="20"/>
+              </w:rPr>
+              <w:t>Finished 8/</w:t>
+            </w:r>
+            <w:r>
+              <w:rPr>
+                <w:sz w:val="20"/>
+                <w:szCs w:val="20"/>
+              </w:rPr>
+              <w:t>24</w:t>
+            </w:r>
+          </w:p>
+        </w:tc>
+        <w:tc>
+          <w:tcPr>
+            <w:tcW w:w="2000" w:type="dxa"/>
+          </w:tcPr>
+          <w:p>
+            <w:pPr>
+              <w:rPr>
+                <w:sz w:val="20"/>
+                <w:szCs w:val="20"/>
+              </w:rPr>
+            </w:pPr>
+            <w:r>
+              <w:rPr>
+                <w:sz w:val="20"/>
+                <w:szCs w:val="20"/>
+              </w:rPr>
+              <w:t>Finished 9/</w:t>
+            </w:r>
+            <w:r>
+              <w:rPr>
+                <w:sz w:val="20"/>
+                <w:szCs w:val="20"/>
+              </w:rPr>
+              <w:t>6</w:t>
+            </w:r>
+          </w:p>
+        </w:tc>
+        <w:tc>
+          <w:tcPr>
+            <w:tcW w:w="2000" w:type="dxa"/>
+          </w:tcPr>
+          <w:p>
+            <w:pPr>
+              <w:rPr>
+                <w:sz w:val="20"/>
+                <w:szCs w:val="20"/>
+              </w:rPr>
+            </w:pPr>
+            <w:r>
+              <w:rPr>
+                <w:sz w:val="20"/>
+                <w:szCs w:val="20"/>
+              </w:rPr>
+              <w:t>F</w:t>
+            </w:r>
+            <w:r>
+              <w:rPr>
+                <w:sz w:val="20"/>
+                <w:szCs w:val="20"/>
+              </w:rPr>
+              <w:t>inished</w:t>
+            </w:r>
+            <w:r>
+              <w:rPr>
+                <w:sz w:val="20"/>
+                <w:szCs w:val="20"/>
+              </w:rPr>
+              <w:t xml:space="preserve"> 9/</w:t>
+            </w:r>
+            <w:r>
+              <w:rPr>
+                <w:sz w:val="20"/>
+                <w:szCs w:val="20"/>
+              </w:rPr>
+              <w:t>15</w:t>
+            </w:r>
+          </w:p>
+        </w:tc>
+        <w:tc>
+          <w:tcPr>
+            <w:tcW w:w="2000" w:type="dxa"/>
+          </w:tcPr>
+          <w:p>
+            <w:pPr>
+              <w:rPr>
+                <w:sz w:val="20"/>
+                <w:szCs w:val="20"/>
+              </w:rPr>
+            </w:pPr>
+            <w:r>
+              <w:rPr>
+                <w:sz w:val="20"/>
+                <w:szCs w:val="20"/>
+              </w:rPr>
+              <w:t>Finished 9/26</w:t>
+            </w:r>
+          </w:p>
+        </w:tc>
+        <w:tc>
+          <w:tcPr>
+            <w:tcW w:w="2001" w:type="dxa"/>
+          </w:tcPr>
+          <w:p>
+            <w:pPr>
+              <w:rPr>
+                <w:sz w:val="20"/>
+                <w:szCs w:val="20"/>
+              </w:rPr>
+            </w:pPr>
+          </w:p>
+        </w:tc>
+      </w:tr>
+      <w:tr>
+        <w:trPr>
+          <w:trHeight w:val="272"/>
+        </w:trPr>
+        <w:tc>
+          <w:tcPr>
+            <w:tcW w:w="497" w:type="dxa"/>
+          </w:tcPr>
+          <w:p>
+            <w:pPr>
+              <w:rPr>
+                <w:sz w:val="20"/>
+                <w:szCs w:val="20"/>
+              </w:rPr>
+            </w:pPr>
+            <w:r>
+              <w:rPr>
+                <w:sz w:val="20"/>
+                <w:szCs w:val="20"/>
+              </w:rPr>
+              <w:t>9</w:t>
+            </w:r>
+          </w:p>
+        </w:tc>
+        <w:tc>
+          <w:tcPr>
+            <w:tcW w:w="2452" w:type="dxa"/>
+          </w:tcPr>
+          <w:p>
+            <w:pPr>
+              <w:rPr>
+                <w:sz w:val="20"/>
+                <w:szCs w:val="20"/>
+              </w:rPr>
+            </w:pPr>
+            <w:r>
+              <w:rPr>
+                <w:sz w:val="20"/>
+                <w:szCs w:val="20"/>
+              </w:rPr>
+              <w:t>Zimbabwe</w:t>
+            </w:r>
+          </w:p>
+        </w:tc>
+        <w:tc>
+          <w:tcPr>
+            <w:tcW w:w="2000" w:type="dxa"/>
+          </w:tcPr>
+          <w:p>
+            <w:pPr>
+              <w:rPr>
+                <w:sz w:val="20"/>
+                <w:szCs w:val="20"/>
+              </w:rPr>
+            </w:pPr>
+            <w:r>
+              <w:rPr>
+                <w:sz w:val="20"/>
+                <w:szCs w:val="20"/>
+              </w:rPr>
+              <w:t>Finished 8/19</w:t>
+            </w:r>
+          </w:p>
+        </w:tc>
+        <w:tc>
+          <w:tcPr>
+            <w:tcW w:w="2000" w:type="dxa"/>
+          </w:tcPr>
+          <w:p>
+            <w:pPr>
+              <w:rPr>
+                <w:sz w:val="20"/>
+                <w:szCs w:val="20"/>
+              </w:rPr>
+            </w:pPr>
+            <w:r>
+              <w:rPr>
+                <w:sz w:val="20"/>
+                <w:szCs w:val="20"/>
+              </w:rPr>
+              <w:t>Finished 9/</w:t>
+            </w:r>
+            <w:r>
+              <w:rPr>
+                <w:sz w:val="20"/>
+                <w:szCs w:val="20"/>
+              </w:rPr>
+              <w:t>6</w:t>
+            </w:r>
+          </w:p>
+        </w:tc>
+        <w:tc>
+          <w:tcPr>
+            <w:tcW w:w="2000" w:type="dxa"/>
+          </w:tcPr>
+          <w:p>
+            <w:pPr>
+              <w:rPr>
+                <w:b/>
+                <w:bCs/>
+                <w:sz w:val="20"/>
+                <w:szCs w:val="20"/>
+              </w:rPr>
+            </w:pPr>
+            <w:r>
+              <w:rPr>
+                <w:sz w:val="20"/>
+                <w:szCs w:val="20"/>
+              </w:rPr>
+              <w:t>Finished 9/1</w:t>
+            </w:r>
+            <w:r>
+              <w:rPr>
+                <w:sz w:val="20"/>
+                <w:szCs w:val="20"/>
+              </w:rPr>
+              <w:t>6</w:t>
+            </w:r>
+          </w:p>
+        </w:tc>
+        <w:tc>
+          <w:tcPr>
+            <w:tcW w:w="2000" w:type="dxa"/>
+          </w:tcPr>
+          <w:p>
+            <w:pPr>
+              <w:rPr>
+                <w:sz w:val="20"/>
+                <w:szCs w:val="20"/>
+              </w:rPr>
+            </w:pPr>
+            <w:r>
+              <w:rPr>
+                <w:sz w:val="20"/>
+                <w:szCs w:val="20"/>
+              </w:rPr>
+              <w:t>Finished 10/3</w:t>
+            </w:r>
+          </w:p>
+        </w:tc>
+        <w:tc>
+          <w:tcPr>
+            <w:tcW w:w="2001" w:type="dxa"/>
+          </w:tcPr>
+          <w:p>
+            <w:pPr>
+              <w:rPr>
+                <w:sz w:val="20"/>
+                <w:szCs w:val="20"/>
+              </w:rPr>
+            </w:pPr>
+          </w:p>
+        </w:tc>
+      </w:tr>
+      <w:tr>
+        <w:trPr>
+          <w:trHeight w:val="272"/>
+        </w:trPr>
+        <w:tc>
+          <w:tcPr>
+            <w:tcW w:w="497" w:type="dxa"/>
+          </w:tcPr>
+          <w:p>
+            <w:pPr>
+              <w:rPr>
+                <w:sz w:val="20"/>
+                <w:szCs w:val="20"/>
+              </w:rPr>
+            </w:pPr>
+            <w:r>
+              <w:rPr>
+                <w:sz w:val="20"/>
+                <w:szCs w:val="20"/>
+              </w:rPr>
+              <w:t>10</w:t>
+            </w:r>
+          </w:p>
+        </w:tc>
+        <w:tc>
+          <w:tcPr>
+            <w:tcW w:w="2452" w:type="dxa"/>
+          </w:tcPr>
+          <w:p>
+            <w:pPr>
+              <w:rPr>
+                <w:sz w:val="20"/>
+                <w:szCs w:val="20"/>
+              </w:rPr>
+            </w:pPr>
+            <w:r>
+              <w:rPr>
+                <w:sz w:val="20"/>
+                <w:szCs w:val="20"/>
+              </w:rPr>
+              <w:t>UNAIDS remainder</w:t>
+            </w:r>
+          </w:p>
+        </w:tc>
+        <w:tc>
+          <w:tcPr>
+            <w:tcW w:w="2000" w:type="dxa"/>
+          </w:tcPr>
+          <w:p>
+            <w:pPr>
+              <w:rPr>
+                <w:sz w:val="20"/>
+                <w:szCs w:val="20"/>
+              </w:rPr>
+            </w:pPr>
+            <w:r>
+              <w:rPr>
+                <w:sz w:val="20"/>
+                <w:szCs w:val="20"/>
+              </w:rPr>
+              <w:t>Finished 8/19</w:t>
+            </w:r>
+          </w:p>
+        </w:tc>
+        <w:tc>
+          <w:tcPr>
+            <w:tcW w:w="2000" w:type="dxa"/>
+          </w:tcPr>
+          <w:p>
+            <w:pPr>
+              <w:rPr>
+                <w:sz w:val="20"/>
+                <w:szCs w:val="20"/>
+              </w:rPr>
+            </w:pPr>
+            <w:r>
+              <w:rPr>
+                <w:sz w:val="20"/>
+                <w:szCs w:val="20"/>
+              </w:rPr>
+              <w:t xml:space="preserve">Finished </w:t>
+            </w:r>
+            <w:r>
+              <w:rPr>
+                <w:sz w:val="20"/>
+                <w:szCs w:val="20"/>
+              </w:rPr>
+              <w:t>8/31</w:t>
+            </w:r>
+          </w:p>
+        </w:tc>
+        <w:tc>
+          <w:tcPr>
+            <w:tcW w:w="2000" w:type="dxa"/>
+          </w:tcPr>
+          <w:p>
+            <w:pPr>
+              <w:rPr>
+                <w:sz w:val="20"/>
+                <w:szCs w:val="20"/>
+              </w:rPr>
+            </w:pPr>
+            <w:r>
+              <w:rPr>
+                <w:sz w:val="20"/>
+                <w:szCs w:val="20"/>
+              </w:rPr>
+              <w:t>F</w:t>
+            </w:r>
+            <w:r>
+              <w:rPr>
+                <w:sz w:val="20"/>
+                <w:szCs w:val="20"/>
+              </w:rPr>
+              <w:t>inished 9/14</w:t>
+            </w:r>
+          </w:p>
+        </w:tc>
+        <w:tc>
+          <w:tcPr>
+            <w:tcW w:w="2000" w:type="dxa"/>
+          </w:tcPr>
+          <w:p>
+            <w:pPr>
+              <w:rPr>
+                <w:sz w:val="20"/>
+                <w:szCs w:val="20"/>
+              </w:rPr>
+            </w:pPr>
+          </w:p>
+        </w:tc>
+        <w:tc>
+          <w:tcPr>
+            <w:tcW w:w="2001" w:type="dxa"/>
+          </w:tcPr>
+          <w:p>
+            <w:pPr>
+              <w:rPr>
+                <w:sz w:val="20"/>
+                <w:szCs w:val="20"/>
+              </w:rPr>
+            </w:pPr>
+          </w:p>
+        </w:tc>
+      </w:tr>
+      <w:tr>
+        <w:trPr>
+          <w:trHeight w:val="272"/>
+        </w:trPr>
+        <w:tc>
+          <w:tcPr>
+            <w:tcW w:w="497" w:type="dxa"/>
+          </w:tcPr>
+          <w:p>
+            <w:pPr>
+              <w:rPr>
+                <w:sz w:val="20"/>
+                <w:szCs w:val="20"/>
+              </w:rPr>
+            </w:pPr>
+            <w:r>
+              <w:rPr>
+                <w:sz w:val="20"/>
+                <w:szCs w:val="20"/>
+              </w:rPr>
+              <w:t>11</w:t>
+            </w:r>
+          </w:p>
+        </w:tc>
+        <w:tc>
+          <w:tcPr>
+            <w:tcW w:w="2452" w:type="dxa"/>
+          </w:tcPr>
+          <w:p>
+            <w:pPr>
+              <w:rPr>
+                <w:sz w:val="20"/>
+                <w:szCs w:val="20"/>
+              </w:rPr>
+            </w:pPr>
+            <w:r>
+              <w:rPr>
+                <w:sz w:val="20"/>
+                <w:szCs w:val="20"/>
+              </w:rPr>
+              <w:t>Non-UNAIDS remainder</w:t>
+            </w:r>
+          </w:p>
+        </w:tc>
+        <w:tc>
+          <w:tcPr>
+            <w:tcW w:w="2000" w:type="dxa"/>
+          </w:tcPr>
+          <w:p>
+            <w:pPr>
+              <w:rPr>
+                <w:sz w:val="20"/>
+                <w:szCs w:val="20"/>
+              </w:rPr>
+            </w:pPr>
+            <w:r>
+              <w:rPr>
+                <w:sz w:val="20"/>
+                <w:szCs w:val="20"/>
+              </w:rPr>
+              <w:t>Finished 8/19</w:t>
+            </w:r>
+          </w:p>
+        </w:tc>
+        <w:tc>
+          <w:tcPr>
+            <w:tcW w:w="2000" w:type="dxa"/>
+          </w:tcPr>
+          <w:p>
+            <w:pPr>
+              <w:rPr>
+                <w:sz w:val="20"/>
+                <w:szCs w:val="20"/>
+              </w:rPr>
+            </w:pPr>
+            <w:r>
+              <w:rPr>
+                <w:sz w:val="20"/>
+                <w:szCs w:val="20"/>
+              </w:rPr>
+              <w:t>Finished 8/31</w:t>
+            </w:r>
+          </w:p>
+        </w:tc>
+        <w:tc>
+          <w:tcPr>
+            <w:tcW w:w="2000" w:type="dxa"/>
+          </w:tcPr>
+          <w:p>
+            <w:pPr>
+              <w:rPr>
+                <w:sz w:val="20"/>
+                <w:szCs w:val="20"/>
+              </w:rPr>
+            </w:pPr>
+            <w:r>
+              <w:rPr>
+                <w:sz w:val="20"/>
+                <w:szCs w:val="20"/>
+              </w:rPr>
+              <w:t>Finished 9/1</w:t>
+            </w:r>
+            <w:r>
+              <w:rPr>
+                <w:sz w:val="20"/>
+                <w:szCs w:val="20"/>
+              </w:rPr>
+              <w:t>3</w:t>
+            </w:r>
+          </w:p>
+        </w:tc>
+        <w:tc>
+          <w:tcPr>
+            <w:tcW w:w="2000" w:type="dxa"/>
+          </w:tcPr>
+          <w:p>
+            <w:pPr>
+              <w:rPr>
+                <w:sz w:val="20"/>
+                <w:szCs w:val="20"/>
+              </w:rPr>
+            </w:pPr>
+          </w:p>
+        </w:tc>
+        <w:tc>
+          <w:tcPr>
+            <w:tcW w:w="2001" w:type="dxa"/>
+          </w:tcPr>
+          <w:p>
+            <w:pPr>
+              <w:rPr>
+                <w:sz w:val="20"/>
+                <w:szCs w:val="20"/>
+              </w:rPr>
+            </w:pPr>
+          </w:p>
+        </w:tc>
+      </w:tr>
+      <w:tr>
+        <w:trPr>
+          <w:trHeight w:val="272"/>
+        </w:trPr>
+        <w:tc>
+          <w:tcPr>
+            <w:tcW w:w="497" w:type="dxa"/>
+          </w:tcPr>
+          <w:p>
+            <w:pPr>
+              <w:rPr>
+                <w:sz w:val="20"/>
+                <w:szCs w:val="20"/>
+              </w:rPr>
+            </w:pPr>
+            <w:r>
+              <w:rPr>
+                <w:sz w:val="20"/>
+                <w:szCs w:val="20"/>
+              </w:rPr>
+              <w:t>12</w:t>
+            </w:r>
+          </w:p>
+        </w:tc>
+        <w:tc>
+          <w:tcPr>
+            <w:tcW w:w="2452" w:type="dxa"/>
+          </w:tcPr>
+          <w:p>
+            <w:pPr>
+              <w:rPr>
+                <w:sz w:val="20"/>
+                <w:szCs w:val="20"/>
+              </w:rPr>
+            </w:pPr>
+            <w:r>
+              <w:rPr>
+                <w:sz w:val="20"/>
+                <w:szCs w:val="20"/>
+              </w:rPr>
+              <w:t>R1 low</w:t>
+            </w:r>
+          </w:p>
+        </w:tc>
+        <w:tc>
+          <w:tcPr>
+            <w:tcW w:w="2000" w:type="dxa"/>
+          </w:tcPr>
+          <w:p>
+            <w:pPr>
+              <w:rPr>
+                <w:sz w:val="20"/>
+                <w:szCs w:val="20"/>
+              </w:rPr>
+            </w:pPr>
+            <w:r>
+              <w:rPr>
+                <w:sz w:val="20"/>
+                <w:szCs w:val="20"/>
+              </w:rPr>
+              <w:t>Finished 8/19</w:t>
+            </w:r>
+          </w:p>
+        </w:tc>
+        <w:tc>
+          <w:tcPr>
+            <w:tcW w:w="2000" w:type="dxa"/>
+          </w:tcPr>
+          <w:p>
+            <w:pPr>
+              <w:rPr>
+                <w:sz w:val="20"/>
+                <w:szCs w:val="20"/>
+              </w:rPr>
+            </w:pPr>
+            <w:r>
+              <w:rPr>
+                <w:sz w:val="20"/>
+                <w:szCs w:val="20"/>
+              </w:rPr>
+              <w:t>Finished 8/31</w:t>
+            </w:r>
+          </w:p>
+        </w:tc>
+        <w:tc>
+          <w:tcPr>
+            <w:tcW w:w="2000" w:type="dxa"/>
+          </w:tcPr>
+          <w:p>
+            <w:pPr>
+              <w:rPr>
+                <w:sz w:val="20"/>
+                <w:szCs w:val="20"/>
+              </w:rPr>
+            </w:pPr>
+            <w:r>
+              <w:rPr>
+                <w:sz w:val="20"/>
+                <w:szCs w:val="20"/>
+              </w:rPr>
+              <w:t>Finished 9/14</w:t>
+            </w:r>
+          </w:p>
+        </w:tc>
+        <w:tc>
+          <w:tcPr>
+            <w:tcW w:w="2000" w:type="dxa"/>
+          </w:tcPr>
+          <w:p>
+            <w:pPr>
+              <w:rPr>
+                <w:sz w:val="20"/>
+                <w:szCs w:val="20"/>
+              </w:rPr>
+            </w:pPr>
+          </w:p>
+        </w:tc>
+        <w:tc>
+          <w:tcPr>
+            <w:tcW w:w="2001" w:type="dxa"/>
+          </w:tcPr>
+          <w:p>
+            <w:pPr>
+              <w:rPr>
+                <w:sz w:val="20"/>
+                <w:szCs w:val="20"/>
+              </w:rPr>
+            </w:pPr>
+          </w:p>
+        </w:tc>
+      </w:tr>
+      <w:tr>
+        <w:trPr>
+          <w:trHeight w:val="272"/>
+        </w:trPr>
+        <w:tc>
+          <w:tcPr>
+            <w:tcW w:w="497" w:type="dxa"/>
+          </w:tcPr>
+          <w:p>
+            <w:pPr>
+              <w:rPr>
+                <w:sz w:val="20"/>
+                <w:szCs w:val="20"/>
+              </w:rPr>
+            </w:pPr>
+            <w:r>
+              <w:rPr>
+                <w:sz w:val="20"/>
+                <w:szCs w:val="20"/>
+              </w:rPr>
+              <w:t>13</w:t>
+            </w:r>
+          </w:p>
+        </w:tc>
+        <w:tc>
+          <w:tcPr>
+            <w:tcW w:w="2452" w:type="dxa"/>
+          </w:tcPr>
+          <w:p>
+            <w:pPr>
+              <w:rPr>
+                <w:sz w:val="20"/>
+                <w:szCs w:val="20"/>
+              </w:rPr>
+            </w:pPr>
+            <w:r>
+              <w:rPr>
+                <w:sz w:val="20"/>
+                <w:szCs w:val="20"/>
+              </w:rPr>
+              <w:t>R1 lower middle</w:t>
+            </w:r>
+          </w:p>
+        </w:tc>
+        <w:tc>
+          <w:tcPr>
+            <w:tcW w:w="2000" w:type="dxa"/>
+          </w:tcPr>
+          <w:p>
+            <w:pPr>
+              <w:rPr>
+                <w:sz w:val="20"/>
+                <w:szCs w:val="20"/>
+              </w:rPr>
+            </w:pPr>
+            <w:r>
+              <w:rPr>
+                <w:sz w:val="20"/>
+                <w:szCs w:val="20"/>
+              </w:rPr>
+              <w:t>Finished 8/19</w:t>
+            </w:r>
+          </w:p>
+        </w:tc>
+        <w:tc>
+          <w:tcPr>
+            <w:tcW w:w="2000" w:type="dxa"/>
+          </w:tcPr>
+          <w:p>
+            <w:pPr>
+              <w:rPr>
+                <w:sz w:val="20"/>
+                <w:szCs w:val="20"/>
+              </w:rPr>
+            </w:pPr>
+            <w:r>
+              <w:rPr>
+                <w:sz w:val="20"/>
+                <w:szCs w:val="20"/>
+              </w:rPr>
+              <w:t>Finished 8/31</w:t>
+            </w:r>
+          </w:p>
+        </w:tc>
+        <w:tc>
+          <w:tcPr>
+            <w:tcW w:w="2000" w:type="dxa"/>
+          </w:tcPr>
+          <w:p>
+            <w:pPr>
+              <w:rPr>
+                <w:sz w:val="20"/>
+                <w:szCs w:val="20"/>
+              </w:rPr>
+            </w:pPr>
+            <w:r>
+              <w:rPr>
+                <w:sz w:val="20"/>
+                <w:szCs w:val="20"/>
+              </w:rPr>
+              <w:t>Finished 9/14</w:t>
+            </w:r>
+          </w:p>
+        </w:tc>
+        <w:tc>
+          <w:tcPr>
+            <w:tcW w:w="2000" w:type="dxa"/>
+          </w:tcPr>
+          <w:p>
+            <w:pPr>
+              <w:rPr>
+                <w:sz w:val="20"/>
+                <w:szCs w:val="20"/>
+              </w:rPr>
+            </w:pPr>
+          </w:p>
+        </w:tc>
+        <w:tc>
+          <w:tcPr>
+            <w:tcW w:w="2001" w:type="dxa"/>
+          </w:tcPr>
+          <w:p>
+            <w:pPr>
+              <w:rPr>
+                <w:sz w:val="20"/>
+                <w:szCs w:val="20"/>
+              </w:rPr>
+            </w:pPr>
+          </w:p>
+        </w:tc>
+      </w:tr>
+      <w:tr>
+        <w:trPr>
+          <w:trHeight w:val="272"/>
+        </w:trPr>
+        <w:tc>
+          <w:tcPr>
+            <w:tcW w:w="497" w:type="dxa"/>
+          </w:tcPr>
+          <w:p>
+            <w:pPr>
+              <w:rPr>
+                <w:sz w:val="20"/>
+                <w:szCs w:val="20"/>
+              </w:rPr>
+            </w:pPr>
+            <w:r>
+              <w:rPr>
+                <w:sz w:val="20"/>
+                <w:szCs w:val="20"/>
+              </w:rPr>
+              <w:t>14</w:t>
+            </w:r>
+          </w:p>
+        </w:tc>
+        <w:tc>
+          <w:tcPr>
+            <w:tcW w:w="2452" w:type="dxa"/>
+          </w:tcPr>
+          <w:p>
+            <w:pPr>
+              <w:rPr>
+                <w:sz w:val="20"/>
+                <w:szCs w:val="20"/>
+              </w:rPr>
+            </w:pPr>
+            <w:r>
+              <w:rPr>
+                <w:sz w:val="20"/>
+                <w:szCs w:val="20"/>
+              </w:rPr>
+              <w:t>R1 upper middle</w:t>
+            </w:r>
+          </w:p>
+        </w:tc>
+        <w:tc>
+          <w:tcPr>
+            <w:tcW w:w="2000" w:type="dxa"/>
+          </w:tcPr>
+          <w:p>
+            <w:pPr>
+              <w:rPr>
+                <w:sz w:val="20"/>
+                <w:szCs w:val="20"/>
+              </w:rPr>
+            </w:pPr>
+            <w:r>
+              <w:rPr>
+                <w:sz w:val="20"/>
+                <w:szCs w:val="20"/>
+              </w:rPr>
+              <w:t>Finished 8/19</w:t>
+            </w:r>
+          </w:p>
+        </w:tc>
+        <w:tc>
+          <w:tcPr>
+            <w:tcW w:w="2000" w:type="dxa"/>
+          </w:tcPr>
+          <w:p>
+            <w:pPr>
+              <w:rPr>
+                <w:sz w:val="20"/>
+                <w:szCs w:val="20"/>
+              </w:rPr>
+            </w:pPr>
+            <w:r>
+              <w:rPr>
+                <w:sz w:val="20"/>
+                <w:szCs w:val="20"/>
+              </w:rPr>
+              <w:t>Finished 8/31</w:t>
+            </w:r>
+          </w:p>
+        </w:tc>
+        <w:tc>
+          <w:tcPr>
+            <w:tcW w:w="2000" w:type="dxa"/>
+          </w:tcPr>
+          <w:p>
+            <w:pPr>
+              <w:rPr>
+                <w:sz w:val="20"/>
+                <w:szCs w:val="20"/>
+              </w:rPr>
+            </w:pPr>
+            <w:r>
+              <w:rPr>
+                <w:sz w:val="20"/>
+                <w:szCs w:val="20"/>
+              </w:rPr>
+              <w:t>Finished 9/14</w:t>
+            </w:r>
+          </w:p>
+        </w:tc>
+        <w:tc>
+          <w:tcPr>
+            <w:tcW w:w="2000" w:type="dxa"/>
+          </w:tcPr>
+          <w:p>
+            <w:pPr>
+              <w:rPr>
+                <w:sz w:val="20"/>
+                <w:szCs w:val="20"/>
+              </w:rPr>
+            </w:pPr>
+          </w:p>
+        </w:tc>
+        <w:tc>
+          <w:tcPr>
+            <w:tcW w:w="2001" w:type="dxa"/>
+          </w:tcPr>
+          <w:p>
+            <w:pPr>
+              <w:rPr>
+                <w:sz w:val="20"/>
+                <w:szCs w:val="20"/>
+              </w:rPr>
+            </w:pPr>
+          </w:p>
+        </w:tc>
+      </w:tr>
+      <w:tr>
+        <w:trPr>
+          <w:trHeight w:val="272"/>
+        </w:trPr>
+        <w:tc>
+          <w:tcPr>
+            <w:tcW w:w="497" w:type="dxa"/>
+          </w:tcPr>
+          <w:p>
+            <w:pPr>
+              <w:rPr>
+                <w:sz w:val="20"/>
+                <w:szCs w:val="20"/>
+              </w:rPr>
+            </w:pPr>
+            <w:r>
+              <w:rPr>
+                <w:sz w:val="20"/>
+                <w:szCs w:val="20"/>
+              </w:rPr>
+              <w:t>15</w:t>
+            </w:r>
+          </w:p>
+        </w:tc>
+        <w:tc>
+          <w:tcPr>
+            <w:tcW w:w="2452" w:type="dxa"/>
+          </w:tcPr>
+          <w:p>
+            <w:pPr>
+              <w:rPr>
+                <w:sz w:val="20"/>
+                <w:szCs w:val="20"/>
+              </w:rPr>
+            </w:pPr>
+            <w:r>
+              <w:rPr>
+                <w:sz w:val="20"/>
+                <w:szCs w:val="20"/>
+              </w:rPr>
+              <w:t xml:space="preserve">R1 high </w:t>
+            </w:r>
+          </w:p>
+        </w:tc>
+        <w:tc>
+          <w:tcPr>
+            <w:tcW w:w="2000" w:type="dxa"/>
+          </w:tcPr>
+          <w:p>
+            <w:pPr>
+              <w:rPr>
+                <w:sz w:val="20"/>
+                <w:szCs w:val="20"/>
+              </w:rPr>
+            </w:pPr>
+            <w:r>
+              <w:rPr>
+                <w:sz w:val="20"/>
+                <w:szCs w:val="20"/>
+              </w:rPr>
+              <w:t>Finished 8/19</w:t>
+            </w:r>
+          </w:p>
+        </w:tc>
+        <w:tc>
+          <w:tcPr>
+            <w:tcW w:w="2000" w:type="dxa"/>
+          </w:tcPr>
+          <w:p>
+            <w:pPr>
+              <w:rPr>
+                <w:sz w:val="20"/>
+                <w:szCs w:val="20"/>
+              </w:rPr>
+            </w:pPr>
+            <w:r>
+              <w:rPr>
+                <w:sz w:val="20"/>
+                <w:szCs w:val="20"/>
+              </w:rPr>
+              <w:t xml:space="preserve">Finished </w:t>
+            </w:r>
+            <w:r>
+              <w:rPr>
+                <w:sz w:val="20"/>
+                <w:szCs w:val="20"/>
+              </w:rPr>
+              <w:t>9/1</w:t>
+            </w:r>
+          </w:p>
+        </w:tc>
+        <w:tc>
+          <w:tcPr>
+            <w:tcW w:w="2000" w:type="dxa"/>
+          </w:tcPr>
+          <w:p>
+            <w:pPr>
+              <w:rPr>
+                <w:sz w:val="20"/>
+                <w:szCs w:val="20"/>
+              </w:rPr>
+            </w:pPr>
+            <w:r>
+              <w:rPr>
+                <w:sz w:val="20"/>
+                <w:szCs w:val="20"/>
+              </w:rPr>
+              <w:t>Finished 9/14</w:t>
+            </w:r>
+          </w:p>
+        </w:tc>
+        <w:tc>
+          <w:tcPr>
+            <w:tcW w:w="2000" w:type="dxa"/>
+          </w:tcPr>
+          <w:p>
+            <w:pPr>
+              <w:rPr>
+                <w:sz w:val="20"/>
+                <w:szCs w:val="20"/>
+              </w:rPr>
+            </w:pPr>
+          </w:p>
+        </w:tc>
+        <w:tc>
+          <w:tcPr>
+            <w:tcW w:w="2001" w:type="dxa"/>
+          </w:tcPr>
+          <w:p>
+            <w:pPr>
+              <w:rPr>
+                <w:sz w:val="20"/>
+                <w:szCs w:val="20"/>
+              </w:rPr>
+            </w:pPr>
+          </w:p>
+        </w:tc>
+      </w:tr>
+    </w:tbl>
+    <w:p>
+      <w:pPr>
+        <w:rPr>
+          <w:sz w:val="20"/>
+          <w:szCs w:val="20"/>
+        </w:rPr>
+      </w:pPr>
+    </w:p>
+    <w:p>
+      <w:pPr>
+        <w:rPr>
+          <w:sz w:val="20"/>
+          <w:szCs w:val="20"/>
+        </w:rPr>
+      </w:pPr>
+      <w:r>
+        <w:rPr>
+          <w:sz w:val="20"/>
+          <w:szCs w:val="20"/>
+        </w:rPr>
+        <w:br w:type="page"/>
       </w:r>
     </w:p>
     <w:p>
@@ -41,6 +2874,7 @@
           <w:sz w:val="20"/>
           <w:szCs w:val="20"/>
         </w:rPr>
+        <w:lastRenderedPageBreak/>
         <w:t>UPDATED 5/26</w:t>
       </w:r>
     </w:p>
@@ -425,6 +3259,13 @@
                 <w:szCs w:val="20"/>
               </w:rPr>
             </w:pPr>
+            <w:r>
+              <w:rPr>
+                <w:sz w:val="20"/>
+                <w:szCs w:val="20"/>
+              </w:rPr>
+              <w:t>Remainder models: 6/17</w:t>
+            </w:r>
           </w:p>
         </w:tc>
         <w:tc>
@@ -503,6 +3344,29 @@
               <w:t xml:space="preserve">5/29 starting values </w:t>
             </w:r>
           </w:p>
+          <w:p>
+            <w:pPr>
+              <w:rPr>
+                <w:sz w:val="20"/>
+                <w:szCs w:val="20"/>
+              </w:rPr>
+            </w:pPr>
+          </w:p>
+          <w:p>
+            <w:pPr>
+              <w:rPr>
+                <w:sz w:val="20"/>
+                <w:szCs w:val="20"/>
+              </w:rPr>
+            </w:pPr>
+            <w:r>
+              <w:rPr>
+                <w:sz w:val="20"/>
+                <w:szCs w:val="20"/>
+              </w:rPr>
+              <w:t>Remainder models: 6/17</w:t>
+            </w:r>
+          </w:p>
         </w:tc>
         <w:tc>
           <w:tcPr>
@@ -1706,21 +4570,7 @@
                 <w:sz w:val="20"/>
                 <w:szCs w:val="20"/>
               </w:rPr>
-              <w:t>DONE</w:t>
-            </w:r>
-            <w:r>
-              <w:rPr>
-                <w:sz w:val="20"/>
-                <w:szCs w:val="20"/>
-              </w:rPr>
-              <w:t xml:space="preserve"> 5/2</w:t>
-            </w:r>
-            <w:r>
-              <w:rPr>
-                <w:sz w:val="20"/>
-                <w:szCs w:val="20"/>
-              </w:rPr>
-              <w:t>8</w:t>
+              <w:t>DONE 6/17</w:t>
             </w:r>
           </w:p>
         </w:tc>
@@ -1740,7 +4590,7 @@
                 <w:sz w:val="20"/>
                 <w:szCs w:val="20"/>
               </w:rPr>
-              <w:t>DONE 5/30</w:t>
+              <w:t>Running 6/17</w:t>
             </w:r>
           </w:p>
         </w:tc>
@@ -1825,21 +4675,7 @@
                 <w:sz w:val="20"/>
                 <w:szCs w:val="20"/>
               </w:rPr>
-              <w:t>DONE</w:t>
-            </w:r>
-            <w:r>
-              <w:rPr>
-                <w:sz w:val="20"/>
-                <w:szCs w:val="20"/>
-              </w:rPr>
-              <w:t xml:space="preserve"> 5/2</w:t>
-            </w:r>
-            <w:r>
-              <w:rPr>
-                <w:sz w:val="20"/>
-                <w:szCs w:val="20"/>
-              </w:rPr>
-              <w:t>8</w:t>
+              <w:t>DONE 6/17</w:t>
             </w:r>
           </w:p>
         </w:tc>
@@ -1859,7 +4695,7 @@
                 <w:sz w:val="20"/>
                 <w:szCs w:val="20"/>
               </w:rPr>
-              <w:t xml:space="preserve">DONE 5/30 </w:t>
+              <w:t>Running 6/17</w:t>
             </w:r>
           </w:p>
         </w:tc>
@@ -1944,7 +4780,14 @@
                 <w:sz w:val="20"/>
                 <w:szCs w:val="20"/>
               </w:rPr>
-              <w:t xml:space="preserve">DONE 5/28 </w:t>
+              <w:t>DONE</w:t>
+            </w:r>
+            <w:r>
+              <w:rPr>
+                <w:sz w:val="20"/>
+                <w:szCs w:val="20"/>
+              </w:rPr>
+              <w:t xml:space="preserve"> 6/17</w:t>
             </w:r>
           </w:p>
         </w:tc>
@@ -1964,7 +4807,7 @@
                 <w:sz w:val="20"/>
                 <w:szCs w:val="20"/>
               </w:rPr>
-              <w:t>DONE 5/31</w:t>
+              <w:t>Running 6/17</w:t>
             </w:r>
           </w:p>
         </w:tc>
@@ -2056,14 +4899,7 @@
                 <w:sz w:val="20"/>
                 <w:szCs w:val="20"/>
               </w:rPr>
-              <w:t xml:space="preserve"> 5/2</w:t>
-            </w:r>
-            <w:r>
-              <w:rPr>
-                <w:sz w:val="20"/>
-                <w:szCs w:val="20"/>
-              </w:rPr>
-              <w:t>7</w:t>
+              <w:t xml:space="preserve"> 6/17</w:t>
             </w:r>
           </w:p>
         </w:tc>
@@ -2083,7 +4919,7 @@
                 <w:sz w:val="20"/>
                 <w:szCs w:val="20"/>
               </w:rPr>
-              <w:t>DONE 5/30</w:t>
+              <w:t>Running 6/17</w:t>
             </w:r>
           </w:p>
         </w:tc>
@@ -2168,21 +5004,7 @@
                 <w:sz w:val="20"/>
                 <w:szCs w:val="20"/>
               </w:rPr>
-              <w:t>DONE</w:t>
-            </w:r>
-            <w:r>
-              <w:rPr>
-                <w:sz w:val="20"/>
-                <w:szCs w:val="20"/>
-              </w:rPr>
-              <w:t xml:space="preserve"> 5/2</w:t>
-            </w:r>
-            <w:r>
-              <w:rPr>
-                <w:sz w:val="20"/>
-                <w:szCs w:val="20"/>
-              </w:rPr>
-              <w:t>8</w:t>
+              <w:t>DONE 6/17</w:t>
             </w:r>
           </w:p>
         </w:tc>
@@ -2202,7 +5024,7 @@
                 <w:sz w:val="20"/>
                 <w:szCs w:val="20"/>
               </w:rPr>
-              <w:t>DONE 5/30</w:t>
+              <w:t>Running 6/17</w:t>
             </w:r>
           </w:p>
         </w:tc>
@@ -2294,14 +5116,14 @@
                 <w:sz w:val="20"/>
                 <w:szCs w:val="20"/>
               </w:rPr>
-              <w:t xml:space="preserve"> 5/2</w:t>
-            </w:r>
-            <w:r>
-              <w:rPr>
-                <w:sz w:val="20"/>
-                <w:szCs w:val="20"/>
-              </w:rPr>
-              <w:t>8</w:t>
+              <w:t xml:space="preserve"> </w:t>
+            </w:r>
+            <w:r>
+              <w:rPr>
+                <w:sz w:val="20"/>
+                <w:szCs w:val="20"/>
+              </w:rPr>
+              <w:t xml:space="preserve">6/17 </w:t>
             </w:r>
           </w:p>
         </w:tc>
@@ -2321,7 +5143,14 @@
                 <w:sz w:val="20"/>
                 <w:szCs w:val="20"/>
               </w:rPr>
-              <w:t>DONE 5/31</w:t>
+              <w:t>Running 6/17</w:t>
+            </w:r>
+            <w:r>
+              <w:rPr>
+                <w:sz w:val="20"/>
+                <w:szCs w:val="20"/>
+              </w:rPr>
+              <w:t xml:space="preserve"> </w:t>
             </w:r>
           </w:p>
         </w:tc>
@@ -4385,7 +7214,6 @@
                 <w:sz w:val="20"/>
                 <w:szCs w:val="20"/>
               </w:rPr>
-              <w:lastRenderedPageBreak/>
               <w:t>R1 upper middle</w:t>
             </w:r>
           </w:p>
@@ -4451,6 +7279,7 @@
                 <w:sz w:val="20"/>
                 <w:szCs w:val="20"/>
               </w:rPr>
+              <w:lastRenderedPageBreak/>
               <w:t xml:space="preserve">Y; </w:t>
             </w:r>
             <w:r>
@@ -4479,6 +7308,7 @@
                 <w:sz w:val="20"/>
                 <w:szCs w:val="20"/>
               </w:rPr>
+              <w:lastRenderedPageBreak/>
               <w:t xml:space="preserve">N (4/10 update) </w:t>
             </w:r>
           </w:p>
@@ -4502,6 +7332,7 @@
                 <w:sz w:val="20"/>
                 <w:szCs w:val="20"/>
               </w:rPr>
+              <w:lastRenderedPageBreak/>
               <w:t>Y (old)</w:t>
             </w:r>
           </w:p>
@@ -5155,6 +7986,9 @@
       <w:r>
         <w:t xml:space="preserve">Run simset to 2040 </w:t>
       </w:r>
+      <w:r>
+        <w:t xml:space="preserve">– NO LONGER NEED AS OF 6/2026, </w:t>
+      </w:r>
     </w:p>
     <w:p>
       <w:pPr>
@@ -5198,7 +8032,6 @@
         </w:numPr>
       </w:pPr>
       <w:r>
-        <w:lastRenderedPageBreak/>
         <w:t xml:space="preserve">Join country </w:t>
       </w:r>
       <w:r>
@@ -5232,6 +8065,7 @@
         </w:numPr>
       </w:pPr>
       <w:r>
+        <w:lastRenderedPageBreak/>
         <w:t>Generate global simset from global combined object</w:t>
       </w:r>
       <w:r>

--- a/documentation/calibration_methods.docx
+++ b/documentation/calibration_methods.docx
@@ -2,14 +2,6 @@
 <file path=word/document.xml><?xml version="1.0" encoding="utf-8"?>
 <w:document xmlns:wpc="http://schemas.microsoft.com/office/word/2010/wordprocessingCanvas" xmlns:cx="http://schemas.microsoft.com/office/drawing/2014/chartex" xmlns:cx1="http://schemas.microsoft.com/office/drawing/2015/9/8/chartex" xmlns:cx2="http://schemas.microsoft.com/office/drawing/2015/10/21/chartex" xmlns:cx3="http://schemas.microsoft.com/office/drawing/2016/5/9/chartex" xmlns:cx4="http://schemas.microsoft.com/office/drawing/2016/5/10/chartex" xmlns:cx5="http://schemas.microsoft.com/office/drawing/2016/5/11/chartex" xmlns:cx6="http://schemas.microsoft.com/office/drawing/2016/5/12/chartex" xmlns:cx7="http://schemas.microsoft.com/office/drawing/2016/5/13/chartex" xmlns:cx8="http://schemas.microsoft.com/office/drawing/2016/5/14/chartex" xmlns:mc="http://schemas.openxmlformats.org/markup-compatibility/2006" xmlns:aink="http://schemas.microsoft.com/office/drawing/2016/ink" xmlns:am3d="http://schemas.microsoft.com/office/drawing/2017/model3d" xmlns:o="urn:schemas-microsoft-com:office:office" xmlns:oel="http://schemas.microsoft.com/office/2019/extlst" xmlns:r="http://schemas.openxmlformats.org/officeDocument/2006/relationships" xmlns:m="http://schemas.openxmlformats.org/officeDocument/2006/math" xmlns:v="urn:schemas-microsoft-com:vml" xmlns:wp14="http://schemas.microsoft.com/office/word/2010/wordprocessingDrawing" xmlns:wp="http://schemas.openxmlformats.org/drawingml/2006/wordprocessingDrawing" xmlns:w10="urn:schemas-microsoft-com:office:word" xmlns:w="http://schemas.openxmlformats.org/wordprocessingml/2006/main" xmlns:w14="http://schemas.microsoft.com/office/word/2010/wordml" xmlns:w15="http://schemas.microsoft.com/office/word/2012/wordml" xmlns:w16cex="http://schemas.microsoft.com/office/word/2018/wordml/cex" xmlns:w16cid="http://schemas.microsoft.com/office/word/2016/wordml/cid" xmlns:w16="http://schemas.microsoft.com/office/word/2018/wordml" xmlns:w16du="http://schemas.microsoft.com/office/word/2023/wordml/word16du" xmlns:w16sdtdh="http://schemas.microsoft.com/office/word/2020/wordml/sdtdatahash" xmlns:w16sdtfl="http://schemas.microsoft.com/office/word/2024/wordml/sdtformatlock" xmlns:w16se="http://schemas.microsoft.com/office/word/2015/wordml/symex" xmlns:wpg="http://schemas.microsoft.com/office/word/2010/wordprocessingGroup" xmlns:wpi="http://schemas.microsoft.com/office/word/2010/wordprocessingInk" xmlns:wne="http://schemas.microsoft.com/office/word/2006/wordml" xmlns:wps="http://schemas.microsoft.com/office/word/2010/wordprocessingShape" mc:Ignorable="w14 w15 w16se w16cid w16 w16cex w16sdtdh w16sdtfl w16du wp14">
   <w:body>
-    <w:p>
-      <w:pPr>
-        <w:rPr>
-          <w:sz w:val="20"/>
-          <w:szCs w:val="20"/>
-        </w:rPr>
-      </w:pPr>
-    </w:p>
     <w:p>
       <w:pPr>
         <w:rPr>
@@ -26,8 +18,5390 @@
           <w:sz w:val="20"/>
           <w:szCs w:val="20"/>
         </w:rPr>
-        <w:t xml:space="preserve">Calibration methods </w:t>
+        <w:t>Calibration methods</w:t>
       </w:r>
+    </w:p>
+    <w:p>
+      <w:pPr>
+        <w:rPr>
+          <w:b/>
+          <w:bCs/>
+          <w:sz w:val="20"/>
+          <w:szCs w:val="20"/>
+        </w:rPr>
+      </w:pPr>
+      <w:r>
+        <w:rPr>
+          <w:sz w:val="20"/>
+          <w:szCs w:val="20"/>
+        </w:rPr>
+        <w:t xml:space="preserve">UPDATED </w:t>
+      </w:r>
+      <w:r>
+        <w:rPr>
+          <w:sz w:val="20"/>
+          <w:szCs w:val="20"/>
+        </w:rPr>
+        <w:t>8</w:t>
+      </w:r>
+      <w:r>
+        <w:rPr>
+          <w:sz w:val="20"/>
+          <w:szCs w:val="20"/>
+        </w:rPr>
+        <w:t>/</w:t>
+      </w:r>
+      <w:r>
+        <w:rPr>
+          <w:sz w:val="20"/>
+          <w:szCs w:val="20"/>
+        </w:rPr>
+        <w:t>1</w:t>
+      </w:r>
+      <w:r>
+        <w:rPr>
+          <w:sz w:val="20"/>
+          <w:szCs w:val="20"/>
+        </w:rPr>
+        <w:t>7</w:t>
+      </w:r>
+    </w:p>
+    <w:tbl>
+      <w:tblPr>
+        <w:tblStyle w:val="TableGrid"/>
+        <w:tblW w:w="12950" w:type="dxa"/>
+        <w:tblLook w:val="04A0" w:firstRow="1" w:lastRow="0" w:firstColumn="1" w:lastColumn="0" w:noHBand="0" w:noVBand="1"/>
+      </w:tblPr>
+      <w:tblGrid>
+        <w:gridCol w:w="497"/>
+        <w:gridCol w:w="2452"/>
+        <w:gridCol w:w="2000"/>
+        <w:gridCol w:w="2000"/>
+        <w:gridCol w:w="2000"/>
+        <w:gridCol w:w="2000"/>
+        <w:gridCol w:w="2001"/>
+      </w:tblGrid>
+      <w:tr>
+        <w:trPr>
+          <w:trHeight w:val="286"/>
+        </w:trPr>
+        <w:tc>
+          <w:tcPr>
+            <w:tcW w:w="2949" w:type="dxa"/>
+            <w:gridSpan w:val="2"/>
+          </w:tcPr>
+          <w:p>
+            <w:pPr>
+              <w:rPr>
+                <w:b/>
+                <w:bCs/>
+                <w:sz w:val="20"/>
+                <w:szCs w:val="20"/>
+              </w:rPr>
+            </w:pPr>
+          </w:p>
+        </w:tc>
+        <w:tc>
+          <w:tcPr>
+            <w:tcW w:w="2000" w:type="dxa"/>
+          </w:tcPr>
+          <w:p>
+            <w:pPr>
+              <w:rPr>
+                <w:b/>
+                <w:bCs/>
+                <w:sz w:val="20"/>
+                <w:szCs w:val="20"/>
+              </w:rPr>
+            </w:pPr>
+            <w:r>
+              <w:rPr>
+                <w:b/>
+                <w:bCs/>
+                <w:sz w:val="20"/>
+                <w:szCs w:val="20"/>
+              </w:rPr>
+              <w:t>Step 1</w:t>
+            </w:r>
+          </w:p>
+        </w:tc>
+        <w:tc>
+          <w:tcPr>
+            <w:tcW w:w="2000" w:type="dxa"/>
+          </w:tcPr>
+          <w:p>
+            <w:pPr>
+              <w:rPr>
+                <w:b/>
+                <w:bCs/>
+                <w:sz w:val="20"/>
+                <w:szCs w:val="20"/>
+              </w:rPr>
+            </w:pPr>
+            <w:r>
+              <w:rPr>
+                <w:b/>
+                <w:bCs/>
+                <w:sz w:val="20"/>
+                <w:szCs w:val="20"/>
+              </w:rPr>
+              <w:t>Chain 1</w:t>
+            </w:r>
+          </w:p>
+        </w:tc>
+        <w:tc>
+          <w:tcPr>
+            <w:tcW w:w="2000" w:type="dxa"/>
+          </w:tcPr>
+          <w:p>
+            <w:pPr>
+              <w:rPr>
+                <w:b/>
+                <w:bCs/>
+                <w:sz w:val="20"/>
+                <w:szCs w:val="20"/>
+              </w:rPr>
+            </w:pPr>
+            <w:r>
+              <w:rPr>
+                <w:b/>
+                <w:bCs/>
+                <w:sz w:val="20"/>
+                <w:szCs w:val="20"/>
+              </w:rPr>
+              <w:t>Chain 2</w:t>
+            </w:r>
+          </w:p>
+        </w:tc>
+        <w:tc>
+          <w:tcPr>
+            <w:tcW w:w="2000" w:type="dxa"/>
+          </w:tcPr>
+          <w:p>
+            <w:pPr>
+              <w:rPr>
+                <w:b/>
+                <w:bCs/>
+                <w:sz w:val="20"/>
+                <w:szCs w:val="20"/>
+              </w:rPr>
+            </w:pPr>
+            <w:r>
+              <w:rPr>
+                <w:b/>
+                <w:bCs/>
+                <w:sz w:val="20"/>
+                <w:szCs w:val="20"/>
+              </w:rPr>
+              <w:t>Chain 3</w:t>
+            </w:r>
+          </w:p>
+        </w:tc>
+        <w:tc>
+          <w:tcPr>
+            <w:tcW w:w="2001" w:type="dxa"/>
+          </w:tcPr>
+          <w:p>
+            <w:pPr>
+              <w:rPr>
+                <w:b/>
+                <w:bCs/>
+                <w:sz w:val="20"/>
+                <w:szCs w:val="20"/>
+              </w:rPr>
+            </w:pPr>
+            <w:r>
+              <w:rPr>
+                <w:b/>
+                <w:bCs/>
+                <w:sz w:val="20"/>
+                <w:szCs w:val="20"/>
+              </w:rPr>
+              <w:t>Chain 4</w:t>
+            </w:r>
+          </w:p>
+        </w:tc>
+      </w:tr>
+      <w:tr>
+        <w:trPr>
+          <w:trHeight w:val="286"/>
+        </w:trPr>
+        <w:tc>
+          <w:tcPr>
+            <w:tcW w:w="2949" w:type="dxa"/>
+            <w:gridSpan w:val="2"/>
+          </w:tcPr>
+          <w:p>
+            <w:pPr>
+              <w:rPr>
+                <w:b/>
+                <w:bCs/>
+                <w:sz w:val="20"/>
+                <w:szCs w:val="20"/>
+              </w:rPr>
+            </w:pPr>
+            <w:r>
+              <w:rPr>
+                <w:b/>
+                <w:bCs/>
+                <w:sz w:val="20"/>
+                <w:szCs w:val="20"/>
+              </w:rPr>
+              <w:t>Method</w:t>
+            </w:r>
+          </w:p>
+        </w:tc>
+        <w:tc>
+          <w:tcPr>
+            <w:tcW w:w="2000" w:type="dxa"/>
+          </w:tcPr>
+          <w:p>
+            <w:pPr>
+              <w:rPr>
+                <w:sz w:val="20"/>
+                <w:szCs w:val="20"/>
+              </w:rPr>
+            </w:pPr>
+            <w:r>
+              <w:rPr>
+                <w:sz w:val="20"/>
+                <w:szCs w:val="20"/>
+              </w:rPr>
+              <w:t>25,000 iterations</w:t>
+            </w:r>
+            <w:r>
+              <w:rPr>
+                <w:sz w:val="20"/>
+                <w:szCs w:val="20"/>
+              </w:rPr>
+              <w:t xml:space="preserve">, weighted prevalence </w:t>
+            </w:r>
+          </w:p>
+        </w:tc>
+        <w:tc>
+          <w:tcPr>
+            <w:tcW w:w="2000" w:type="dxa"/>
+          </w:tcPr>
+          <w:p>
+            <w:pPr>
+              <w:rPr>
+                <w:sz w:val="20"/>
+                <w:szCs w:val="20"/>
+              </w:rPr>
+            </w:pPr>
+            <w:r>
+              <w:rPr>
+                <w:sz w:val="20"/>
+                <w:szCs w:val="20"/>
+              </w:rPr>
+              <w:t>100,000</w:t>
+            </w:r>
+            <w:r>
+              <w:rPr>
+                <w:sz w:val="20"/>
+                <w:szCs w:val="20"/>
+              </w:rPr>
+              <w:t xml:space="preserve"> iterations</w:t>
+            </w:r>
+          </w:p>
+        </w:tc>
+        <w:tc>
+          <w:tcPr>
+            <w:tcW w:w="2000" w:type="dxa"/>
+          </w:tcPr>
+          <w:p>
+            <w:pPr>
+              <w:rPr>
+                <w:sz w:val="20"/>
+                <w:szCs w:val="20"/>
+              </w:rPr>
+            </w:pPr>
+            <w:r>
+              <w:rPr>
+                <w:sz w:val="20"/>
+                <w:szCs w:val="20"/>
+              </w:rPr>
+              <w:t>100,000 iterations</w:t>
+            </w:r>
+          </w:p>
+        </w:tc>
+        <w:tc>
+          <w:tcPr>
+            <w:tcW w:w="2000" w:type="dxa"/>
+          </w:tcPr>
+          <w:p>
+            <w:pPr>
+              <w:rPr>
+                <w:sz w:val="20"/>
+                <w:szCs w:val="20"/>
+              </w:rPr>
+            </w:pPr>
+            <w:r>
+              <w:rPr>
+                <w:sz w:val="20"/>
+                <w:szCs w:val="20"/>
+              </w:rPr>
+              <w:t>100,000 iterations</w:t>
+            </w:r>
+          </w:p>
+        </w:tc>
+        <w:tc>
+          <w:tcPr>
+            <w:tcW w:w="2001" w:type="dxa"/>
+          </w:tcPr>
+          <w:p>
+            <w:pPr>
+              <w:rPr>
+                <w:sz w:val="20"/>
+                <w:szCs w:val="20"/>
+              </w:rPr>
+            </w:pPr>
+            <w:r>
+              <w:rPr>
+                <w:sz w:val="20"/>
+                <w:szCs w:val="20"/>
+              </w:rPr>
+              <w:t>100,000 iterations</w:t>
+            </w:r>
+          </w:p>
+        </w:tc>
+      </w:tr>
+      <w:tr>
+        <w:trPr>
+          <w:trHeight w:val="286"/>
+        </w:trPr>
+        <w:tc>
+          <w:tcPr>
+            <w:tcW w:w="2949" w:type="dxa"/>
+            <w:gridSpan w:val="2"/>
+          </w:tcPr>
+          <w:p>
+            <w:pPr>
+              <w:rPr>
+                <w:b/>
+                <w:bCs/>
+                <w:sz w:val="20"/>
+                <w:szCs w:val="20"/>
+              </w:rPr>
+            </w:pPr>
+            <w:r>
+              <w:rPr>
+                <w:b/>
+                <w:bCs/>
+                <w:sz w:val="20"/>
+                <w:szCs w:val="20"/>
+              </w:rPr>
+              <w:t xml:space="preserve">Step 2 </w:t>
+            </w:r>
+          </w:p>
+        </w:tc>
+        <w:tc>
+          <w:tcPr>
+            <w:tcW w:w="2000" w:type="dxa"/>
+          </w:tcPr>
+          <w:p>
+            <w:pPr>
+              <w:rPr>
+                <w:sz w:val="20"/>
+                <w:szCs w:val="20"/>
+              </w:rPr>
+            </w:pPr>
+            <w:r>
+              <w:rPr>
+                <w:sz w:val="20"/>
+                <w:szCs w:val="20"/>
+              </w:rPr>
+              <w:t xml:space="preserve">Prior </w:t>
+            </w:r>
+            <w:r>
+              <w:rPr>
+                <w:sz w:val="20"/>
+                <w:szCs w:val="20"/>
+              </w:rPr>
+              <w:sym w:font="Wingdings" w:char="F0E0"/>
+            </w:r>
+            <w:r>
+              <w:rPr>
+                <w:sz w:val="20"/>
+                <w:szCs w:val="20"/>
+              </w:rPr>
+              <w:t xml:space="preserve"> save values</w:t>
+            </w:r>
+          </w:p>
+        </w:tc>
+        <w:tc>
+          <w:tcPr>
+            <w:tcW w:w="2000" w:type="dxa"/>
+          </w:tcPr>
+          <w:p>
+            <w:pPr>
+              <w:rPr>
+                <w:sz w:val="20"/>
+                <w:szCs w:val="20"/>
+              </w:rPr>
+            </w:pPr>
+            <w:r>
+              <w:rPr>
+                <w:sz w:val="20"/>
+                <w:szCs w:val="20"/>
+              </w:rPr>
+              <w:t xml:space="preserve">Starting values </w:t>
+            </w:r>
+            <w:r>
+              <w:rPr>
+                <w:sz w:val="20"/>
+                <w:szCs w:val="20"/>
+              </w:rPr>
+              <w:sym w:font="Wingdings" w:char="F0E0"/>
+            </w:r>
+            <w:r>
+              <w:rPr>
+                <w:sz w:val="20"/>
+                <w:szCs w:val="20"/>
+              </w:rPr>
+              <w:t xml:space="preserve"> final </w:t>
+            </w:r>
+          </w:p>
+        </w:tc>
+        <w:tc>
+          <w:tcPr>
+            <w:tcW w:w="2000" w:type="dxa"/>
+          </w:tcPr>
+          <w:p>
+            <w:pPr>
+              <w:rPr>
+                <w:sz w:val="20"/>
+                <w:szCs w:val="20"/>
+              </w:rPr>
+            </w:pPr>
+            <w:r>
+              <w:rPr>
+                <w:sz w:val="20"/>
+                <w:szCs w:val="20"/>
+              </w:rPr>
+              <w:t xml:space="preserve">Starting values </w:t>
+            </w:r>
+            <w:r>
+              <w:rPr>
+                <w:sz w:val="20"/>
+                <w:szCs w:val="20"/>
+              </w:rPr>
+              <w:sym w:font="Wingdings" w:char="F0E0"/>
+            </w:r>
+            <w:r>
+              <w:rPr>
+                <w:sz w:val="20"/>
+                <w:szCs w:val="20"/>
+              </w:rPr>
+              <w:t xml:space="preserve"> final</w:t>
+            </w:r>
+          </w:p>
+        </w:tc>
+        <w:tc>
+          <w:tcPr>
+            <w:tcW w:w="2000" w:type="dxa"/>
+          </w:tcPr>
+          <w:p>
+            <w:pPr>
+              <w:rPr>
+                <w:sz w:val="20"/>
+                <w:szCs w:val="20"/>
+              </w:rPr>
+            </w:pPr>
+            <w:r>
+              <w:rPr>
+                <w:sz w:val="20"/>
+                <w:szCs w:val="20"/>
+              </w:rPr>
+              <w:t xml:space="preserve">Starting values </w:t>
+            </w:r>
+            <w:r>
+              <w:rPr>
+                <w:sz w:val="20"/>
+                <w:szCs w:val="20"/>
+              </w:rPr>
+              <w:sym w:font="Wingdings" w:char="F0E0"/>
+            </w:r>
+            <w:r>
+              <w:rPr>
+                <w:sz w:val="20"/>
+                <w:szCs w:val="20"/>
+              </w:rPr>
+              <w:t xml:space="preserve"> final</w:t>
+            </w:r>
+          </w:p>
+        </w:tc>
+        <w:tc>
+          <w:tcPr>
+            <w:tcW w:w="2001" w:type="dxa"/>
+          </w:tcPr>
+          <w:p>
+            <w:pPr>
+              <w:rPr>
+                <w:sz w:val="20"/>
+                <w:szCs w:val="20"/>
+              </w:rPr>
+            </w:pPr>
+            <w:r>
+              <w:rPr>
+                <w:sz w:val="20"/>
+                <w:szCs w:val="20"/>
+              </w:rPr>
+              <w:t xml:space="preserve">Starting values </w:t>
+            </w:r>
+            <w:r>
+              <w:rPr>
+                <w:sz w:val="20"/>
+                <w:szCs w:val="20"/>
+              </w:rPr>
+              <w:sym w:font="Wingdings" w:char="F0E0"/>
+            </w:r>
+            <w:r>
+              <w:rPr>
+                <w:sz w:val="20"/>
+                <w:szCs w:val="20"/>
+              </w:rPr>
+              <w:t xml:space="preserve"> final</w:t>
+            </w:r>
+            <w:r>
+              <w:rPr>
+                <w:sz w:val="20"/>
+                <w:szCs w:val="20"/>
+              </w:rPr>
+              <w:t xml:space="preserve"> </w:t>
+            </w:r>
+          </w:p>
+        </w:tc>
+      </w:tr>
+      <w:tr>
+        <w:trPr>
+          <w:trHeight w:val="272"/>
+        </w:trPr>
+        <w:tc>
+          <w:tcPr>
+            <w:tcW w:w="497" w:type="dxa"/>
+          </w:tcPr>
+          <w:p>
+            <w:pPr>
+              <w:rPr>
+                <w:sz w:val="20"/>
+                <w:szCs w:val="20"/>
+              </w:rPr>
+            </w:pPr>
+            <w:r>
+              <w:rPr>
+                <w:sz w:val="20"/>
+                <w:szCs w:val="20"/>
+              </w:rPr>
+              <w:t>1</w:t>
+            </w:r>
+          </w:p>
+        </w:tc>
+        <w:tc>
+          <w:tcPr>
+            <w:tcW w:w="2452" w:type="dxa"/>
+          </w:tcPr>
+          <w:p>
+            <w:pPr>
+              <w:rPr>
+                <w:sz w:val="20"/>
+                <w:szCs w:val="20"/>
+              </w:rPr>
+            </w:pPr>
+            <w:r>
+              <w:rPr>
+                <w:sz w:val="20"/>
+                <w:szCs w:val="20"/>
+              </w:rPr>
+              <w:t xml:space="preserve">Kenya </w:t>
+            </w:r>
+          </w:p>
+        </w:tc>
+        <w:tc>
+          <w:tcPr>
+            <w:tcW w:w="2000" w:type="dxa"/>
+          </w:tcPr>
+          <w:p>
+            <w:pPr>
+              <w:rPr>
+                <w:sz w:val="20"/>
+                <w:szCs w:val="20"/>
+              </w:rPr>
+            </w:pPr>
+            <w:r>
+              <w:rPr>
+                <w:sz w:val="20"/>
+                <w:szCs w:val="20"/>
+              </w:rPr>
+              <w:t>Finished 8/19</w:t>
+            </w:r>
+          </w:p>
+        </w:tc>
+        <w:tc>
+          <w:tcPr>
+            <w:tcW w:w="2000" w:type="dxa"/>
+          </w:tcPr>
+          <w:p>
+            <w:pPr>
+              <w:rPr>
+                <w:sz w:val="20"/>
+                <w:szCs w:val="20"/>
+              </w:rPr>
+            </w:pPr>
+            <w:r>
+              <w:rPr>
+                <w:sz w:val="20"/>
+                <w:szCs w:val="20"/>
+              </w:rPr>
+              <w:t>F</w:t>
+            </w:r>
+            <w:r>
+              <w:rPr>
+                <w:sz w:val="20"/>
+                <w:szCs w:val="20"/>
+              </w:rPr>
+              <w:t>inished 9/1</w:t>
+            </w:r>
+          </w:p>
+        </w:tc>
+        <w:tc>
+          <w:tcPr>
+            <w:tcW w:w="2000" w:type="dxa"/>
+          </w:tcPr>
+          <w:p>
+            <w:pPr>
+              <w:rPr>
+                <w:sz w:val="20"/>
+                <w:szCs w:val="20"/>
+              </w:rPr>
+            </w:pPr>
+            <w:r>
+              <w:rPr>
+                <w:sz w:val="20"/>
+                <w:szCs w:val="20"/>
+              </w:rPr>
+              <w:t>F</w:t>
+            </w:r>
+            <w:r>
+              <w:rPr>
+                <w:sz w:val="20"/>
+                <w:szCs w:val="20"/>
+              </w:rPr>
+              <w:t>inished 9/14</w:t>
+            </w:r>
+          </w:p>
+        </w:tc>
+        <w:tc>
+          <w:tcPr>
+            <w:tcW w:w="2000" w:type="dxa"/>
+          </w:tcPr>
+          <w:p>
+            <w:pPr>
+              <w:rPr>
+                <w:sz w:val="20"/>
+                <w:szCs w:val="20"/>
+              </w:rPr>
+            </w:pPr>
+            <w:r>
+              <w:rPr>
+                <w:sz w:val="20"/>
+                <w:szCs w:val="20"/>
+              </w:rPr>
+              <w:t>Finished 9/26</w:t>
+            </w:r>
+          </w:p>
+        </w:tc>
+        <w:tc>
+          <w:tcPr>
+            <w:tcW w:w="2001" w:type="dxa"/>
+          </w:tcPr>
+          <w:p>
+            <w:pPr>
+              <w:rPr>
+                <w:sz w:val="20"/>
+                <w:szCs w:val="20"/>
+              </w:rPr>
+            </w:pPr>
+            <w:r>
+              <w:rPr>
+                <w:sz w:val="20"/>
+                <w:szCs w:val="20"/>
+              </w:rPr>
+              <w:t>Finished 10/14</w:t>
+            </w:r>
+          </w:p>
+        </w:tc>
+      </w:tr>
+      <w:tr>
+        <w:trPr>
+          <w:trHeight w:val="272"/>
+        </w:trPr>
+        <w:tc>
+          <w:tcPr>
+            <w:tcW w:w="497" w:type="dxa"/>
+          </w:tcPr>
+          <w:p>
+            <w:pPr>
+              <w:rPr>
+                <w:sz w:val="20"/>
+                <w:szCs w:val="20"/>
+              </w:rPr>
+            </w:pPr>
+            <w:r>
+              <w:rPr>
+                <w:sz w:val="20"/>
+                <w:szCs w:val="20"/>
+              </w:rPr>
+              <w:t>2</w:t>
+            </w:r>
+          </w:p>
+        </w:tc>
+        <w:tc>
+          <w:tcPr>
+            <w:tcW w:w="2452" w:type="dxa"/>
+          </w:tcPr>
+          <w:p>
+            <w:pPr>
+              <w:rPr>
+                <w:sz w:val="20"/>
+                <w:szCs w:val="20"/>
+              </w:rPr>
+            </w:pPr>
+            <w:r>
+              <w:rPr>
+                <w:sz w:val="20"/>
+                <w:szCs w:val="20"/>
+              </w:rPr>
+              <w:t xml:space="preserve">Malawi </w:t>
+            </w:r>
+          </w:p>
+        </w:tc>
+        <w:tc>
+          <w:tcPr>
+            <w:tcW w:w="2000" w:type="dxa"/>
+          </w:tcPr>
+          <w:p>
+            <w:pPr>
+              <w:rPr>
+                <w:sz w:val="20"/>
+                <w:szCs w:val="20"/>
+              </w:rPr>
+            </w:pPr>
+            <w:r>
+              <w:rPr>
+                <w:sz w:val="20"/>
+                <w:szCs w:val="20"/>
+              </w:rPr>
+              <w:t>Finished 8/19</w:t>
+            </w:r>
+          </w:p>
+        </w:tc>
+        <w:tc>
+          <w:tcPr>
+            <w:tcW w:w="2000" w:type="dxa"/>
+          </w:tcPr>
+          <w:p>
+            <w:pPr>
+              <w:rPr>
+                <w:sz w:val="20"/>
+                <w:szCs w:val="20"/>
+              </w:rPr>
+            </w:pPr>
+            <w:r>
+              <w:rPr>
+                <w:sz w:val="20"/>
+                <w:szCs w:val="20"/>
+              </w:rPr>
+              <w:t>Finished 9/7</w:t>
+            </w:r>
+          </w:p>
+        </w:tc>
+        <w:tc>
+          <w:tcPr>
+            <w:tcW w:w="2000" w:type="dxa"/>
+          </w:tcPr>
+          <w:p>
+            <w:pPr>
+              <w:rPr>
+                <w:sz w:val="20"/>
+                <w:szCs w:val="20"/>
+              </w:rPr>
+            </w:pPr>
+            <w:r>
+              <w:rPr>
+                <w:sz w:val="20"/>
+                <w:szCs w:val="20"/>
+              </w:rPr>
+              <w:t>Finished 9/17</w:t>
+            </w:r>
+          </w:p>
+        </w:tc>
+        <w:tc>
+          <w:tcPr>
+            <w:tcW w:w="2000" w:type="dxa"/>
+          </w:tcPr>
+          <w:p>
+            <w:pPr>
+              <w:rPr>
+                <w:sz w:val="20"/>
+                <w:szCs w:val="20"/>
+              </w:rPr>
+            </w:pPr>
+            <w:r>
+              <w:rPr>
+                <w:sz w:val="20"/>
+                <w:szCs w:val="20"/>
+              </w:rPr>
+              <w:t>Finished 10/2</w:t>
+            </w:r>
+          </w:p>
+        </w:tc>
+        <w:tc>
+          <w:tcPr>
+            <w:tcW w:w="2001" w:type="dxa"/>
+          </w:tcPr>
+          <w:p>
+            <w:pPr>
+              <w:rPr>
+                <w:sz w:val="20"/>
+                <w:szCs w:val="20"/>
+              </w:rPr>
+            </w:pPr>
+            <w:r>
+              <w:rPr>
+                <w:sz w:val="20"/>
+                <w:szCs w:val="20"/>
+              </w:rPr>
+              <w:t>Started 10/8</w:t>
+            </w:r>
+          </w:p>
+        </w:tc>
+      </w:tr>
+      <w:tr>
+        <w:trPr>
+          <w:trHeight w:val="272"/>
+        </w:trPr>
+        <w:tc>
+          <w:tcPr>
+            <w:tcW w:w="497" w:type="dxa"/>
+          </w:tcPr>
+          <w:p>
+            <w:pPr>
+              <w:rPr>
+                <w:sz w:val="20"/>
+                <w:szCs w:val="20"/>
+              </w:rPr>
+            </w:pPr>
+            <w:r>
+              <w:rPr>
+                <w:sz w:val="20"/>
+                <w:szCs w:val="20"/>
+              </w:rPr>
+              <w:t>3</w:t>
+            </w:r>
+          </w:p>
+        </w:tc>
+        <w:tc>
+          <w:tcPr>
+            <w:tcW w:w="2452" w:type="dxa"/>
+          </w:tcPr>
+          <w:p>
+            <w:pPr>
+              <w:rPr>
+                <w:sz w:val="20"/>
+                <w:szCs w:val="20"/>
+              </w:rPr>
+            </w:pPr>
+            <w:r>
+              <w:rPr>
+                <w:sz w:val="20"/>
+                <w:szCs w:val="20"/>
+              </w:rPr>
+              <w:t xml:space="preserve">Mozambique </w:t>
+            </w:r>
+          </w:p>
+        </w:tc>
+        <w:tc>
+          <w:tcPr>
+            <w:tcW w:w="2000" w:type="dxa"/>
+          </w:tcPr>
+          <w:p>
+            <w:pPr>
+              <w:rPr>
+                <w:sz w:val="20"/>
+                <w:szCs w:val="20"/>
+              </w:rPr>
+            </w:pPr>
+            <w:r>
+              <w:rPr>
+                <w:sz w:val="20"/>
+                <w:szCs w:val="20"/>
+              </w:rPr>
+              <w:t>Finished 8/19</w:t>
+            </w:r>
+          </w:p>
+        </w:tc>
+        <w:tc>
+          <w:tcPr>
+            <w:tcW w:w="2000" w:type="dxa"/>
+          </w:tcPr>
+          <w:p>
+            <w:pPr>
+              <w:rPr>
+                <w:sz w:val="20"/>
+                <w:szCs w:val="20"/>
+              </w:rPr>
+            </w:pPr>
+            <w:r>
+              <w:rPr>
+                <w:sz w:val="20"/>
+                <w:szCs w:val="20"/>
+              </w:rPr>
+              <w:t>Finished 9/1</w:t>
+            </w:r>
+          </w:p>
+        </w:tc>
+        <w:tc>
+          <w:tcPr>
+            <w:tcW w:w="2000" w:type="dxa"/>
+          </w:tcPr>
+          <w:p>
+            <w:pPr>
+              <w:rPr>
+                <w:sz w:val="20"/>
+                <w:szCs w:val="20"/>
+              </w:rPr>
+            </w:pPr>
+            <w:r>
+              <w:rPr>
+                <w:sz w:val="20"/>
+                <w:szCs w:val="20"/>
+              </w:rPr>
+              <w:t>F</w:t>
+            </w:r>
+            <w:r>
+              <w:rPr>
+                <w:sz w:val="20"/>
+                <w:szCs w:val="20"/>
+              </w:rPr>
+              <w:t>inished 9/15</w:t>
+            </w:r>
+          </w:p>
+        </w:tc>
+        <w:tc>
+          <w:tcPr>
+            <w:tcW w:w="2000" w:type="dxa"/>
+          </w:tcPr>
+          <w:p>
+            <w:pPr>
+              <w:rPr>
+                <w:sz w:val="20"/>
+                <w:szCs w:val="20"/>
+              </w:rPr>
+            </w:pPr>
+            <w:r>
+              <w:rPr>
+                <w:sz w:val="20"/>
+                <w:szCs w:val="20"/>
+              </w:rPr>
+              <w:t>Finished 9/26</w:t>
+            </w:r>
+          </w:p>
+        </w:tc>
+        <w:tc>
+          <w:tcPr>
+            <w:tcW w:w="2001" w:type="dxa"/>
+          </w:tcPr>
+          <w:p>
+            <w:pPr>
+              <w:rPr>
+                <w:sz w:val="20"/>
+                <w:szCs w:val="20"/>
+              </w:rPr>
+            </w:pPr>
+            <w:r>
+              <w:rPr>
+                <w:sz w:val="20"/>
+                <w:szCs w:val="20"/>
+              </w:rPr>
+              <w:t>Finished 10/1</w:t>
+            </w:r>
+            <w:r>
+              <w:rPr>
+                <w:sz w:val="20"/>
+                <w:szCs w:val="20"/>
+              </w:rPr>
+              <w:t>3</w:t>
+            </w:r>
+          </w:p>
+        </w:tc>
+      </w:tr>
+      <w:tr>
+        <w:trPr>
+          <w:trHeight w:val="272"/>
+        </w:trPr>
+        <w:tc>
+          <w:tcPr>
+            <w:tcW w:w="497" w:type="dxa"/>
+          </w:tcPr>
+          <w:p>
+            <w:pPr>
+              <w:rPr>
+                <w:sz w:val="20"/>
+                <w:szCs w:val="20"/>
+              </w:rPr>
+            </w:pPr>
+            <w:r>
+              <w:rPr>
+                <w:sz w:val="20"/>
+                <w:szCs w:val="20"/>
+              </w:rPr>
+              <w:t>4</w:t>
+            </w:r>
+          </w:p>
+        </w:tc>
+        <w:tc>
+          <w:tcPr>
+            <w:tcW w:w="2452" w:type="dxa"/>
+          </w:tcPr>
+          <w:p>
+            <w:pPr>
+              <w:rPr>
+                <w:sz w:val="20"/>
+                <w:szCs w:val="20"/>
+              </w:rPr>
+            </w:pPr>
+            <w:r>
+              <w:rPr>
+                <w:sz w:val="20"/>
+                <w:szCs w:val="20"/>
+              </w:rPr>
+              <w:t xml:space="preserve">Nigeria </w:t>
+            </w:r>
+          </w:p>
+        </w:tc>
+        <w:tc>
+          <w:tcPr>
+            <w:tcW w:w="2000" w:type="dxa"/>
+          </w:tcPr>
+          <w:p>
+            <w:pPr>
+              <w:rPr>
+                <w:sz w:val="20"/>
+                <w:szCs w:val="20"/>
+              </w:rPr>
+            </w:pPr>
+            <w:r>
+              <w:rPr>
+                <w:sz w:val="20"/>
+                <w:szCs w:val="20"/>
+              </w:rPr>
+              <w:t>Finished 8/21</w:t>
+            </w:r>
+          </w:p>
+          <w:p>
+            <w:pPr>
+              <w:rPr>
+                <w:sz w:val="20"/>
+                <w:szCs w:val="20"/>
+              </w:rPr>
+            </w:pPr>
+          </w:p>
+          <w:p>
+            <w:pPr>
+              <w:rPr>
+                <w:sz w:val="20"/>
+                <w:szCs w:val="20"/>
+              </w:rPr>
+            </w:pPr>
+            <w:r>
+              <w:rPr>
+                <w:sz w:val="20"/>
+                <w:szCs w:val="20"/>
+              </w:rPr>
+              <w:t>STARTED OVER 10/12</w:t>
+            </w:r>
+          </w:p>
+        </w:tc>
+        <w:tc>
+          <w:tcPr>
+            <w:tcW w:w="2000" w:type="dxa"/>
+          </w:tcPr>
+          <w:p>
+            <w:pPr>
+              <w:rPr>
+                <w:b/>
+                <w:bCs/>
+                <w:sz w:val="20"/>
+                <w:szCs w:val="20"/>
+              </w:rPr>
+            </w:pPr>
+            <w:r>
+              <w:rPr>
+                <w:b/>
+                <w:bCs/>
+                <w:sz w:val="20"/>
+                <w:szCs w:val="20"/>
+              </w:rPr>
+              <w:t>Finished 9/26; 50+ prev</w:t>
+            </w:r>
+            <w:r>
+              <w:rPr>
+                <w:b/>
+                <w:bCs/>
+                <w:sz w:val="20"/>
+                <w:szCs w:val="20"/>
+              </w:rPr>
+              <w:t>alence</w:t>
+            </w:r>
+            <w:r>
+              <w:rPr>
+                <w:b/>
+                <w:bCs/>
+                <w:sz w:val="20"/>
+                <w:szCs w:val="20"/>
+              </w:rPr>
+              <w:t xml:space="preserve"> </w:t>
+            </w:r>
+            <w:r>
+              <w:rPr>
+                <w:b/>
+                <w:bCs/>
+                <w:sz w:val="20"/>
+                <w:szCs w:val="20"/>
+              </w:rPr>
+              <w:t>bad</w:t>
+            </w:r>
+          </w:p>
+        </w:tc>
+        <w:tc>
+          <w:tcPr>
+            <w:tcW w:w="2000" w:type="dxa"/>
+          </w:tcPr>
+          <w:p>
+            <w:pPr>
+              <w:rPr>
+                <w:b/>
+                <w:bCs/>
+                <w:sz w:val="20"/>
+                <w:szCs w:val="20"/>
+              </w:rPr>
+            </w:pPr>
+            <w:r>
+              <w:rPr>
+                <w:b/>
+                <w:bCs/>
+                <w:sz w:val="20"/>
+                <w:szCs w:val="20"/>
+              </w:rPr>
+              <w:t>S</w:t>
+            </w:r>
+            <w:r>
+              <w:rPr>
+                <w:b/>
+                <w:bCs/>
+                <w:sz w:val="20"/>
+                <w:szCs w:val="20"/>
+              </w:rPr>
+              <w:t>tarted 9/9</w:t>
+            </w:r>
+          </w:p>
+        </w:tc>
+        <w:tc>
+          <w:tcPr>
+            <w:tcW w:w="2000" w:type="dxa"/>
+          </w:tcPr>
+          <w:p>
+            <w:pPr>
+              <w:rPr>
+                <w:sz w:val="20"/>
+                <w:szCs w:val="20"/>
+              </w:rPr>
+            </w:pPr>
+            <w:r>
+              <w:rPr>
+                <w:sz w:val="20"/>
+                <w:szCs w:val="20"/>
+              </w:rPr>
+              <w:t>Started 9/21</w:t>
+            </w:r>
+          </w:p>
+        </w:tc>
+        <w:tc>
+          <w:tcPr>
+            <w:tcW w:w="2001" w:type="dxa"/>
+          </w:tcPr>
+          <w:p>
+            <w:pPr>
+              <w:rPr>
+                <w:sz w:val="20"/>
+                <w:szCs w:val="20"/>
+              </w:rPr>
+            </w:pPr>
+            <w:r>
+              <w:rPr>
+                <w:sz w:val="20"/>
+                <w:szCs w:val="20"/>
+              </w:rPr>
+              <w:t>Started 9/21</w:t>
+            </w:r>
+            <w:r>
+              <w:rPr>
+                <w:sz w:val="20"/>
+                <w:szCs w:val="20"/>
+              </w:rPr>
+              <w:t xml:space="preserve"> </w:t>
+            </w:r>
+          </w:p>
+        </w:tc>
+      </w:tr>
+      <w:tr>
+        <w:trPr>
+          <w:trHeight w:val="272"/>
+        </w:trPr>
+        <w:tc>
+          <w:tcPr>
+            <w:tcW w:w="497" w:type="dxa"/>
+          </w:tcPr>
+          <w:p>
+            <w:pPr>
+              <w:rPr>
+                <w:sz w:val="20"/>
+                <w:szCs w:val="20"/>
+              </w:rPr>
+            </w:pPr>
+            <w:r>
+              <w:rPr>
+                <w:sz w:val="20"/>
+                <w:szCs w:val="20"/>
+              </w:rPr>
+              <w:t>5</w:t>
+            </w:r>
+          </w:p>
+        </w:tc>
+        <w:tc>
+          <w:tcPr>
+            <w:tcW w:w="2452" w:type="dxa"/>
+          </w:tcPr>
+          <w:p>
+            <w:pPr>
+              <w:rPr>
+                <w:sz w:val="20"/>
+                <w:szCs w:val="20"/>
+              </w:rPr>
+            </w:pPr>
+            <w:r>
+              <w:rPr>
+                <w:sz w:val="20"/>
+                <w:szCs w:val="20"/>
+              </w:rPr>
+              <w:t xml:space="preserve">South Africa </w:t>
+            </w:r>
+          </w:p>
+        </w:tc>
+        <w:tc>
+          <w:tcPr>
+            <w:tcW w:w="2000" w:type="dxa"/>
+          </w:tcPr>
+          <w:p>
+            <w:pPr>
+              <w:rPr>
+                <w:sz w:val="20"/>
+                <w:szCs w:val="20"/>
+              </w:rPr>
+            </w:pPr>
+            <w:r>
+              <w:rPr>
+                <w:sz w:val="20"/>
+                <w:szCs w:val="20"/>
+              </w:rPr>
+              <w:t>Finished 8/19</w:t>
+            </w:r>
+          </w:p>
+        </w:tc>
+        <w:tc>
+          <w:tcPr>
+            <w:tcW w:w="2000" w:type="dxa"/>
+          </w:tcPr>
+          <w:p>
+            <w:pPr>
+              <w:rPr>
+                <w:sz w:val="20"/>
+                <w:szCs w:val="20"/>
+              </w:rPr>
+            </w:pPr>
+            <w:r>
+              <w:rPr>
+                <w:sz w:val="20"/>
+                <w:szCs w:val="20"/>
+              </w:rPr>
+              <w:t>Finished 9/2</w:t>
+            </w:r>
+          </w:p>
+        </w:tc>
+        <w:tc>
+          <w:tcPr>
+            <w:tcW w:w="2000" w:type="dxa"/>
+          </w:tcPr>
+          <w:p>
+            <w:pPr>
+              <w:rPr>
+                <w:b/>
+                <w:bCs/>
+                <w:sz w:val="20"/>
+                <w:szCs w:val="20"/>
+              </w:rPr>
+            </w:pPr>
+            <w:r>
+              <w:rPr>
+                <w:sz w:val="20"/>
+                <w:szCs w:val="20"/>
+              </w:rPr>
+              <w:t>Finished 9/16</w:t>
+            </w:r>
+          </w:p>
+        </w:tc>
+        <w:tc>
+          <w:tcPr>
+            <w:tcW w:w="2000" w:type="dxa"/>
+          </w:tcPr>
+          <w:p>
+            <w:pPr>
+              <w:rPr>
+                <w:sz w:val="20"/>
+                <w:szCs w:val="20"/>
+              </w:rPr>
+            </w:pPr>
+            <w:r>
+              <w:rPr>
+                <w:sz w:val="20"/>
+                <w:szCs w:val="20"/>
+              </w:rPr>
+              <w:t>Finished 9/27</w:t>
+            </w:r>
+          </w:p>
+        </w:tc>
+        <w:tc>
+          <w:tcPr>
+            <w:tcW w:w="2001" w:type="dxa"/>
+          </w:tcPr>
+          <w:p>
+            <w:pPr>
+              <w:rPr>
+                <w:sz w:val="20"/>
+                <w:szCs w:val="20"/>
+              </w:rPr>
+            </w:pPr>
+            <w:r>
+              <w:rPr>
+                <w:sz w:val="20"/>
+                <w:szCs w:val="20"/>
+              </w:rPr>
+              <w:t>Finished 10/7</w:t>
+            </w:r>
+          </w:p>
+        </w:tc>
+      </w:tr>
+      <w:tr>
+        <w:trPr>
+          <w:trHeight w:val="272"/>
+        </w:trPr>
+        <w:tc>
+          <w:tcPr>
+            <w:tcW w:w="497" w:type="dxa"/>
+          </w:tcPr>
+          <w:p>
+            <w:pPr>
+              <w:rPr>
+                <w:sz w:val="20"/>
+                <w:szCs w:val="20"/>
+              </w:rPr>
+            </w:pPr>
+            <w:r>
+              <w:rPr>
+                <w:sz w:val="20"/>
+                <w:szCs w:val="20"/>
+              </w:rPr>
+              <w:t>6</w:t>
+            </w:r>
+          </w:p>
+        </w:tc>
+        <w:tc>
+          <w:tcPr>
+            <w:tcW w:w="2452" w:type="dxa"/>
+          </w:tcPr>
+          <w:p>
+            <w:pPr>
+              <w:rPr>
+                <w:sz w:val="20"/>
+                <w:szCs w:val="20"/>
+              </w:rPr>
+            </w:pPr>
+            <w:r>
+              <w:rPr>
+                <w:sz w:val="20"/>
+                <w:szCs w:val="20"/>
+              </w:rPr>
+              <w:t xml:space="preserve">Tanzania </w:t>
+            </w:r>
+          </w:p>
+        </w:tc>
+        <w:tc>
+          <w:tcPr>
+            <w:tcW w:w="2000" w:type="dxa"/>
+          </w:tcPr>
+          <w:p>
+            <w:pPr>
+              <w:rPr>
+                <w:sz w:val="20"/>
+                <w:szCs w:val="20"/>
+              </w:rPr>
+            </w:pPr>
+            <w:r>
+              <w:rPr>
+                <w:sz w:val="20"/>
+                <w:szCs w:val="20"/>
+              </w:rPr>
+              <w:t>Finished 8/19</w:t>
+            </w:r>
+          </w:p>
+        </w:tc>
+        <w:tc>
+          <w:tcPr>
+            <w:tcW w:w="2000" w:type="dxa"/>
+          </w:tcPr>
+          <w:p>
+            <w:pPr>
+              <w:rPr>
+                <w:sz w:val="20"/>
+                <w:szCs w:val="20"/>
+              </w:rPr>
+            </w:pPr>
+            <w:r>
+              <w:rPr>
+                <w:sz w:val="20"/>
+                <w:szCs w:val="20"/>
+              </w:rPr>
+              <w:t>Finished 9/2</w:t>
+            </w:r>
+          </w:p>
+        </w:tc>
+        <w:tc>
+          <w:tcPr>
+            <w:tcW w:w="2000" w:type="dxa"/>
+          </w:tcPr>
+          <w:p>
+            <w:pPr>
+              <w:rPr>
+                <w:sz w:val="20"/>
+                <w:szCs w:val="20"/>
+              </w:rPr>
+            </w:pPr>
+            <w:r>
+              <w:rPr>
+                <w:sz w:val="20"/>
+                <w:szCs w:val="20"/>
+              </w:rPr>
+              <w:t>Finished 9/21</w:t>
+            </w:r>
+          </w:p>
+        </w:tc>
+        <w:tc>
+          <w:tcPr>
+            <w:tcW w:w="2000" w:type="dxa"/>
+          </w:tcPr>
+          <w:p>
+            <w:pPr>
+              <w:rPr>
+                <w:sz w:val="20"/>
+                <w:szCs w:val="20"/>
+              </w:rPr>
+            </w:pPr>
+            <w:r>
+              <w:rPr>
+                <w:sz w:val="20"/>
+                <w:szCs w:val="20"/>
+              </w:rPr>
+              <w:t>Finished 9/28</w:t>
+            </w:r>
+          </w:p>
+        </w:tc>
+        <w:tc>
+          <w:tcPr>
+            <w:tcW w:w="2001" w:type="dxa"/>
+          </w:tcPr>
+          <w:p>
+            <w:pPr>
+              <w:rPr>
+                <w:sz w:val="20"/>
+                <w:szCs w:val="20"/>
+              </w:rPr>
+            </w:pPr>
+            <w:r>
+              <w:rPr>
+                <w:sz w:val="20"/>
+                <w:szCs w:val="20"/>
+              </w:rPr>
+              <w:t>Started 10/8</w:t>
+            </w:r>
+          </w:p>
+        </w:tc>
+      </w:tr>
+      <w:tr>
+        <w:trPr>
+          <w:trHeight w:val="272"/>
+        </w:trPr>
+        <w:tc>
+          <w:tcPr>
+            <w:tcW w:w="497" w:type="dxa"/>
+          </w:tcPr>
+          <w:p>
+            <w:pPr>
+              <w:rPr>
+                <w:sz w:val="20"/>
+                <w:szCs w:val="20"/>
+              </w:rPr>
+            </w:pPr>
+            <w:r>
+              <w:rPr>
+                <w:sz w:val="20"/>
+                <w:szCs w:val="20"/>
+              </w:rPr>
+              <w:t>7</w:t>
+            </w:r>
+          </w:p>
+        </w:tc>
+        <w:tc>
+          <w:tcPr>
+            <w:tcW w:w="2452" w:type="dxa"/>
+          </w:tcPr>
+          <w:p>
+            <w:pPr>
+              <w:rPr>
+                <w:sz w:val="20"/>
+                <w:szCs w:val="20"/>
+              </w:rPr>
+            </w:pPr>
+            <w:r>
+              <w:rPr>
+                <w:sz w:val="20"/>
+                <w:szCs w:val="20"/>
+              </w:rPr>
+              <w:t xml:space="preserve">Uganda </w:t>
+            </w:r>
+          </w:p>
+        </w:tc>
+        <w:tc>
+          <w:tcPr>
+            <w:tcW w:w="2000" w:type="dxa"/>
+          </w:tcPr>
+          <w:p>
+            <w:pPr>
+              <w:rPr>
+                <w:sz w:val="20"/>
+                <w:szCs w:val="20"/>
+              </w:rPr>
+            </w:pPr>
+            <w:r>
+              <w:rPr>
+                <w:sz w:val="20"/>
+                <w:szCs w:val="20"/>
+              </w:rPr>
+              <w:t>Finished 8/19</w:t>
+            </w:r>
+          </w:p>
+        </w:tc>
+        <w:tc>
+          <w:tcPr>
+            <w:tcW w:w="2000" w:type="dxa"/>
+          </w:tcPr>
+          <w:p>
+            <w:pPr>
+              <w:rPr>
+                <w:sz w:val="20"/>
+                <w:szCs w:val="20"/>
+              </w:rPr>
+            </w:pPr>
+            <w:r>
+              <w:rPr>
+                <w:sz w:val="20"/>
+                <w:szCs w:val="20"/>
+              </w:rPr>
+              <w:t>Finished 9/2</w:t>
+            </w:r>
+          </w:p>
+        </w:tc>
+        <w:tc>
+          <w:tcPr>
+            <w:tcW w:w="2000" w:type="dxa"/>
+          </w:tcPr>
+          <w:p>
+            <w:pPr>
+              <w:rPr>
+                <w:sz w:val="20"/>
+                <w:szCs w:val="20"/>
+              </w:rPr>
+            </w:pPr>
+            <w:r>
+              <w:rPr>
+                <w:sz w:val="20"/>
+                <w:szCs w:val="20"/>
+              </w:rPr>
+              <w:t>F</w:t>
+            </w:r>
+            <w:r>
+              <w:rPr>
+                <w:sz w:val="20"/>
+                <w:szCs w:val="20"/>
+              </w:rPr>
+              <w:t>inished 9/15</w:t>
+            </w:r>
+          </w:p>
+        </w:tc>
+        <w:tc>
+          <w:tcPr>
+            <w:tcW w:w="2000" w:type="dxa"/>
+          </w:tcPr>
+          <w:p>
+            <w:pPr>
+              <w:rPr>
+                <w:sz w:val="20"/>
+                <w:szCs w:val="20"/>
+              </w:rPr>
+            </w:pPr>
+            <w:r>
+              <w:rPr>
+                <w:sz w:val="20"/>
+                <w:szCs w:val="20"/>
+              </w:rPr>
+              <w:t>Finished 9/26</w:t>
+            </w:r>
+          </w:p>
+        </w:tc>
+        <w:tc>
+          <w:tcPr>
+            <w:tcW w:w="2001" w:type="dxa"/>
+          </w:tcPr>
+          <w:p>
+            <w:pPr>
+              <w:rPr>
+                <w:sz w:val="20"/>
+                <w:szCs w:val="20"/>
+              </w:rPr>
+            </w:pPr>
+            <w:r>
+              <w:rPr>
+                <w:sz w:val="20"/>
+                <w:szCs w:val="20"/>
+              </w:rPr>
+              <w:t>Started 10/8</w:t>
+            </w:r>
+          </w:p>
+        </w:tc>
+      </w:tr>
+      <w:tr>
+        <w:trPr>
+          <w:trHeight w:val="272"/>
+        </w:trPr>
+        <w:tc>
+          <w:tcPr>
+            <w:tcW w:w="497" w:type="dxa"/>
+          </w:tcPr>
+          <w:p>
+            <w:pPr>
+              <w:rPr>
+                <w:sz w:val="20"/>
+                <w:szCs w:val="20"/>
+              </w:rPr>
+            </w:pPr>
+            <w:r>
+              <w:rPr>
+                <w:sz w:val="20"/>
+                <w:szCs w:val="20"/>
+              </w:rPr>
+              <w:t>8</w:t>
+            </w:r>
+          </w:p>
+        </w:tc>
+        <w:tc>
+          <w:tcPr>
+            <w:tcW w:w="2452" w:type="dxa"/>
+          </w:tcPr>
+          <w:p>
+            <w:pPr>
+              <w:rPr>
+                <w:sz w:val="20"/>
+                <w:szCs w:val="20"/>
+              </w:rPr>
+            </w:pPr>
+            <w:r>
+              <w:rPr>
+                <w:sz w:val="20"/>
+                <w:szCs w:val="20"/>
+              </w:rPr>
+              <w:t xml:space="preserve">Zambia </w:t>
+            </w:r>
+          </w:p>
+        </w:tc>
+        <w:tc>
+          <w:tcPr>
+            <w:tcW w:w="2000" w:type="dxa"/>
+          </w:tcPr>
+          <w:p>
+            <w:pPr>
+              <w:rPr>
+                <w:sz w:val="20"/>
+                <w:szCs w:val="20"/>
+              </w:rPr>
+            </w:pPr>
+            <w:r>
+              <w:rPr>
+                <w:sz w:val="20"/>
+                <w:szCs w:val="20"/>
+              </w:rPr>
+              <w:t>Finished 8/24</w:t>
+            </w:r>
+          </w:p>
+        </w:tc>
+        <w:tc>
+          <w:tcPr>
+            <w:tcW w:w="2000" w:type="dxa"/>
+          </w:tcPr>
+          <w:p>
+            <w:pPr>
+              <w:rPr>
+                <w:sz w:val="20"/>
+                <w:szCs w:val="20"/>
+              </w:rPr>
+            </w:pPr>
+            <w:r>
+              <w:rPr>
+                <w:sz w:val="20"/>
+                <w:szCs w:val="20"/>
+              </w:rPr>
+              <w:t>Finished 9/6</w:t>
+            </w:r>
+          </w:p>
+        </w:tc>
+        <w:tc>
+          <w:tcPr>
+            <w:tcW w:w="2000" w:type="dxa"/>
+          </w:tcPr>
+          <w:p>
+            <w:pPr>
+              <w:rPr>
+                <w:sz w:val="20"/>
+                <w:szCs w:val="20"/>
+              </w:rPr>
+            </w:pPr>
+            <w:r>
+              <w:rPr>
+                <w:sz w:val="20"/>
+                <w:szCs w:val="20"/>
+              </w:rPr>
+              <w:t>F</w:t>
+            </w:r>
+            <w:r>
+              <w:rPr>
+                <w:sz w:val="20"/>
+                <w:szCs w:val="20"/>
+              </w:rPr>
+              <w:t>inished 9/15</w:t>
+            </w:r>
+          </w:p>
+        </w:tc>
+        <w:tc>
+          <w:tcPr>
+            <w:tcW w:w="2000" w:type="dxa"/>
+          </w:tcPr>
+          <w:p>
+            <w:pPr>
+              <w:rPr>
+                <w:sz w:val="20"/>
+                <w:szCs w:val="20"/>
+              </w:rPr>
+            </w:pPr>
+            <w:r>
+              <w:rPr>
+                <w:sz w:val="20"/>
+                <w:szCs w:val="20"/>
+              </w:rPr>
+              <w:t>Finished 9/26</w:t>
+            </w:r>
+          </w:p>
+        </w:tc>
+        <w:tc>
+          <w:tcPr>
+            <w:tcW w:w="2001" w:type="dxa"/>
+          </w:tcPr>
+          <w:p>
+            <w:pPr>
+              <w:rPr>
+                <w:sz w:val="20"/>
+                <w:szCs w:val="20"/>
+              </w:rPr>
+            </w:pPr>
+            <w:r>
+              <w:rPr>
+                <w:sz w:val="20"/>
+                <w:szCs w:val="20"/>
+              </w:rPr>
+              <w:t>Started 10/8</w:t>
+            </w:r>
+          </w:p>
+        </w:tc>
+      </w:tr>
+      <w:tr>
+        <w:trPr>
+          <w:trHeight w:val="272"/>
+        </w:trPr>
+        <w:tc>
+          <w:tcPr>
+            <w:tcW w:w="497" w:type="dxa"/>
+          </w:tcPr>
+          <w:p>
+            <w:pPr>
+              <w:rPr>
+                <w:sz w:val="20"/>
+                <w:szCs w:val="20"/>
+              </w:rPr>
+            </w:pPr>
+            <w:r>
+              <w:rPr>
+                <w:sz w:val="20"/>
+                <w:szCs w:val="20"/>
+              </w:rPr>
+              <w:t>9</w:t>
+            </w:r>
+          </w:p>
+        </w:tc>
+        <w:tc>
+          <w:tcPr>
+            <w:tcW w:w="2452" w:type="dxa"/>
+          </w:tcPr>
+          <w:p>
+            <w:pPr>
+              <w:rPr>
+                <w:sz w:val="20"/>
+                <w:szCs w:val="20"/>
+              </w:rPr>
+            </w:pPr>
+            <w:r>
+              <w:rPr>
+                <w:sz w:val="20"/>
+                <w:szCs w:val="20"/>
+              </w:rPr>
+              <w:t>Zimbabwe</w:t>
+            </w:r>
+          </w:p>
+        </w:tc>
+        <w:tc>
+          <w:tcPr>
+            <w:tcW w:w="2000" w:type="dxa"/>
+          </w:tcPr>
+          <w:p>
+            <w:pPr>
+              <w:rPr>
+                <w:sz w:val="20"/>
+                <w:szCs w:val="20"/>
+              </w:rPr>
+            </w:pPr>
+            <w:r>
+              <w:rPr>
+                <w:sz w:val="20"/>
+                <w:szCs w:val="20"/>
+              </w:rPr>
+              <w:t>Finished 8/19</w:t>
+            </w:r>
+          </w:p>
+        </w:tc>
+        <w:tc>
+          <w:tcPr>
+            <w:tcW w:w="2000" w:type="dxa"/>
+          </w:tcPr>
+          <w:p>
+            <w:pPr>
+              <w:rPr>
+                <w:sz w:val="20"/>
+                <w:szCs w:val="20"/>
+              </w:rPr>
+            </w:pPr>
+            <w:r>
+              <w:rPr>
+                <w:sz w:val="20"/>
+                <w:szCs w:val="20"/>
+              </w:rPr>
+              <w:t>Finished 9/6</w:t>
+            </w:r>
+          </w:p>
+        </w:tc>
+        <w:tc>
+          <w:tcPr>
+            <w:tcW w:w="2000" w:type="dxa"/>
+          </w:tcPr>
+          <w:p>
+            <w:pPr>
+              <w:rPr>
+                <w:b/>
+                <w:bCs/>
+                <w:sz w:val="20"/>
+                <w:szCs w:val="20"/>
+              </w:rPr>
+            </w:pPr>
+            <w:r>
+              <w:rPr>
+                <w:sz w:val="20"/>
+                <w:szCs w:val="20"/>
+              </w:rPr>
+              <w:t>Finished 9/16</w:t>
+            </w:r>
+          </w:p>
+        </w:tc>
+        <w:tc>
+          <w:tcPr>
+            <w:tcW w:w="2000" w:type="dxa"/>
+          </w:tcPr>
+          <w:p>
+            <w:pPr>
+              <w:rPr>
+                <w:sz w:val="20"/>
+                <w:szCs w:val="20"/>
+              </w:rPr>
+            </w:pPr>
+            <w:r>
+              <w:rPr>
+                <w:sz w:val="20"/>
+                <w:szCs w:val="20"/>
+              </w:rPr>
+              <w:t>Finished 10/3</w:t>
+            </w:r>
+          </w:p>
+        </w:tc>
+        <w:tc>
+          <w:tcPr>
+            <w:tcW w:w="2001" w:type="dxa"/>
+          </w:tcPr>
+          <w:p>
+            <w:pPr>
+              <w:rPr>
+                <w:sz w:val="20"/>
+                <w:szCs w:val="20"/>
+              </w:rPr>
+            </w:pPr>
+            <w:r>
+              <w:rPr>
+                <w:sz w:val="20"/>
+                <w:szCs w:val="20"/>
+              </w:rPr>
+              <w:t>Finished 10/14</w:t>
+            </w:r>
+            <w:r>
+              <w:rPr>
+                <w:sz w:val="20"/>
+                <w:szCs w:val="20"/>
+              </w:rPr>
+              <w:t xml:space="preserve"> </w:t>
+            </w:r>
+          </w:p>
+        </w:tc>
+      </w:tr>
+      <w:tr>
+        <w:trPr>
+          <w:trHeight w:val="272"/>
+        </w:trPr>
+        <w:tc>
+          <w:tcPr>
+            <w:tcW w:w="497" w:type="dxa"/>
+          </w:tcPr>
+          <w:p>
+            <w:pPr>
+              <w:rPr>
+                <w:sz w:val="20"/>
+                <w:szCs w:val="20"/>
+              </w:rPr>
+            </w:pPr>
+            <w:r>
+              <w:rPr>
+                <w:sz w:val="20"/>
+                <w:szCs w:val="20"/>
+              </w:rPr>
+              <w:t>10</w:t>
+            </w:r>
+          </w:p>
+        </w:tc>
+        <w:tc>
+          <w:tcPr>
+            <w:tcW w:w="2452" w:type="dxa"/>
+          </w:tcPr>
+          <w:p>
+            <w:pPr>
+              <w:rPr>
+                <w:sz w:val="20"/>
+                <w:szCs w:val="20"/>
+              </w:rPr>
+            </w:pPr>
+            <w:r>
+              <w:rPr>
+                <w:sz w:val="20"/>
+                <w:szCs w:val="20"/>
+              </w:rPr>
+              <w:t>UNAIDS remainder</w:t>
+            </w:r>
+          </w:p>
+        </w:tc>
+        <w:tc>
+          <w:tcPr>
+            <w:tcW w:w="2000" w:type="dxa"/>
+          </w:tcPr>
+          <w:p>
+            <w:pPr>
+              <w:rPr>
+                <w:sz w:val="20"/>
+                <w:szCs w:val="20"/>
+              </w:rPr>
+            </w:pPr>
+            <w:r>
+              <w:rPr>
+                <w:sz w:val="20"/>
+                <w:szCs w:val="20"/>
+              </w:rPr>
+              <w:t>Finished 8/19</w:t>
+            </w:r>
+          </w:p>
+        </w:tc>
+        <w:tc>
+          <w:tcPr>
+            <w:tcW w:w="2000" w:type="dxa"/>
+          </w:tcPr>
+          <w:p>
+            <w:pPr>
+              <w:rPr>
+                <w:sz w:val="20"/>
+                <w:szCs w:val="20"/>
+              </w:rPr>
+            </w:pPr>
+            <w:r>
+              <w:rPr>
+                <w:sz w:val="20"/>
+                <w:szCs w:val="20"/>
+              </w:rPr>
+              <w:t>Finished 8/31</w:t>
+            </w:r>
+          </w:p>
+        </w:tc>
+        <w:tc>
+          <w:tcPr>
+            <w:tcW w:w="2000" w:type="dxa"/>
+          </w:tcPr>
+          <w:p>
+            <w:pPr>
+              <w:rPr>
+                <w:sz w:val="20"/>
+                <w:szCs w:val="20"/>
+              </w:rPr>
+            </w:pPr>
+            <w:r>
+              <w:rPr>
+                <w:sz w:val="20"/>
+                <w:szCs w:val="20"/>
+              </w:rPr>
+              <w:t>F</w:t>
+            </w:r>
+            <w:r>
+              <w:rPr>
+                <w:sz w:val="20"/>
+                <w:szCs w:val="20"/>
+              </w:rPr>
+              <w:t>inished 9/14</w:t>
+            </w:r>
+          </w:p>
+        </w:tc>
+        <w:tc>
+          <w:tcPr>
+            <w:tcW w:w="2000" w:type="dxa"/>
+          </w:tcPr>
+          <w:p>
+            <w:pPr>
+              <w:rPr>
+                <w:sz w:val="20"/>
+                <w:szCs w:val="20"/>
+              </w:rPr>
+            </w:pPr>
+          </w:p>
+        </w:tc>
+        <w:tc>
+          <w:tcPr>
+            <w:tcW w:w="2001" w:type="dxa"/>
+          </w:tcPr>
+          <w:p>
+            <w:pPr>
+              <w:rPr>
+                <w:sz w:val="20"/>
+                <w:szCs w:val="20"/>
+              </w:rPr>
+            </w:pPr>
+          </w:p>
+        </w:tc>
+      </w:tr>
+      <w:tr>
+        <w:trPr>
+          <w:trHeight w:val="272"/>
+        </w:trPr>
+        <w:tc>
+          <w:tcPr>
+            <w:tcW w:w="497" w:type="dxa"/>
+          </w:tcPr>
+          <w:p>
+            <w:pPr>
+              <w:rPr>
+                <w:sz w:val="20"/>
+                <w:szCs w:val="20"/>
+              </w:rPr>
+            </w:pPr>
+            <w:r>
+              <w:rPr>
+                <w:sz w:val="20"/>
+                <w:szCs w:val="20"/>
+              </w:rPr>
+              <w:t>11</w:t>
+            </w:r>
+          </w:p>
+        </w:tc>
+        <w:tc>
+          <w:tcPr>
+            <w:tcW w:w="2452" w:type="dxa"/>
+          </w:tcPr>
+          <w:p>
+            <w:pPr>
+              <w:rPr>
+                <w:sz w:val="20"/>
+                <w:szCs w:val="20"/>
+              </w:rPr>
+            </w:pPr>
+            <w:r>
+              <w:rPr>
+                <w:sz w:val="20"/>
+                <w:szCs w:val="20"/>
+              </w:rPr>
+              <w:t>Non-UNAIDS remainder</w:t>
+            </w:r>
+          </w:p>
+        </w:tc>
+        <w:tc>
+          <w:tcPr>
+            <w:tcW w:w="2000" w:type="dxa"/>
+          </w:tcPr>
+          <w:p>
+            <w:pPr>
+              <w:rPr>
+                <w:sz w:val="20"/>
+                <w:szCs w:val="20"/>
+              </w:rPr>
+            </w:pPr>
+            <w:r>
+              <w:rPr>
+                <w:sz w:val="20"/>
+                <w:szCs w:val="20"/>
+              </w:rPr>
+              <w:t>Finished 8/19</w:t>
+            </w:r>
+          </w:p>
+        </w:tc>
+        <w:tc>
+          <w:tcPr>
+            <w:tcW w:w="2000" w:type="dxa"/>
+          </w:tcPr>
+          <w:p>
+            <w:pPr>
+              <w:rPr>
+                <w:sz w:val="20"/>
+                <w:szCs w:val="20"/>
+              </w:rPr>
+            </w:pPr>
+            <w:r>
+              <w:rPr>
+                <w:sz w:val="20"/>
+                <w:szCs w:val="20"/>
+              </w:rPr>
+              <w:t>Finished 8/31</w:t>
+            </w:r>
+          </w:p>
+        </w:tc>
+        <w:tc>
+          <w:tcPr>
+            <w:tcW w:w="2000" w:type="dxa"/>
+          </w:tcPr>
+          <w:p>
+            <w:pPr>
+              <w:rPr>
+                <w:sz w:val="20"/>
+                <w:szCs w:val="20"/>
+              </w:rPr>
+            </w:pPr>
+            <w:r>
+              <w:rPr>
+                <w:sz w:val="20"/>
+                <w:szCs w:val="20"/>
+              </w:rPr>
+              <w:t>Finished 9/13</w:t>
+            </w:r>
+          </w:p>
+        </w:tc>
+        <w:tc>
+          <w:tcPr>
+            <w:tcW w:w="2000" w:type="dxa"/>
+          </w:tcPr>
+          <w:p>
+            <w:pPr>
+              <w:rPr>
+                <w:sz w:val="20"/>
+                <w:szCs w:val="20"/>
+              </w:rPr>
+            </w:pPr>
+          </w:p>
+        </w:tc>
+        <w:tc>
+          <w:tcPr>
+            <w:tcW w:w="2001" w:type="dxa"/>
+          </w:tcPr>
+          <w:p>
+            <w:pPr>
+              <w:rPr>
+                <w:sz w:val="20"/>
+                <w:szCs w:val="20"/>
+              </w:rPr>
+            </w:pPr>
+          </w:p>
+        </w:tc>
+      </w:tr>
+      <w:tr>
+        <w:trPr>
+          <w:trHeight w:val="272"/>
+        </w:trPr>
+        <w:tc>
+          <w:tcPr>
+            <w:tcW w:w="497" w:type="dxa"/>
+          </w:tcPr>
+          <w:p>
+            <w:pPr>
+              <w:rPr>
+                <w:sz w:val="20"/>
+                <w:szCs w:val="20"/>
+              </w:rPr>
+            </w:pPr>
+            <w:r>
+              <w:rPr>
+                <w:sz w:val="20"/>
+                <w:szCs w:val="20"/>
+              </w:rPr>
+              <w:t>12</w:t>
+            </w:r>
+          </w:p>
+        </w:tc>
+        <w:tc>
+          <w:tcPr>
+            <w:tcW w:w="2452" w:type="dxa"/>
+          </w:tcPr>
+          <w:p>
+            <w:pPr>
+              <w:rPr>
+                <w:sz w:val="20"/>
+                <w:szCs w:val="20"/>
+              </w:rPr>
+            </w:pPr>
+            <w:r>
+              <w:rPr>
+                <w:sz w:val="20"/>
+                <w:szCs w:val="20"/>
+              </w:rPr>
+              <w:t>R1 low</w:t>
+            </w:r>
+          </w:p>
+        </w:tc>
+        <w:tc>
+          <w:tcPr>
+            <w:tcW w:w="2000" w:type="dxa"/>
+          </w:tcPr>
+          <w:p>
+            <w:pPr>
+              <w:rPr>
+                <w:sz w:val="20"/>
+                <w:szCs w:val="20"/>
+              </w:rPr>
+            </w:pPr>
+            <w:r>
+              <w:rPr>
+                <w:sz w:val="20"/>
+                <w:szCs w:val="20"/>
+              </w:rPr>
+              <w:t>Finished 8/19</w:t>
+            </w:r>
+          </w:p>
+        </w:tc>
+        <w:tc>
+          <w:tcPr>
+            <w:tcW w:w="2000" w:type="dxa"/>
+          </w:tcPr>
+          <w:p>
+            <w:pPr>
+              <w:rPr>
+                <w:sz w:val="20"/>
+                <w:szCs w:val="20"/>
+              </w:rPr>
+            </w:pPr>
+            <w:r>
+              <w:rPr>
+                <w:sz w:val="20"/>
+                <w:szCs w:val="20"/>
+              </w:rPr>
+              <w:t>Finished 8/31</w:t>
+            </w:r>
+          </w:p>
+        </w:tc>
+        <w:tc>
+          <w:tcPr>
+            <w:tcW w:w="2000" w:type="dxa"/>
+          </w:tcPr>
+          <w:p>
+            <w:pPr>
+              <w:rPr>
+                <w:sz w:val="20"/>
+                <w:szCs w:val="20"/>
+              </w:rPr>
+            </w:pPr>
+            <w:r>
+              <w:rPr>
+                <w:sz w:val="20"/>
+                <w:szCs w:val="20"/>
+              </w:rPr>
+              <w:t>Finished 9/14</w:t>
+            </w:r>
+          </w:p>
+        </w:tc>
+        <w:tc>
+          <w:tcPr>
+            <w:tcW w:w="2000" w:type="dxa"/>
+          </w:tcPr>
+          <w:p>
+            <w:pPr>
+              <w:rPr>
+                <w:sz w:val="20"/>
+                <w:szCs w:val="20"/>
+              </w:rPr>
+            </w:pPr>
+          </w:p>
+        </w:tc>
+        <w:tc>
+          <w:tcPr>
+            <w:tcW w:w="2001" w:type="dxa"/>
+          </w:tcPr>
+          <w:p>
+            <w:pPr>
+              <w:rPr>
+                <w:sz w:val="20"/>
+                <w:szCs w:val="20"/>
+              </w:rPr>
+            </w:pPr>
+          </w:p>
+        </w:tc>
+      </w:tr>
+      <w:tr>
+        <w:trPr>
+          <w:trHeight w:val="272"/>
+        </w:trPr>
+        <w:tc>
+          <w:tcPr>
+            <w:tcW w:w="497" w:type="dxa"/>
+          </w:tcPr>
+          <w:p>
+            <w:pPr>
+              <w:rPr>
+                <w:sz w:val="20"/>
+                <w:szCs w:val="20"/>
+              </w:rPr>
+            </w:pPr>
+            <w:r>
+              <w:rPr>
+                <w:sz w:val="20"/>
+                <w:szCs w:val="20"/>
+              </w:rPr>
+              <w:t>13</w:t>
+            </w:r>
+          </w:p>
+        </w:tc>
+        <w:tc>
+          <w:tcPr>
+            <w:tcW w:w="2452" w:type="dxa"/>
+          </w:tcPr>
+          <w:p>
+            <w:pPr>
+              <w:rPr>
+                <w:sz w:val="20"/>
+                <w:szCs w:val="20"/>
+              </w:rPr>
+            </w:pPr>
+            <w:r>
+              <w:rPr>
+                <w:sz w:val="20"/>
+                <w:szCs w:val="20"/>
+              </w:rPr>
+              <w:t>R1 lower middle</w:t>
+            </w:r>
+          </w:p>
+        </w:tc>
+        <w:tc>
+          <w:tcPr>
+            <w:tcW w:w="2000" w:type="dxa"/>
+          </w:tcPr>
+          <w:p>
+            <w:pPr>
+              <w:rPr>
+                <w:sz w:val="20"/>
+                <w:szCs w:val="20"/>
+              </w:rPr>
+            </w:pPr>
+            <w:r>
+              <w:rPr>
+                <w:sz w:val="20"/>
+                <w:szCs w:val="20"/>
+              </w:rPr>
+              <w:t>Finished 8/19</w:t>
+            </w:r>
+          </w:p>
+        </w:tc>
+        <w:tc>
+          <w:tcPr>
+            <w:tcW w:w="2000" w:type="dxa"/>
+          </w:tcPr>
+          <w:p>
+            <w:pPr>
+              <w:rPr>
+                <w:sz w:val="20"/>
+                <w:szCs w:val="20"/>
+              </w:rPr>
+            </w:pPr>
+            <w:r>
+              <w:rPr>
+                <w:sz w:val="20"/>
+                <w:szCs w:val="20"/>
+              </w:rPr>
+              <w:t>Finished 8/31</w:t>
+            </w:r>
+          </w:p>
+        </w:tc>
+        <w:tc>
+          <w:tcPr>
+            <w:tcW w:w="2000" w:type="dxa"/>
+          </w:tcPr>
+          <w:p>
+            <w:pPr>
+              <w:rPr>
+                <w:sz w:val="20"/>
+                <w:szCs w:val="20"/>
+              </w:rPr>
+            </w:pPr>
+            <w:r>
+              <w:rPr>
+                <w:sz w:val="20"/>
+                <w:szCs w:val="20"/>
+              </w:rPr>
+              <w:t>Finished 9/14</w:t>
+            </w:r>
+          </w:p>
+        </w:tc>
+        <w:tc>
+          <w:tcPr>
+            <w:tcW w:w="2000" w:type="dxa"/>
+          </w:tcPr>
+          <w:p>
+            <w:pPr>
+              <w:rPr>
+                <w:sz w:val="20"/>
+                <w:szCs w:val="20"/>
+              </w:rPr>
+            </w:pPr>
+          </w:p>
+        </w:tc>
+        <w:tc>
+          <w:tcPr>
+            <w:tcW w:w="2001" w:type="dxa"/>
+          </w:tcPr>
+          <w:p>
+            <w:pPr>
+              <w:rPr>
+                <w:sz w:val="20"/>
+                <w:szCs w:val="20"/>
+              </w:rPr>
+            </w:pPr>
+          </w:p>
+        </w:tc>
+      </w:tr>
+      <w:tr>
+        <w:trPr>
+          <w:trHeight w:val="272"/>
+        </w:trPr>
+        <w:tc>
+          <w:tcPr>
+            <w:tcW w:w="497" w:type="dxa"/>
+          </w:tcPr>
+          <w:p>
+            <w:pPr>
+              <w:rPr>
+                <w:sz w:val="20"/>
+                <w:szCs w:val="20"/>
+              </w:rPr>
+            </w:pPr>
+            <w:r>
+              <w:rPr>
+                <w:sz w:val="20"/>
+                <w:szCs w:val="20"/>
+              </w:rPr>
+              <w:t>14</w:t>
+            </w:r>
+          </w:p>
+        </w:tc>
+        <w:tc>
+          <w:tcPr>
+            <w:tcW w:w="2452" w:type="dxa"/>
+          </w:tcPr>
+          <w:p>
+            <w:pPr>
+              <w:rPr>
+                <w:sz w:val="20"/>
+                <w:szCs w:val="20"/>
+              </w:rPr>
+            </w:pPr>
+            <w:r>
+              <w:rPr>
+                <w:sz w:val="20"/>
+                <w:szCs w:val="20"/>
+              </w:rPr>
+              <w:t>R1 upper middle</w:t>
+            </w:r>
+          </w:p>
+        </w:tc>
+        <w:tc>
+          <w:tcPr>
+            <w:tcW w:w="2000" w:type="dxa"/>
+          </w:tcPr>
+          <w:p>
+            <w:pPr>
+              <w:rPr>
+                <w:sz w:val="20"/>
+                <w:szCs w:val="20"/>
+              </w:rPr>
+            </w:pPr>
+            <w:r>
+              <w:rPr>
+                <w:sz w:val="20"/>
+                <w:szCs w:val="20"/>
+              </w:rPr>
+              <w:t>Finished 8/19</w:t>
+            </w:r>
+          </w:p>
+        </w:tc>
+        <w:tc>
+          <w:tcPr>
+            <w:tcW w:w="2000" w:type="dxa"/>
+          </w:tcPr>
+          <w:p>
+            <w:pPr>
+              <w:rPr>
+                <w:sz w:val="20"/>
+                <w:szCs w:val="20"/>
+              </w:rPr>
+            </w:pPr>
+            <w:r>
+              <w:rPr>
+                <w:sz w:val="20"/>
+                <w:szCs w:val="20"/>
+              </w:rPr>
+              <w:t>Finished 8/31</w:t>
+            </w:r>
+          </w:p>
+        </w:tc>
+        <w:tc>
+          <w:tcPr>
+            <w:tcW w:w="2000" w:type="dxa"/>
+          </w:tcPr>
+          <w:p>
+            <w:pPr>
+              <w:rPr>
+                <w:sz w:val="20"/>
+                <w:szCs w:val="20"/>
+              </w:rPr>
+            </w:pPr>
+            <w:r>
+              <w:rPr>
+                <w:sz w:val="20"/>
+                <w:szCs w:val="20"/>
+              </w:rPr>
+              <w:t>Finished 9/14</w:t>
+            </w:r>
+          </w:p>
+        </w:tc>
+        <w:tc>
+          <w:tcPr>
+            <w:tcW w:w="2000" w:type="dxa"/>
+          </w:tcPr>
+          <w:p>
+            <w:pPr>
+              <w:rPr>
+                <w:sz w:val="20"/>
+                <w:szCs w:val="20"/>
+              </w:rPr>
+            </w:pPr>
+          </w:p>
+        </w:tc>
+        <w:tc>
+          <w:tcPr>
+            <w:tcW w:w="2001" w:type="dxa"/>
+          </w:tcPr>
+          <w:p>
+            <w:pPr>
+              <w:rPr>
+                <w:sz w:val="20"/>
+                <w:szCs w:val="20"/>
+              </w:rPr>
+            </w:pPr>
+          </w:p>
+        </w:tc>
+      </w:tr>
+      <w:tr>
+        <w:trPr>
+          <w:trHeight w:val="272"/>
+        </w:trPr>
+        <w:tc>
+          <w:tcPr>
+            <w:tcW w:w="497" w:type="dxa"/>
+          </w:tcPr>
+          <w:p>
+            <w:pPr>
+              <w:rPr>
+                <w:sz w:val="20"/>
+                <w:szCs w:val="20"/>
+              </w:rPr>
+            </w:pPr>
+            <w:r>
+              <w:rPr>
+                <w:sz w:val="20"/>
+                <w:szCs w:val="20"/>
+              </w:rPr>
+              <w:t>15</w:t>
+            </w:r>
+          </w:p>
+        </w:tc>
+        <w:tc>
+          <w:tcPr>
+            <w:tcW w:w="2452" w:type="dxa"/>
+          </w:tcPr>
+          <w:p>
+            <w:pPr>
+              <w:rPr>
+                <w:sz w:val="20"/>
+                <w:szCs w:val="20"/>
+              </w:rPr>
+            </w:pPr>
+            <w:r>
+              <w:rPr>
+                <w:sz w:val="20"/>
+                <w:szCs w:val="20"/>
+              </w:rPr>
+              <w:t xml:space="preserve">R1 high </w:t>
+            </w:r>
+          </w:p>
+        </w:tc>
+        <w:tc>
+          <w:tcPr>
+            <w:tcW w:w="2000" w:type="dxa"/>
+          </w:tcPr>
+          <w:p>
+            <w:pPr>
+              <w:rPr>
+                <w:sz w:val="20"/>
+                <w:szCs w:val="20"/>
+              </w:rPr>
+            </w:pPr>
+            <w:r>
+              <w:rPr>
+                <w:sz w:val="20"/>
+                <w:szCs w:val="20"/>
+              </w:rPr>
+              <w:t>Finished 8/19</w:t>
+            </w:r>
+          </w:p>
+        </w:tc>
+        <w:tc>
+          <w:tcPr>
+            <w:tcW w:w="2000" w:type="dxa"/>
+          </w:tcPr>
+          <w:p>
+            <w:pPr>
+              <w:rPr>
+                <w:sz w:val="20"/>
+                <w:szCs w:val="20"/>
+              </w:rPr>
+            </w:pPr>
+            <w:r>
+              <w:rPr>
+                <w:sz w:val="20"/>
+                <w:szCs w:val="20"/>
+              </w:rPr>
+              <w:t>Finished 9/1</w:t>
+            </w:r>
+          </w:p>
+        </w:tc>
+        <w:tc>
+          <w:tcPr>
+            <w:tcW w:w="2000" w:type="dxa"/>
+          </w:tcPr>
+          <w:p>
+            <w:pPr>
+              <w:rPr>
+                <w:sz w:val="20"/>
+                <w:szCs w:val="20"/>
+              </w:rPr>
+            </w:pPr>
+            <w:r>
+              <w:rPr>
+                <w:sz w:val="20"/>
+                <w:szCs w:val="20"/>
+              </w:rPr>
+              <w:t>Finished 9/14</w:t>
+            </w:r>
+          </w:p>
+        </w:tc>
+        <w:tc>
+          <w:tcPr>
+            <w:tcW w:w="2000" w:type="dxa"/>
+          </w:tcPr>
+          <w:p>
+            <w:pPr>
+              <w:rPr>
+                <w:sz w:val="20"/>
+                <w:szCs w:val="20"/>
+              </w:rPr>
+            </w:pPr>
+          </w:p>
+        </w:tc>
+        <w:tc>
+          <w:tcPr>
+            <w:tcW w:w="2001" w:type="dxa"/>
+          </w:tcPr>
+          <w:p>
+            <w:pPr>
+              <w:rPr>
+                <w:sz w:val="20"/>
+                <w:szCs w:val="20"/>
+              </w:rPr>
+            </w:pPr>
+          </w:p>
+        </w:tc>
+      </w:tr>
+    </w:tbl>
+    <w:p>
+      <w:pPr>
+        <w:rPr>
+          <w:sz w:val="20"/>
+          <w:szCs w:val="20"/>
+        </w:rPr>
+      </w:pPr>
+    </w:p>
+    <w:p>
+      <w:pPr>
+        <w:rPr>
+          <w:sz w:val="20"/>
+          <w:szCs w:val="20"/>
+        </w:rPr>
+      </w:pPr>
+      <w:r>
+        <w:rPr>
+          <w:sz w:val="20"/>
+          <w:szCs w:val="20"/>
+        </w:rPr>
+        <w:br w:type="page"/>
+      </w:r>
+    </w:p>
+    <w:p>
+      <w:pPr>
+        <w:rPr>
+          <w:sz w:val="20"/>
+          <w:szCs w:val="20"/>
+        </w:rPr>
+      </w:pPr>
+      <w:r>
+        <w:rPr>
+          <w:sz w:val="20"/>
+          <w:szCs w:val="20"/>
+        </w:rPr>
+        <w:lastRenderedPageBreak/>
+        <w:t>UPDATED 5/26</w:t>
+      </w:r>
+    </w:p>
+    <w:tbl>
+      <w:tblPr>
+        <w:tblStyle w:val="TableGrid"/>
+        <w:tblW w:w="13410" w:type="dxa"/>
+        <w:tblLook w:val="04A0" w:firstRow="1" w:lastRow="0" w:firstColumn="1" w:lastColumn="0" w:noHBand="0" w:noVBand="1"/>
+      </w:tblPr>
+      <w:tblGrid>
+        <w:gridCol w:w="430"/>
+        <w:gridCol w:w="2773"/>
+        <w:gridCol w:w="3311"/>
+        <w:gridCol w:w="3848"/>
+        <w:gridCol w:w="3048"/>
+      </w:tblGrid>
+      <w:tr>
+        <w:trPr>
+          <w:trHeight w:val="273"/>
+        </w:trPr>
+        <w:tc>
+          <w:tcPr>
+            <w:tcW w:w="3203" w:type="dxa"/>
+            <w:gridSpan w:val="2"/>
+          </w:tcPr>
+          <w:p>
+            <w:pPr>
+              <w:rPr>
+                <w:b/>
+                <w:bCs/>
+                <w:sz w:val="20"/>
+                <w:szCs w:val="20"/>
+              </w:rPr>
+            </w:pPr>
+          </w:p>
+        </w:tc>
+        <w:tc>
+          <w:tcPr>
+            <w:tcW w:w="3311" w:type="dxa"/>
+          </w:tcPr>
+          <w:p>
+            <w:pPr>
+              <w:rPr>
+                <w:b/>
+                <w:bCs/>
+                <w:sz w:val="20"/>
+                <w:szCs w:val="20"/>
+              </w:rPr>
+            </w:pPr>
+            <w:r>
+              <w:rPr>
+                <w:b/>
+                <w:bCs/>
+                <w:sz w:val="20"/>
+                <w:szCs w:val="20"/>
+              </w:rPr>
+              <w:t>Step 1</w:t>
+            </w:r>
+          </w:p>
+        </w:tc>
+        <w:tc>
+          <w:tcPr>
+            <w:tcW w:w="3848" w:type="dxa"/>
+          </w:tcPr>
+          <w:p>
+            <w:pPr>
+              <w:rPr>
+                <w:b/>
+                <w:bCs/>
+                <w:sz w:val="20"/>
+                <w:szCs w:val="20"/>
+              </w:rPr>
+            </w:pPr>
+            <w:r>
+              <w:rPr>
+                <w:b/>
+                <w:bCs/>
+                <w:sz w:val="20"/>
+                <w:szCs w:val="20"/>
+              </w:rPr>
+              <w:t>Step 2</w:t>
+            </w:r>
+          </w:p>
+        </w:tc>
+        <w:tc>
+          <w:tcPr>
+            <w:tcW w:w="3048" w:type="dxa"/>
+          </w:tcPr>
+          <w:p>
+            <w:pPr>
+              <w:rPr>
+                <w:b/>
+                <w:bCs/>
+                <w:sz w:val="20"/>
+                <w:szCs w:val="20"/>
+              </w:rPr>
+            </w:pPr>
+            <w:r>
+              <w:rPr>
+                <w:b/>
+                <w:bCs/>
+                <w:sz w:val="20"/>
+                <w:szCs w:val="20"/>
+              </w:rPr>
+              <w:t>Step 3</w:t>
+            </w:r>
+          </w:p>
+        </w:tc>
+      </w:tr>
+      <w:tr>
+        <w:trPr>
+          <w:trHeight w:val="273"/>
+        </w:trPr>
+        <w:tc>
+          <w:tcPr>
+            <w:tcW w:w="3203" w:type="dxa"/>
+            <w:gridSpan w:val="2"/>
+          </w:tcPr>
+          <w:p>
+            <w:pPr>
+              <w:rPr>
+                <w:b/>
+                <w:bCs/>
+                <w:sz w:val="20"/>
+                <w:szCs w:val="20"/>
+              </w:rPr>
+            </w:pPr>
+            <w:r>
+              <w:rPr>
+                <w:b/>
+                <w:bCs/>
+                <w:sz w:val="20"/>
+                <w:szCs w:val="20"/>
+              </w:rPr>
+              <w:t>Method</w:t>
+            </w:r>
+          </w:p>
+        </w:tc>
+        <w:tc>
+          <w:tcPr>
+            <w:tcW w:w="3311" w:type="dxa"/>
+          </w:tcPr>
+          <w:p>
+            <w:pPr>
+              <w:rPr>
+                <w:sz w:val="20"/>
+                <w:szCs w:val="20"/>
+              </w:rPr>
+            </w:pPr>
+            <w:r>
+              <w:rPr>
+                <w:sz w:val="20"/>
+                <w:szCs w:val="20"/>
+              </w:rPr>
+              <w:t xml:space="preserve">Initial run of </w:t>
+            </w:r>
+            <w:r>
+              <w:rPr>
+                <w:sz w:val="20"/>
+                <w:szCs w:val="20"/>
+              </w:rPr>
+              <w:t>5</w:t>
+            </w:r>
+            <w:r>
+              <w:rPr>
+                <w:sz w:val="20"/>
+                <w:szCs w:val="20"/>
+              </w:rPr>
+              <w:t>0,000 with 1/8 weight</w:t>
+            </w:r>
+            <w:r>
+              <w:rPr>
+                <w:sz w:val="20"/>
+                <w:szCs w:val="20"/>
+              </w:rPr>
+              <w:t xml:space="preserve"> </w:t>
+            </w:r>
+          </w:p>
+        </w:tc>
+        <w:tc>
+          <w:tcPr>
+            <w:tcW w:w="3848" w:type="dxa"/>
+          </w:tcPr>
+          <w:p>
+            <w:pPr>
+              <w:rPr>
+                <w:sz w:val="20"/>
+                <w:szCs w:val="20"/>
+              </w:rPr>
+            </w:pPr>
+            <w:r>
+              <w:rPr>
+                <w:sz w:val="20"/>
+                <w:szCs w:val="20"/>
+              </w:rPr>
+              <w:t>Subsequent run of 50,000 with prevalence weight = 4</w:t>
+            </w:r>
+          </w:p>
+        </w:tc>
+        <w:tc>
+          <w:tcPr>
+            <w:tcW w:w="3048" w:type="dxa"/>
+          </w:tcPr>
+          <w:p>
+            <w:pPr>
+              <w:rPr>
+                <w:sz w:val="20"/>
+                <w:szCs w:val="20"/>
+              </w:rPr>
+            </w:pPr>
+            <w:r>
+              <w:rPr>
+                <w:sz w:val="20"/>
+                <w:szCs w:val="20"/>
+              </w:rPr>
+              <w:t xml:space="preserve">Final run of </w:t>
+            </w:r>
+            <w:r>
+              <w:rPr>
+                <w:sz w:val="20"/>
+                <w:szCs w:val="20"/>
+              </w:rPr>
+              <w:t xml:space="preserve">[50k] </w:t>
+            </w:r>
+            <w:r>
+              <w:rPr>
+                <w:sz w:val="20"/>
+                <w:szCs w:val="20"/>
+              </w:rPr>
+              <w:t xml:space="preserve">100,000 at weight 1; across </w:t>
+            </w:r>
+            <w:r>
+              <w:rPr>
+                <w:sz w:val="20"/>
+                <w:szCs w:val="20"/>
+              </w:rPr>
+              <w:t xml:space="preserve">2 </w:t>
+            </w:r>
+            <w:r>
+              <w:rPr>
+                <w:sz w:val="20"/>
+                <w:szCs w:val="20"/>
+              </w:rPr>
+              <w:t xml:space="preserve">chains </w:t>
+            </w:r>
+          </w:p>
+          <w:p>
+            <w:pPr>
+              <w:rPr>
+                <w:sz w:val="20"/>
+                <w:szCs w:val="20"/>
+              </w:rPr>
+            </w:pPr>
+          </w:p>
+          <w:p>
+            <w:pPr>
+              <w:rPr>
+                <w:sz w:val="20"/>
+                <w:szCs w:val="20"/>
+              </w:rPr>
+            </w:pPr>
+            <w:r>
+              <w:rPr>
+                <w:sz w:val="20"/>
+                <w:szCs w:val="20"/>
+              </w:rPr>
+              <w:t>Trying mortality weight = 1/100 for 50k</w:t>
+            </w:r>
+            <w:r>
+              <w:rPr>
+                <w:sz w:val="20"/>
+                <w:szCs w:val="20"/>
+              </w:rPr>
+              <w:t xml:space="preserve"> first? </w:t>
+            </w:r>
+          </w:p>
+          <w:p>
+            <w:pPr>
+              <w:rPr>
+                <w:sz w:val="20"/>
+                <w:szCs w:val="20"/>
+              </w:rPr>
+            </w:pPr>
+          </w:p>
+          <w:p>
+            <w:pPr>
+              <w:rPr>
+                <w:sz w:val="20"/>
+                <w:szCs w:val="20"/>
+              </w:rPr>
+            </w:pPr>
+            <w:r>
+              <w:rPr>
+                <w:sz w:val="20"/>
+                <w:szCs w:val="20"/>
+              </w:rPr>
+              <w:t xml:space="preserve">Prevalence weight at 1 </w:t>
+            </w:r>
+          </w:p>
+        </w:tc>
+      </w:tr>
+      <w:tr>
+        <w:trPr>
+          <w:trHeight w:val="273"/>
+        </w:trPr>
+        <w:tc>
+          <w:tcPr>
+            <w:tcW w:w="3203" w:type="dxa"/>
+            <w:gridSpan w:val="2"/>
+          </w:tcPr>
+          <w:p>
+            <w:pPr>
+              <w:rPr>
+                <w:b/>
+                <w:bCs/>
+                <w:sz w:val="20"/>
+                <w:szCs w:val="20"/>
+              </w:rPr>
+            </w:pPr>
+            <w:r>
+              <w:rPr>
+                <w:b/>
+                <w:bCs/>
+                <w:sz w:val="20"/>
+                <w:szCs w:val="20"/>
+              </w:rPr>
+              <w:t xml:space="preserve">Start from </w:t>
+            </w:r>
+          </w:p>
+        </w:tc>
+        <w:tc>
+          <w:tcPr>
+            <w:tcW w:w="3311" w:type="dxa"/>
+          </w:tcPr>
+          <w:p>
+            <w:pPr>
+              <w:rPr>
+                <w:sz w:val="20"/>
+                <w:szCs w:val="20"/>
+              </w:rPr>
+            </w:pPr>
+            <w:r>
+              <w:rPr>
+                <w:sz w:val="20"/>
+                <w:szCs w:val="20"/>
+              </w:rPr>
+              <w:t>Prior</w:t>
+            </w:r>
+          </w:p>
+        </w:tc>
+        <w:tc>
+          <w:tcPr>
+            <w:tcW w:w="3848" w:type="dxa"/>
+          </w:tcPr>
+          <w:p>
+            <w:pPr>
+              <w:rPr>
+                <w:sz w:val="20"/>
+                <w:szCs w:val="20"/>
+              </w:rPr>
+            </w:pPr>
+            <w:r>
+              <w:rPr>
+                <w:sz w:val="20"/>
+                <w:szCs w:val="20"/>
+              </w:rPr>
+              <w:t xml:space="preserve">5/29 starting values </w:t>
+            </w:r>
+          </w:p>
+          <w:p>
+            <w:pPr>
+              <w:rPr>
+                <w:sz w:val="20"/>
+                <w:szCs w:val="20"/>
+              </w:rPr>
+            </w:pPr>
+          </w:p>
+          <w:p>
+            <w:pPr>
+              <w:rPr>
+                <w:sz w:val="20"/>
+                <w:szCs w:val="20"/>
+              </w:rPr>
+            </w:pPr>
+            <w:r>
+              <w:rPr>
+                <w:sz w:val="20"/>
+                <w:szCs w:val="20"/>
+              </w:rPr>
+              <w:t>Remainder models: 6/17</w:t>
+            </w:r>
+          </w:p>
+        </w:tc>
+        <w:tc>
+          <w:tcPr>
+            <w:tcW w:w="3048" w:type="dxa"/>
+          </w:tcPr>
+          <w:p>
+            <w:pPr>
+              <w:rPr>
+                <w:sz w:val="20"/>
+                <w:szCs w:val="20"/>
+              </w:rPr>
+            </w:pPr>
+            <w:r>
+              <w:rPr>
+                <w:sz w:val="20"/>
+                <w:szCs w:val="20"/>
+              </w:rPr>
+              <w:t xml:space="preserve">6/2-3 starting values </w:t>
+            </w:r>
+            <w:r>
+              <w:rPr>
+                <w:sz w:val="20"/>
+                <w:szCs w:val="20"/>
+              </w:rPr>
+              <w:t xml:space="preserve"> </w:t>
+            </w:r>
+          </w:p>
+        </w:tc>
+      </w:tr>
+      <w:tr>
+        <w:trPr>
+          <w:trHeight w:val="273"/>
+        </w:trPr>
+        <w:tc>
+          <w:tcPr>
+            <w:tcW w:w="3203" w:type="dxa"/>
+            <w:gridSpan w:val="2"/>
+          </w:tcPr>
+          <w:p>
+            <w:pPr>
+              <w:rPr>
+                <w:b/>
+                <w:bCs/>
+                <w:sz w:val="20"/>
+                <w:szCs w:val="20"/>
+              </w:rPr>
+            </w:pPr>
+            <w:r>
+              <w:rPr>
+                <w:b/>
+                <w:bCs/>
+                <w:sz w:val="20"/>
+                <w:szCs w:val="20"/>
+              </w:rPr>
+              <w:t xml:space="preserve">Save at the end </w:t>
+            </w:r>
+          </w:p>
+        </w:tc>
+        <w:tc>
+          <w:tcPr>
+            <w:tcW w:w="3311" w:type="dxa"/>
+          </w:tcPr>
+          <w:p>
+            <w:pPr>
+              <w:rPr>
+                <w:sz w:val="20"/>
+                <w:szCs w:val="20"/>
+              </w:rPr>
+            </w:pPr>
+            <w:r>
+              <w:rPr>
+                <w:sz w:val="20"/>
+                <w:szCs w:val="20"/>
+              </w:rPr>
+              <w:t xml:space="preserve">5/29 starting values </w:t>
+            </w:r>
+          </w:p>
+          <w:p>
+            <w:pPr>
+              <w:rPr>
+                <w:sz w:val="20"/>
+                <w:szCs w:val="20"/>
+              </w:rPr>
+            </w:pPr>
+          </w:p>
+          <w:p>
+            <w:pPr>
+              <w:rPr>
+                <w:sz w:val="20"/>
+                <w:szCs w:val="20"/>
+              </w:rPr>
+            </w:pPr>
+            <w:r>
+              <w:rPr>
+                <w:sz w:val="20"/>
+                <w:szCs w:val="20"/>
+              </w:rPr>
+              <w:t>Remainder models: 6/17</w:t>
+            </w:r>
+          </w:p>
+        </w:tc>
+        <w:tc>
+          <w:tcPr>
+            <w:tcW w:w="3848" w:type="dxa"/>
+          </w:tcPr>
+          <w:p>
+            <w:pPr>
+              <w:rPr>
+                <w:sz w:val="20"/>
+                <w:szCs w:val="20"/>
+              </w:rPr>
+            </w:pPr>
+            <w:r>
+              <w:rPr>
+                <w:sz w:val="20"/>
+                <w:szCs w:val="20"/>
+              </w:rPr>
+              <w:t>6/2</w:t>
+            </w:r>
+            <w:r>
+              <w:rPr>
+                <w:sz w:val="20"/>
+                <w:szCs w:val="20"/>
+              </w:rPr>
+              <w:t>-3</w:t>
+            </w:r>
+            <w:r>
+              <w:rPr>
+                <w:sz w:val="20"/>
+                <w:szCs w:val="20"/>
+              </w:rPr>
+              <w:t xml:space="preserve"> starting values  </w:t>
+            </w:r>
+          </w:p>
+        </w:tc>
+        <w:tc>
+          <w:tcPr>
+            <w:tcW w:w="3048" w:type="dxa"/>
+          </w:tcPr>
+          <w:p>
+            <w:pPr>
+              <w:rPr>
+                <w:b/>
+                <w:bCs/>
+                <w:sz w:val="20"/>
+                <w:szCs w:val="20"/>
+              </w:rPr>
+            </w:pPr>
+            <w:r>
+              <w:rPr>
+                <w:sz w:val="20"/>
+                <w:szCs w:val="20"/>
+              </w:rPr>
+              <w:t xml:space="preserve">Final output </w:t>
+            </w:r>
+          </w:p>
+        </w:tc>
+      </w:tr>
+      <w:tr>
+        <w:trPr>
+          <w:trHeight w:val="259"/>
+        </w:trPr>
+        <w:tc>
+          <w:tcPr>
+            <w:tcW w:w="430" w:type="dxa"/>
+          </w:tcPr>
+          <w:p>
+            <w:pPr>
+              <w:rPr>
+                <w:sz w:val="20"/>
+                <w:szCs w:val="20"/>
+              </w:rPr>
+            </w:pPr>
+            <w:r>
+              <w:rPr>
+                <w:sz w:val="20"/>
+                <w:szCs w:val="20"/>
+              </w:rPr>
+              <w:t>1</w:t>
+            </w:r>
+          </w:p>
+        </w:tc>
+        <w:tc>
+          <w:tcPr>
+            <w:tcW w:w="2773" w:type="dxa"/>
+          </w:tcPr>
+          <w:p>
+            <w:pPr>
+              <w:rPr>
+                <w:sz w:val="20"/>
+                <w:szCs w:val="20"/>
+              </w:rPr>
+            </w:pPr>
+            <w:r>
+              <w:rPr>
+                <w:sz w:val="20"/>
+                <w:szCs w:val="20"/>
+              </w:rPr>
+              <w:t xml:space="preserve">Kenya </w:t>
+            </w:r>
+          </w:p>
+        </w:tc>
+        <w:tc>
+          <w:tcPr>
+            <w:tcW w:w="3311" w:type="dxa"/>
+          </w:tcPr>
+          <w:p>
+            <w:pPr>
+              <w:rPr>
+                <w:sz w:val="20"/>
+                <w:szCs w:val="20"/>
+              </w:rPr>
+            </w:pPr>
+            <w:r>
+              <w:rPr>
+                <w:sz w:val="20"/>
+                <w:szCs w:val="20"/>
+              </w:rPr>
+              <w:t>DONE</w:t>
+            </w:r>
+            <w:r>
+              <w:rPr>
+                <w:sz w:val="20"/>
+                <w:szCs w:val="20"/>
+              </w:rPr>
+              <w:t xml:space="preserve"> 5/2</w:t>
+            </w:r>
+            <w:r>
+              <w:rPr>
+                <w:sz w:val="20"/>
+                <w:szCs w:val="20"/>
+              </w:rPr>
+              <w:t>8</w:t>
+            </w:r>
+          </w:p>
+        </w:tc>
+        <w:tc>
+          <w:tcPr>
+            <w:tcW w:w="3848" w:type="dxa"/>
+          </w:tcPr>
+          <w:p>
+            <w:pPr>
+              <w:rPr>
+                <w:sz w:val="20"/>
+                <w:szCs w:val="20"/>
+              </w:rPr>
+            </w:pPr>
+            <w:r>
+              <w:rPr>
+                <w:sz w:val="20"/>
+                <w:szCs w:val="20"/>
+              </w:rPr>
+              <w:t>DONE 5/31</w:t>
+            </w:r>
+          </w:p>
+        </w:tc>
+        <w:tc>
+          <w:tcPr>
+            <w:tcW w:w="3048" w:type="dxa"/>
+          </w:tcPr>
+          <w:p>
+            <w:pPr>
+              <w:rPr>
+                <w:sz w:val="20"/>
+                <w:szCs w:val="20"/>
+              </w:rPr>
+            </w:pPr>
+            <w:r>
+              <w:rPr>
+                <w:sz w:val="20"/>
+                <w:szCs w:val="20"/>
+              </w:rPr>
+              <w:t>DONE 6/6</w:t>
+            </w:r>
+          </w:p>
+        </w:tc>
+      </w:tr>
+      <w:tr>
+        <w:trPr>
+          <w:trHeight w:val="259"/>
+        </w:trPr>
+        <w:tc>
+          <w:tcPr>
+            <w:tcW w:w="430" w:type="dxa"/>
+          </w:tcPr>
+          <w:p>
+            <w:pPr>
+              <w:rPr>
+                <w:sz w:val="20"/>
+                <w:szCs w:val="20"/>
+              </w:rPr>
+            </w:pPr>
+            <w:r>
+              <w:rPr>
+                <w:sz w:val="20"/>
+                <w:szCs w:val="20"/>
+              </w:rPr>
+              <w:t>2</w:t>
+            </w:r>
+          </w:p>
+        </w:tc>
+        <w:tc>
+          <w:tcPr>
+            <w:tcW w:w="2773" w:type="dxa"/>
+          </w:tcPr>
+          <w:p>
+            <w:pPr>
+              <w:rPr>
+                <w:sz w:val="20"/>
+                <w:szCs w:val="20"/>
+              </w:rPr>
+            </w:pPr>
+            <w:r>
+              <w:rPr>
+                <w:sz w:val="20"/>
+                <w:szCs w:val="20"/>
+              </w:rPr>
+              <w:t xml:space="preserve">Malawi </w:t>
+            </w:r>
+          </w:p>
+        </w:tc>
+        <w:tc>
+          <w:tcPr>
+            <w:tcW w:w="3311" w:type="dxa"/>
+          </w:tcPr>
+          <w:p>
+            <w:pPr>
+              <w:rPr>
+                <w:sz w:val="20"/>
+                <w:szCs w:val="20"/>
+              </w:rPr>
+            </w:pPr>
+            <w:r>
+              <w:rPr>
+                <w:sz w:val="20"/>
+                <w:szCs w:val="20"/>
+              </w:rPr>
+              <w:t xml:space="preserve">DONE </w:t>
+            </w:r>
+            <w:r>
+              <w:rPr>
+                <w:sz w:val="20"/>
+                <w:szCs w:val="20"/>
+              </w:rPr>
+              <w:t>5/2</w:t>
+            </w:r>
+            <w:r>
+              <w:rPr>
+                <w:sz w:val="20"/>
+                <w:szCs w:val="20"/>
+              </w:rPr>
+              <w:t>8</w:t>
+            </w:r>
+          </w:p>
+        </w:tc>
+        <w:tc>
+          <w:tcPr>
+            <w:tcW w:w="3848" w:type="dxa"/>
+          </w:tcPr>
+          <w:p>
+            <w:pPr>
+              <w:rPr>
+                <w:sz w:val="20"/>
+                <w:szCs w:val="20"/>
+              </w:rPr>
+            </w:pPr>
+            <w:r>
+              <w:rPr>
+                <w:sz w:val="20"/>
+                <w:szCs w:val="20"/>
+              </w:rPr>
+              <w:t>DONE 5/31</w:t>
+            </w:r>
+            <w:r>
+              <w:rPr>
+                <w:sz w:val="20"/>
+                <w:szCs w:val="20"/>
+              </w:rPr>
+              <w:t xml:space="preserve"> </w:t>
+            </w:r>
+            <w:r>
+              <w:rPr>
+                <w:sz w:val="20"/>
+                <w:szCs w:val="20"/>
+              </w:rPr>
+              <w:t xml:space="preserve"> </w:t>
+            </w:r>
+          </w:p>
+        </w:tc>
+        <w:tc>
+          <w:tcPr>
+            <w:tcW w:w="3048" w:type="dxa"/>
+          </w:tcPr>
+          <w:p>
+            <w:pPr>
+              <w:rPr>
+                <w:sz w:val="20"/>
+                <w:szCs w:val="20"/>
+              </w:rPr>
+            </w:pPr>
+            <w:r>
+              <w:rPr>
+                <w:sz w:val="20"/>
+                <w:szCs w:val="20"/>
+              </w:rPr>
+              <w:t>DONE 6/7</w:t>
+            </w:r>
+          </w:p>
+        </w:tc>
+      </w:tr>
+      <w:tr>
+        <w:trPr>
+          <w:trHeight w:val="259"/>
+        </w:trPr>
+        <w:tc>
+          <w:tcPr>
+            <w:tcW w:w="430" w:type="dxa"/>
+          </w:tcPr>
+          <w:p>
+            <w:pPr>
+              <w:rPr>
+                <w:sz w:val="20"/>
+                <w:szCs w:val="20"/>
+              </w:rPr>
+            </w:pPr>
+            <w:r>
+              <w:rPr>
+                <w:sz w:val="20"/>
+                <w:szCs w:val="20"/>
+              </w:rPr>
+              <w:t>3</w:t>
+            </w:r>
+          </w:p>
+        </w:tc>
+        <w:tc>
+          <w:tcPr>
+            <w:tcW w:w="2773" w:type="dxa"/>
+          </w:tcPr>
+          <w:p>
+            <w:pPr>
+              <w:rPr>
+                <w:sz w:val="20"/>
+                <w:szCs w:val="20"/>
+              </w:rPr>
+            </w:pPr>
+            <w:r>
+              <w:rPr>
+                <w:sz w:val="20"/>
+                <w:szCs w:val="20"/>
+              </w:rPr>
+              <w:t xml:space="preserve">Mozambique </w:t>
+            </w:r>
+          </w:p>
+        </w:tc>
+        <w:tc>
+          <w:tcPr>
+            <w:tcW w:w="3311" w:type="dxa"/>
+          </w:tcPr>
+          <w:p>
+            <w:pPr>
+              <w:rPr>
+                <w:sz w:val="20"/>
+                <w:szCs w:val="20"/>
+              </w:rPr>
+            </w:pPr>
+            <w:r>
+              <w:rPr>
+                <w:sz w:val="20"/>
+                <w:szCs w:val="20"/>
+              </w:rPr>
+              <w:t xml:space="preserve">DONE </w:t>
+            </w:r>
+            <w:r>
+              <w:rPr>
+                <w:sz w:val="20"/>
+                <w:szCs w:val="20"/>
+              </w:rPr>
+              <w:t xml:space="preserve">5/28 </w:t>
+            </w:r>
+            <w:r>
+              <w:rPr>
+                <w:sz w:val="20"/>
+                <w:szCs w:val="20"/>
+              </w:rPr>
+              <w:t xml:space="preserve"> </w:t>
+            </w:r>
+          </w:p>
+        </w:tc>
+        <w:tc>
+          <w:tcPr>
+            <w:tcW w:w="3848" w:type="dxa"/>
+          </w:tcPr>
+          <w:p>
+            <w:pPr>
+              <w:rPr>
+                <w:sz w:val="20"/>
+                <w:szCs w:val="20"/>
+              </w:rPr>
+            </w:pPr>
+            <w:r>
+              <w:rPr>
+                <w:sz w:val="20"/>
+                <w:szCs w:val="20"/>
+              </w:rPr>
+              <w:t>DONE 5/31</w:t>
+            </w:r>
+          </w:p>
+        </w:tc>
+        <w:tc>
+          <w:tcPr>
+            <w:tcW w:w="3048" w:type="dxa"/>
+          </w:tcPr>
+          <w:p>
+            <w:pPr>
+              <w:rPr>
+                <w:sz w:val="20"/>
+                <w:szCs w:val="20"/>
+              </w:rPr>
+            </w:pPr>
+            <w:r>
+              <w:rPr>
+                <w:sz w:val="20"/>
+                <w:szCs w:val="20"/>
+              </w:rPr>
+              <w:t>DONE 6/5</w:t>
+            </w:r>
+          </w:p>
+        </w:tc>
+      </w:tr>
+      <w:tr>
+        <w:trPr>
+          <w:trHeight w:val="259"/>
+        </w:trPr>
+        <w:tc>
+          <w:tcPr>
+            <w:tcW w:w="430" w:type="dxa"/>
+          </w:tcPr>
+          <w:p>
+            <w:pPr>
+              <w:rPr>
+                <w:sz w:val="20"/>
+                <w:szCs w:val="20"/>
+              </w:rPr>
+            </w:pPr>
+            <w:r>
+              <w:rPr>
+                <w:sz w:val="20"/>
+                <w:szCs w:val="20"/>
+              </w:rPr>
+              <w:t>4</w:t>
+            </w:r>
+          </w:p>
+        </w:tc>
+        <w:tc>
+          <w:tcPr>
+            <w:tcW w:w="2773" w:type="dxa"/>
+          </w:tcPr>
+          <w:p>
+            <w:pPr>
+              <w:rPr>
+                <w:sz w:val="20"/>
+                <w:szCs w:val="20"/>
+              </w:rPr>
+            </w:pPr>
+            <w:r>
+              <w:rPr>
+                <w:sz w:val="20"/>
+                <w:szCs w:val="20"/>
+              </w:rPr>
+              <w:t xml:space="preserve">Nigeria </w:t>
+            </w:r>
+          </w:p>
+        </w:tc>
+        <w:tc>
+          <w:tcPr>
+            <w:tcW w:w="3311" w:type="dxa"/>
+          </w:tcPr>
+          <w:p>
+            <w:pPr>
+              <w:rPr>
+                <w:sz w:val="20"/>
+                <w:szCs w:val="20"/>
+              </w:rPr>
+            </w:pPr>
+            <w:r>
+              <w:rPr>
+                <w:sz w:val="20"/>
+                <w:szCs w:val="20"/>
+              </w:rPr>
+              <w:t>DONE</w:t>
+            </w:r>
+            <w:r>
+              <w:rPr>
+                <w:sz w:val="20"/>
+                <w:szCs w:val="20"/>
+              </w:rPr>
+              <w:t xml:space="preserve"> </w:t>
+            </w:r>
+            <w:r>
+              <w:rPr>
+                <w:sz w:val="20"/>
+                <w:szCs w:val="20"/>
+              </w:rPr>
+              <w:t xml:space="preserve">5/29 </w:t>
+            </w:r>
+          </w:p>
+        </w:tc>
+        <w:tc>
+          <w:tcPr>
+            <w:tcW w:w="3848" w:type="dxa"/>
+          </w:tcPr>
+          <w:p>
+            <w:pPr>
+              <w:rPr>
+                <w:sz w:val="20"/>
+                <w:szCs w:val="20"/>
+              </w:rPr>
+            </w:pPr>
+            <w:r>
+              <w:rPr>
+                <w:sz w:val="20"/>
+                <w:szCs w:val="20"/>
+              </w:rPr>
+              <w:t>DONE 6/3</w:t>
+            </w:r>
+          </w:p>
+        </w:tc>
+        <w:tc>
+          <w:tcPr>
+            <w:tcW w:w="3048" w:type="dxa"/>
+          </w:tcPr>
+          <w:p>
+            <w:pPr>
+              <w:rPr>
+                <w:sz w:val="20"/>
+                <w:szCs w:val="20"/>
+              </w:rPr>
+            </w:pPr>
+            <w:r>
+              <w:rPr>
+                <w:sz w:val="20"/>
+                <w:szCs w:val="20"/>
+              </w:rPr>
+              <w:t>DONE 6/9</w:t>
+            </w:r>
+          </w:p>
+        </w:tc>
+      </w:tr>
+      <w:tr>
+        <w:trPr>
+          <w:trHeight w:val="259"/>
+        </w:trPr>
+        <w:tc>
+          <w:tcPr>
+            <w:tcW w:w="430" w:type="dxa"/>
+          </w:tcPr>
+          <w:p>
+            <w:pPr>
+              <w:rPr>
+                <w:sz w:val="20"/>
+                <w:szCs w:val="20"/>
+              </w:rPr>
+            </w:pPr>
+            <w:r>
+              <w:rPr>
+                <w:sz w:val="20"/>
+                <w:szCs w:val="20"/>
+              </w:rPr>
+              <w:t>5</w:t>
+            </w:r>
+          </w:p>
+        </w:tc>
+        <w:tc>
+          <w:tcPr>
+            <w:tcW w:w="2773" w:type="dxa"/>
+          </w:tcPr>
+          <w:p>
+            <w:pPr>
+              <w:rPr>
+                <w:sz w:val="20"/>
+                <w:szCs w:val="20"/>
+              </w:rPr>
+            </w:pPr>
+            <w:r>
+              <w:rPr>
+                <w:sz w:val="20"/>
+                <w:szCs w:val="20"/>
+              </w:rPr>
+              <w:t xml:space="preserve">South Africa </w:t>
+            </w:r>
+          </w:p>
+        </w:tc>
+        <w:tc>
+          <w:tcPr>
+            <w:tcW w:w="3311" w:type="dxa"/>
+          </w:tcPr>
+          <w:p>
+            <w:pPr>
+              <w:rPr>
+                <w:sz w:val="20"/>
+                <w:szCs w:val="20"/>
+              </w:rPr>
+            </w:pPr>
+            <w:r>
+              <w:rPr>
+                <w:sz w:val="20"/>
+                <w:szCs w:val="20"/>
+              </w:rPr>
+              <w:t>DONE</w:t>
+            </w:r>
+            <w:r>
+              <w:rPr>
+                <w:sz w:val="20"/>
+                <w:szCs w:val="20"/>
+              </w:rPr>
+              <w:t xml:space="preserve"> 5/2</w:t>
+            </w:r>
+            <w:r>
+              <w:rPr>
+                <w:sz w:val="20"/>
+                <w:szCs w:val="20"/>
+              </w:rPr>
+              <w:t>8</w:t>
+            </w:r>
+          </w:p>
+        </w:tc>
+        <w:tc>
+          <w:tcPr>
+            <w:tcW w:w="3848" w:type="dxa"/>
+          </w:tcPr>
+          <w:p>
+            <w:pPr>
+              <w:rPr>
+                <w:sz w:val="20"/>
+                <w:szCs w:val="20"/>
+              </w:rPr>
+            </w:pPr>
+            <w:r>
+              <w:rPr>
+                <w:sz w:val="20"/>
+                <w:szCs w:val="20"/>
+              </w:rPr>
+              <w:t>DONE 5/31</w:t>
+            </w:r>
+          </w:p>
+        </w:tc>
+        <w:tc>
+          <w:tcPr>
+            <w:tcW w:w="3048" w:type="dxa"/>
+          </w:tcPr>
+          <w:p>
+            <w:pPr>
+              <w:rPr>
+                <w:sz w:val="20"/>
+                <w:szCs w:val="20"/>
+              </w:rPr>
+            </w:pPr>
+            <w:r>
+              <w:rPr>
+                <w:sz w:val="20"/>
+                <w:szCs w:val="20"/>
+              </w:rPr>
+              <w:t>DONE 6/6</w:t>
+            </w:r>
+          </w:p>
+        </w:tc>
+      </w:tr>
+      <w:tr>
+        <w:trPr>
+          <w:trHeight w:val="259"/>
+        </w:trPr>
+        <w:tc>
+          <w:tcPr>
+            <w:tcW w:w="430" w:type="dxa"/>
+          </w:tcPr>
+          <w:p>
+            <w:pPr>
+              <w:rPr>
+                <w:sz w:val="20"/>
+                <w:szCs w:val="20"/>
+              </w:rPr>
+            </w:pPr>
+            <w:r>
+              <w:rPr>
+                <w:sz w:val="20"/>
+                <w:szCs w:val="20"/>
+              </w:rPr>
+              <w:t>6</w:t>
+            </w:r>
+          </w:p>
+        </w:tc>
+        <w:tc>
+          <w:tcPr>
+            <w:tcW w:w="2773" w:type="dxa"/>
+          </w:tcPr>
+          <w:p>
+            <w:pPr>
+              <w:rPr>
+                <w:sz w:val="20"/>
+                <w:szCs w:val="20"/>
+              </w:rPr>
+            </w:pPr>
+            <w:r>
+              <w:rPr>
+                <w:sz w:val="20"/>
+                <w:szCs w:val="20"/>
+              </w:rPr>
+              <w:t xml:space="preserve">Tanzania </w:t>
+            </w:r>
+          </w:p>
+        </w:tc>
+        <w:tc>
+          <w:tcPr>
+            <w:tcW w:w="3311" w:type="dxa"/>
+          </w:tcPr>
+          <w:p>
+            <w:pPr>
+              <w:rPr>
+                <w:sz w:val="20"/>
+                <w:szCs w:val="20"/>
+              </w:rPr>
+            </w:pPr>
+            <w:r>
+              <w:rPr>
+                <w:sz w:val="20"/>
+                <w:szCs w:val="20"/>
+              </w:rPr>
+              <w:t xml:space="preserve">DONE </w:t>
+            </w:r>
+            <w:r>
+              <w:rPr>
+                <w:sz w:val="20"/>
+                <w:szCs w:val="20"/>
+              </w:rPr>
+              <w:t>5/2</w:t>
+            </w:r>
+            <w:r>
+              <w:rPr>
+                <w:sz w:val="20"/>
+                <w:szCs w:val="20"/>
+              </w:rPr>
+              <w:t>8</w:t>
+            </w:r>
+          </w:p>
+        </w:tc>
+        <w:tc>
+          <w:tcPr>
+            <w:tcW w:w="3848" w:type="dxa"/>
+          </w:tcPr>
+          <w:p>
+            <w:pPr>
+              <w:rPr>
+                <w:sz w:val="20"/>
+                <w:szCs w:val="20"/>
+              </w:rPr>
+            </w:pPr>
+            <w:r>
+              <w:rPr>
+                <w:sz w:val="20"/>
+                <w:szCs w:val="20"/>
+              </w:rPr>
+              <w:t>DONE 5/31</w:t>
+            </w:r>
+          </w:p>
+        </w:tc>
+        <w:tc>
+          <w:tcPr>
+            <w:tcW w:w="3048" w:type="dxa"/>
+          </w:tcPr>
+          <w:p>
+            <w:pPr>
+              <w:rPr>
+                <w:sz w:val="20"/>
+                <w:szCs w:val="20"/>
+              </w:rPr>
+            </w:pPr>
+            <w:r>
+              <w:rPr>
+                <w:sz w:val="20"/>
+                <w:szCs w:val="20"/>
+              </w:rPr>
+              <w:t>DONE 6/6</w:t>
+            </w:r>
+          </w:p>
+        </w:tc>
+      </w:tr>
+      <w:tr>
+        <w:trPr>
+          <w:trHeight w:val="259"/>
+        </w:trPr>
+        <w:tc>
+          <w:tcPr>
+            <w:tcW w:w="430" w:type="dxa"/>
+          </w:tcPr>
+          <w:p>
+            <w:pPr>
+              <w:rPr>
+                <w:sz w:val="20"/>
+                <w:szCs w:val="20"/>
+              </w:rPr>
+            </w:pPr>
+            <w:r>
+              <w:rPr>
+                <w:sz w:val="20"/>
+                <w:szCs w:val="20"/>
+              </w:rPr>
+              <w:t>7</w:t>
+            </w:r>
+          </w:p>
+        </w:tc>
+        <w:tc>
+          <w:tcPr>
+            <w:tcW w:w="2773" w:type="dxa"/>
+          </w:tcPr>
+          <w:p>
+            <w:pPr>
+              <w:rPr>
+                <w:sz w:val="20"/>
+                <w:szCs w:val="20"/>
+              </w:rPr>
+            </w:pPr>
+            <w:r>
+              <w:rPr>
+                <w:sz w:val="20"/>
+                <w:szCs w:val="20"/>
+              </w:rPr>
+              <w:t xml:space="preserve">Uganda </w:t>
+            </w:r>
+          </w:p>
+        </w:tc>
+        <w:tc>
+          <w:tcPr>
+            <w:tcW w:w="3311" w:type="dxa"/>
+          </w:tcPr>
+          <w:p>
+            <w:pPr>
+              <w:rPr>
+                <w:sz w:val="20"/>
+                <w:szCs w:val="20"/>
+              </w:rPr>
+            </w:pPr>
+            <w:r>
+              <w:rPr>
+                <w:sz w:val="20"/>
+                <w:szCs w:val="20"/>
+              </w:rPr>
+              <w:t xml:space="preserve">DONE 5/28 </w:t>
+            </w:r>
+          </w:p>
+        </w:tc>
+        <w:tc>
+          <w:tcPr>
+            <w:tcW w:w="3848" w:type="dxa"/>
+          </w:tcPr>
+          <w:p>
+            <w:pPr>
+              <w:rPr>
+                <w:sz w:val="20"/>
+                <w:szCs w:val="20"/>
+              </w:rPr>
+            </w:pPr>
+            <w:r>
+              <w:rPr>
+                <w:sz w:val="20"/>
+                <w:szCs w:val="20"/>
+              </w:rPr>
+              <w:t>DONE 5/31</w:t>
+            </w:r>
+            <w:r>
+              <w:rPr>
+                <w:sz w:val="20"/>
+                <w:szCs w:val="20"/>
+              </w:rPr>
+              <w:t xml:space="preserve"> </w:t>
+            </w:r>
+          </w:p>
+        </w:tc>
+        <w:tc>
+          <w:tcPr>
+            <w:tcW w:w="3048" w:type="dxa"/>
+          </w:tcPr>
+          <w:p>
+            <w:pPr>
+              <w:rPr>
+                <w:sz w:val="20"/>
+                <w:szCs w:val="20"/>
+              </w:rPr>
+            </w:pPr>
+            <w:r>
+              <w:rPr>
+                <w:sz w:val="20"/>
+                <w:szCs w:val="20"/>
+              </w:rPr>
+              <w:t>DONE 6/6</w:t>
+            </w:r>
+          </w:p>
+        </w:tc>
+      </w:tr>
+      <w:tr>
+        <w:trPr>
+          <w:trHeight w:val="259"/>
+        </w:trPr>
+        <w:tc>
+          <w:tcPr>
+            <w:tcW w:w="430" w:type="dxa"/>
+          </w:tcPr>
+          <w:p>
+            <w:pPr>
+              <w:rPr>
+                <w:sz w:val="20"/>
+                <w:szCs w:val="20"/>
+              </w:rPr>
+            </w:pPr>
+            <w:r>
+              <w:rPr>
+                <w:sz w:val="20"/>
+                <w:szCs w:val="20"/>
+              </w:rPr>
+              <w:t>8</w:t>
+            </w:r>
+          </w:p>
+        </w:tc>
+        <w:tc>
+          <w:tcPr>
+            <w:tcW w:w="2773" w:type="dxa"/>
+          </w:tcPr>
+          <w:p>
+            <w:pPr>
+              <w:rPr>
+                <w:sz w:val="20"/>
+                <w:szCs w:val="20"/>
+              </w:rPr>
+            </w:pPr>
+            <w:r>
+              <w:rPr>
+                <w:sz w:val="20"/>
+                <w:szCs w:val="20"/>
+              </w:rPr>
+              <w:t xml:space="preserve">Zambia </w:t>
+            </w:r>
+          </w:p>
+        </w:tc>
+        <w:tc>
+          <w:tcPr>
+            <w:tcW w:w="3311" w:type="dxa"/>
+          </w:tcPr>
+          <w:p>
+            <w:pPr>
+              <w:rPr>
+                <w:sz w:val="20"/>
+                <w:szCs w:val="20"/>
+              </w:rPr>
+            </w:pPr>
+            <w:r>
+              <w:rPr>
+                <w:sz w:val="20"/>
+                <w:szCs w:val="20"/>
+              </w:rPr>
+              <w:t xml:space="preserve">DONE 5/29 </w:t>
+            </w:r>
+            <w:r>
+              <w:rPr>
+                <w:sz w:val="20"/>
+                <w:szCs w:val="20"/>
+              </w:rPr>
+              <w:t xml:space="preserve"> </w:t>
+            </w:r>
+          </w:p>
+        </w:tc>
+        <w:tc>
+          <w:tcPr>
+            <w:tcW w:w="3848" w:type="dxa"/>
+          </w:tcPr>
+          <w:p>
+            <w:pPr>
+              <w:rPr>
+                <w:sz w:val="20"/>
+                <w:szCs w:val="20"/>
+              </w:rPr>
+            </w:pPr>
+            <w:r>
+              <w:rPr>
+                <w:sz w:val="20"/>
+                <w:szCs w:val="20"/>
+              </w:rPr>
+              <w:t>DONE 6/1</w:t>
+            </w:r>
+            <w:r>
+              <w:rPr>
+                <w:sz w:val="20"/>
+                <w:szCs w:val="20"/>
+              </w:rPr>
+              <w:t xml:space="preserve"> </w:t>
+            </w:r>
+          </w:p>
+        </w:tc>
+        <w:tc>
+          <w:tcPr>
+            <w:tcW w:w="3048" w:type="dxa"/>
+          </w:tcPr>
+          <w:p>
+            <w:pPr>
+              <w:rPr>
+                <w:sz w:val="20"/>
+                <w:szCs w:val="20"/>
+              </w:rPr>
+            </w:pPr>
+            <w:r>
+              <w:rPr>
+                <w:sz w:val="20"/>
+                <w:szCs w:val="20"/>
+              </w:rPr>
+              <w:t>DONE 6/6</w:t>
+            </w:r>
+            <w:r>
+              <w:rPr>
+                <w:sz w:val="20"/>
+                <w:szCs w:val="20"/>
+              </w:rPr>
+              <w:t xml:space="preserve"> </w:t>
+            </w:r>
+          </w:p>
+        </w:tc>
+      </w:tr>
+      <w:tr>
+        <w:trPr>
+          <w:trHeight w:val="259"/>
+        </w:trPr>
+        <w:tc>
+          <w:tcPr>
+            <w:tcW w:w="430" w:type="dxa"/>
+          </w:tcPr>
+          <w:p>
+            <w:pPr>
+              <w:rPr>
+                <w:sz w:val="20"/>
+                <w:szCs w:val="20"/>
+              </w:rPr>
+            </w:pPr>
+            <w:r>
+              <w:rPr>
+                <w:sz w:val="20"/>
+                <w:szCs w:val="20"/>
+              </w:rPr>
+              <w:t>9</w:t>
+            </w:r>
+          </w:p>
+        </w:tc>
+        <w:tc>
+          <w:tcPr>
+            <w:tcW w:w="2773" w:type="dxa"/>
+          </w:tcPr>
+          <w:p>
+            <w:pPr>
+              <w:rPr>
+                <w:sz w:val="20"/>
+                <w:szCs w:val="20"/>
+              </w:rPr>
+            </w:pPr>
+            <w:r>
+              <w:rPr>
+                <w:sz w:val="20"/>
+                <w:szCs w:val="20"/>
+              </w:rPr>
+              <w:t>Zimbabwe</w:t>
+            </w:r>
+          </w:p>
+        </w:tc>
+        <w:tc>
+          <w:tcPr>
+            <w:tcW w:w="3311" w:type="dxa"/>
+          </w:tcPr>
+          <w:p>
+            <w:pPr>
+              <w:rPr>
+                <w:sz w:val="20"/>
+                <w:szCs w:val="20"/>
+              </w:rPr>
+            </w:pPr>
+            <w:r>
+              <w:rPr>
+                <w:sz w:val="20"/>
+                <w:szCs w:val="20"/>
+              </w:rPr>
+              <w:t>DONE 5/28</w:t>
+            </w:r>
+            <w:r>
+              <w:rPr>
+                <w:sz w:val="20"/>
+                <w:szCs w:val="20"/>
+              </w:rPr>
+              <w:t xml:space="preserve"> </w:t>
+            </w:r>
+          </w:p>
+        </w:tc>
+        <w:tc>
+          <w:tcPr>
+            <w:tcW w:w="3848" w:type="dxa"/>
+          </w:tcPr>
+          <w:p>
+            <w:pPr>
+              <w:rPr>
+                <w:sz w:val="20"/>
+                <w:szCs w:val="20"/>
+              </w:rPr>
+            </w:pPr>
+            <w:r>
+              <w:rPr>
+                <w:sz w:val="20"/>
+                <w:szCs w:val="20"/>
+              </w:rPr>
+              <w:t>DONE 6/3</w:t>
+            </w:r>
+            <w:r>
+              <w:rPr>
+                <w:sz w:val="20"/>
+                <w:szCs w:val="20"/>
+              </w:rPr>
+              <w:t xml:space="preserve"> </w:t>
+            </w:r>
+          </w:p>
+        </w:tc>
+        <w:tc>
+          <w:tcPr>
+            <w:tcW w:w="3048" w:type="dxa"/>
+          </w:tcPr>
+          <w:p>
+            <w:pPr>
+              <w:rPr>
+                <w:sz w:val="20"/>
+                <w:szCs w:val="20"/>
+              </w:rPr>
+            </w:pPr>
+            <w:r>
+              <w:rPr>
+                <w:sz w:val="20"/>
+                <w:szCs w:val="20"/>
+              </w:rPr>
+              <w:t>DONE 6/8</w:t>
+            </w:r>
+          </w:p>
+        </w:tc>
+      </w:tr>
+      <w:tr>
+        <w:trPr>
+          <w:trHeight w:val="259"/>
+        </w:trPr>
+        <w:tc>
+          <w:tcPr>
+            <w:tcW w:w="430" w:type="dxa"/>
+          </w:tcPr>
+          <w:p>
+            <w:pPr>
+              <w:rPr>
+                <w:sz w:val="20"/>
+                <w:szCs w:val="20"/>
+              </w:rPr>
+            </w:pPr>
+            <w:r>
+              <w:rPr>
+                <w:sz w:val="20"/>
+                <w:szCs w:val="20"/>
+              </w:rPr>
+              <w:t>10</w:t>
+            </w:r>
+          </w:p>
+        </w:tc>
+        <w:tc>
+          <w:tcPr>
+            <w:tcW w:w="2773" w:type="dxa"/>
+          </w:tcPr>
+          <w:p>
+            <w:pPr>
+              <w:rPr>
+                <w:sz w:val="20"/>
+                <w:szCs w:val="20"/>
+              </w:rPr>
+            </w:pPr>
+            <w:r>
+              <w:rPr>
+                <w:sz w:val="20"/>
+                <w:szCs w:val="20"/>
+              </w:rPr>
+              <w:t>UNAIDS remainder</w:t>
+            </w:r>
+          </w:p>
+        </w:tc>
+        <w:tc>
+          <w:tcPr>
+            <w:tcW w:w="3311" w:type="dxa"/>
+          </w:tcPr>
+          <w:p>
+            <w:pPr>
+              <w:rPr>
+                <w:sz w:val="20"/>
+                <w:szCs w:val="20"/>
+              </w:rPr>
+            </w:pPr>
+            <w:r>
+              <w:rPr>
+                <w:sz w:val="20"/>
+                <w:szCs w:val="20"/>
+              </w:rPr>
+              <w:t>DONE 6/17</w:t>
+            </w:r>
+          </w:p>
+        </w:tc>
+        <w:tc>
+          <w:tcPr>
+            <w:tcW w:w="3848" w:type="dxa"/>
+          </w:tcPr>
+          <w:p>
+            <w:pPr>
+              <w:rPr>
+                <w:sz w:val="20"/>
+                <w:szCs w:val="20"/>
+              </w:rPr>
+            </w:pPr>
+            <w:r>
+              <w:rPr>
+                <w:sz w:val="20"/>
+                <w:szCs w:val="20"/>
+              </w:rPr>
+              <w:t>Running 6/17</w:t>
+            </w:r>
+          </w:p>
+        </w:tc>
+        <w:tc>
+          <w:tcPr>
+            <w:tcW w:w="3048" w:type="dxa"/>
+          </w:tcPr>
+          <w:p>
+            <w:pPr>
+              <w:rPr>
+                <w:sz w:val="20"/>
+                <w:szCs w:val="20"/>
+              </w:rPr>
+            </w:pPr>
+            <w:r>
+              <w:rPr>
+                <w:sz w:val="20"/>
+                <w:szCs w:val="20"/>
+              </w:rPr>
+              <w:t>DONE 6/5</w:t>
+            </w:r>
+          </w:p>
+        </w:tc>
+      </w:tr>
+      <w:tr>
+        <w:trPr>
+          <w:trHeight w:val="259"/>
+        </w:trPr>
+        <w:tc>
+          <w:tcPr>
+            <w:tcW w:w="430" w:type="dxa"/>
+          </w:tcPr>
+          <w:p>
+            <w:pPr>
+              <w:rPr>
+                <w:sz w:val="20"/>
+                <w:szCs w:val="20"/>
+              </w:rPr>
+            </w:pPr>
+            <w:r>
+              <w:rPr>
+                <w:sz w:val="20"/>
+                <w:szCs w:val="20"/>
+              </w:rPr>
+              <w:t>11</w:t>
+            </w:r>
+          </w:p>
+        </w:tc>
+        <w:tc>
+          <w:tcPr>
+            <w:tcW w:w="2773" w:type="dxa"/>
+          </w:tcPr>
+          <w:p>
+            <w:pPr>
+              <w:rPr>
+                <w:sz w:val="20"/>
+                <w:szCs w:val="20"/>
+              </w:rPr>
+            </w:pPr>
+            <w:r>
+              <w:rPr>
+                <w:sz w:val="20"/>
+                <w:szCs w:val="20"/>
+              </w:rPr>
+              <w:t>Non-UNAIDS remainder</w:t>
+            </w:r>
+          </w:p>
+        </w:tc>
+        <w:tc>
+          <w:tcPr>
+            <w:tcW w:w="3311" w:type="dxa"/>
+          </w:tcPr>
+          <w:p>
+            <w:pPr>
+              <w:rPr>
+                <w:sz w:val="20"/>
+                <w:szCs w:val="20"/>
+              </w:rPr>
+            </w:pPr>
+            <w:r>
+              <w:rPr>
+                <w:sz w:val="20"/>
+                <w:szCs w:val="20"/>
+              </w:rPr>
+              <w:t>DONE 6/17</w:t>
+            </w:r>
+          </w:p>
+        </w:tc>
+        <w:tc>
+          <w:tcPr>
+            <w:tcW w:w="3848" w:type="dxa"/>
+          </w:tcPr>
+          <w:p>
+            <w:pPr>
+              <w:rPr>
+                <w:sz w:val="20"/>
+                <w:szCs w:val="20"/>
+              </w:rPr>
+            </w:pPr>
+            <w:r>
+              <w:rPr>
+                <w:sz w:val="20"/>
+                <w:szCs w:val="20"/>
+              </w:rPr>
+              <w:t>Running 6/17</w:t>
+            </w:r>
+          </w:p>
+        </w:tc>
+        <w:tc>
+          <w:tcPr>
+            <w:tcW w:w="3048" w:type="dxa"/>
+          </w:tcPr>
+          <w:p>
+            <w:pPr>
+              <w:rPr>
+                <w:sz w:val="20"/>
+                <w:szCs w:val="20"/>
+              </w:rPr>
+            </w:pPr>
+            <w:r>
+              <w:rPr>
+                <w:sz w:val="20"/>
+                <w:szCs w:val="20"/>
+              </w:rPr>
+              <w:t>DONE 6/5</w:t>
+            </w:r>
+          </w:p>
+        </w:tc>
+      </w:tr>
+      <w:tr>
+        <w:trPr>
+          <w:trHeight w:val="259"/>
+        </w:trPr>
+        <w:tc>
+          <w:tcPr>
+            <w:tcW w:w="430" w:type="dxa"/>
+          </w:tcPr>
+          <w:p>
+            <w:pPr>
+              <w:rPr>
+                <w:sz w:val="20"/>
+                <w:szCs w:val="20"/>
+              </w:rPr>
+            </w:pPr>
+            <w:r>
+              <w:rPr>
+                <w:sz w:val="20"/>
+                <w:szCs w:val="20"/>
+              </w:rPr>
+              <w:t>12</w:t>
+            </w:r>
+          </w:p>
+        </w:tc>
+        <w:tc>
+          <w:tcPr>
+            <w:tcW w:w="2773" w:type="dxa"/>
+          </w:tcPr>
+          <w:p>
+            <w:pPr>
+              <w:rPr>
+                <w:sz w:val="20"/>
+                <w:szCs w:val="20"/>
+              </w:rPr>
+            </w:pPr>
+            <w:r>
+              <w:rPr>
+                <w:sz w:val="20"/>
+                <w:szCs w:val="20"/>
+              </w:rPr>
+              <w:t>R1 low</w:t>
+            </w:r>
+          </w:p>
+        </w:tc>
+        <w:tc>
+          <w:tcPr>
+            <w:tcW w:w="3311" w:type="dxa"/>
+          </w:tcPr>
+          <w:p>
+            <w:pPr>
+              <w:rPr>
+                <w:sz w:val="20"/>
+                <w:szCs w:val="20"/>
+              </w:rPr>
+            </w:pPr>
+            <w:r>
+              <w:rPr>
+                <w:sz w:val="20"/>
+                <w:szCs w:val="20"/>
+              </w:rPr>
+              <w:t>DONE</w:t>
+            </w:r>
+            <w:r>
+              <w:rPr>
+                <w:sz w:val="20"/>
+                <w:szCs w:val="20"/>
+              </w:rPr>
+              <w:t xml:space="preserve"> 6/17</w:t>
+            </w:r>
+          </w:p>
+        </w:tc>
+        <w:tc>
+          <w:tcPr>
+            <w:tcW w:w="3848" w:type="dxa"/>
+          </w:tcPr>
+          <w:p>
+            <w:pPr>
+              <w:rPr>
+                <w:sz w:val="20"/>
+                <w:szCs w:val="20"/>
+              </w:rPr>
+            </w:pPr>
+            <w:r>
+              <w:rPr>
+                <w:sz w:val="20"/>
+                <w:szCs w:val="20"/>
+              </w:rPr>
+              <w:t>Running 6/17</w:t>
+            </w:r>
+          </w:p>
+        </w:tc>
+        <w:tc>
+          <w:tcPr>
+            <w:tcW w:w="3048" w:type="dxa"/>
+          </w:tcPr>
+          <w:p>
+            <w:pPr>
+              <w:rPr>
+                <w:sz w:val="20"/>
+                <w:szCs w:val="20"/>
+              </w:rPr>
+            </w:pPr>
+            <w:r>
+              <w:rPr>
+                <w:sz w:val="20"/>
+                <w:szCs w:val="20"/>
+              </w:rPr>
+              <w:t>DONE 6/5</w:t>
+            </w:r>
+          </w:p>
+        </w:tc>
+      </w:tr>
+      <w:tr>
+        <w:trPr>
+          <w:trHeight w:val="259"/>
+        </w:trPr>
+        <w:tc>
+          <w:tcPr>
+            <w:tcW w:w="430" w:type="dxa"/>
+          </w:tcPr>
+          <w:p>
+            <w:pPr>
+              <w:rPr>
+                <w:sz w:val="20"/>
+                <w:szCs w:val="20"/>
+              </w:rPr>
+            </w:pPr>
+            <w:r>
+              <w:rPr>
+                <w:sz w:val="20"/>
+                <w:szCs w:val="20"/>
+              </w:rPr>
+              <w:t>13</w:t>
+            </w:r>
+          </w:p>
+        </w:tc>
+        <w:tc>
+          <w:tcPr>
+            <w:tcW w:w="2773" w:type="dxa"/>
+          </w:tcPr>
+          <w:p>
+            <w:pPr>
+              <w:rPr>
+                <w:sz w:val="20"/>
+                <w:szCs w:val="20"/>
+              </w:rPr>
+            </w:pPr>
+            <w:r>
+              <w:rPr>
+                <w:sz w:val="20"/>
+                <w:szCs w:val="20"/>
+              </w:rPr>
+              <w:t>R1 lower middle</w:t>
+            </w:r>
+          </w:p>
+        </w:tc>
+        <w:tc>
+          <w:tcPr>
+            <w:tcW w:w="3311" w:type="dxa"/>
+          </w:tcPr>
+          <w:p>
+            <w:pPr>
+              <w:rPr>
+                <w:sz w:val="20"/>
+                <w:szCs w:val="20"/>
+              </w:rPr>
+            </w:pPr>
+            <w:r>
+              <w:rPr>
+                <w:sz w:val="20"/>
+                <w:szCs w:val="20"/>
+              </w:rPr>
+              <w:t>DONE</w:t>
+            </w:r>
+            <w:r>
+              <w:rPr>
+                <w:sz w:val="20"/>
+                <w:szCs w:val="20"/>
+              </w:rPr>
+              <w:t xml:space="preserve"> 6/17</w:t>
+            </w:r>
+          </w:p>
+        </w:tc>
+        <w:tc>
+          <w:tcPr>
+            <w:tcW w:w="3848" w:type="dxa"/>
+          </w:tcPr>
+          <w:p>
+            <w:pPr>
+              <w:rPr>
+                <w:sz w:val="20"/>
+                <w:szCs w:val="20"/>
+              </w:rPr>
+            </w:pPr>
+            <w:r>
+              <w:rPr>
+                <w:sz w:val="20"/>
+                <w:szCs w:val="20"/>
+              </w:rPr>
+              <w:t>Running 6/17</w:t>
+            </w:r>
+          </w:p>
+        </w:tc>
+        <w:tc>
+          <w:tcPr>
+            <w:tcW w:w="3048" w:type="dxa"/>
+          </w:tcPr>
+          <w:p>
+            <w:pPr>
+              <w:rPr>
+                <w:sz w:val="20"/>
+                <w:szCs w:val="20"/>
+              </w:rPr>
+            </w:pPr>
+            <w:r>
+              <w:rPr>
+                <w:sz w:val="20"/>
+                <w:szCs w:val="20"/>
+              </w:rPr>
+              <w:t>DONE 6/5</w:t>
+            </w:r>
+          </w:p>
+        </w:tc>
+      </w:tr>
+      <w:tr>
+        <w:trPr>
+          <w:trHeight w:val="259"/>
+        </w:trPr>
+        <w:tc>
+          <w:tcPr>
+            <w:tcW w:w="430" w:type="dxa"/>
+          </w:tcPr>
+          <w:p>
+            <w:pPr>
+              <w:rPr>
+                <w:sz w:val="20"/>
+                <w:szCs w:val="20"/>
+              </w:rPr>
+            </w:pPr>
+            <w:r>
+              <w:rPr>
+                <w:sz w:val="20"/>
+                <w:szCs w:val="20"/>
+              </w:rPr>
+              <w:t>14</w:t>
+            </w:r>
+          </w:p>
+        </w:tc>
+        <w:tc>
+          <w:tcPr>
+            <w:tcW w:w="2773" w:type="dxa"/>
+          </w:tcPr>
+          <w:p>
+            <w:pPr>
+              <w:rPr>
+                <w:sz w:val="20"/>
+                <w:szCs w:val="20"/>
+              </w:rPr>
+            </w:pPr>
+            <w:r>
+              <w:rPr>
+                <w:sz w:val="20"/>
+                <w:szCs w:val="20"/>
+              </w:rPr>
+              <w:t>R1 upper middle</w:t>
+            </w:r>
+          </w:p>
+        </w:tc>
+        <w:tc>
+          <w:tcPr>
+            <w:tcW w:w="3311" w:type="dxa"/>
+          </w:tcPr>
+          <w:p>
+            <w:pPr>
+              <w:rPr>
+                <w:sz w:val="20"/>
+                <w:szCs w:val="20"/>
+              </w:rPr>
+            </w:pPr>
+            <w:r>
+              <w:rPr>
+                <w:sz w:val="20"/>
+                <w:szCs w:val="20"/>
+              </w:rPr>
+              <w:t>DONE 6/17</w:t>
+            </w:r>
+          </w:p>
+        </w:tc>
+        <w:tc>
+          <w:tcPr>
+            <w:tcW w:w="3848" w:type="dxa"/>
+          </w:tcPr>
+          <w:p>
+            <w:pPr>
+              <w:rPr>
+                <w:sz w:val="20"/>
+                <w:szCs w:val="20"/>
+              </w:rPr>
+            </w:pPr>
+            <w:r>
+              <w:rPr>
+                <w:sz w:val="20"/>
+                <w:szCs w:val="20"/>
+              </w:rPr>
+              <w:t>Running 6/17</w:t>
+            </w:r>
+          </w:p>
+        </w:tc>
+        <w:tc>
+          <w:tcPr>
+            <w:tcW w:w="3048" w:type="dxa"/>
+          </w:tcPr>
+          <w:p>
+            <w:pPr>
+              <w:rPr>
+                <w:sz w:val="20"/>
+                <w:szCs w:val="20"/>
+              </w:rPr>
+            </w:pPr>
+            <w:r>
+              <w:rPr>
+                <w:sz w:val="20"/>
+                <w:szCs w:val="20"/>
+              </w:rPr>
+              <w:t>DONE 6/5</w:t>
+            </w:r>
+          </w:p>
+        </w:tc>
+      </w:tr>
+      <w:tr>
+        <w:trPr>
+          <w:trHeight w:val="259"/>
+        </w:trPr>
+        <w:tc>
+          <w:tcPr>
+            <w:tcW w:w="430" w:type="dxa"/>
+          </w:tcPr>
+          <w:p>
+            <w:pPr>
+              <w:rPr>
+                <w:sz w:val="20"/>
+                <w:szCs w:val="20"/>
+              </w:rPr>
+            </w:pPr>
+            <w:r>
+              <w:rPr>
+                <w:sz w:val="20"/>
+                <w:szCs w:val="20"/>
+              </w:rPr>
+              <w:t>15</w:t>
+            </w:r>
+          </w:p>
+        </w:tc>
+        <w:tc>
+          <w:tcPr>
+            <w:tcW w:w="2773" w:type="dxa"/>
+          </w:tcPr>
+          <w:p>
+            <w:pPr>
+              <w:rPr>
+                <w:sz w:val="20"/>
+                <w:szCs w:val="20"/>
+              </w:rPr>
+            </w:pPr>
+            <w:r>
+              <w:rPr>
+                <w:sz w:val="20"/>
+                <w:szCs w:val="20"/>
+              </w:rPr>
+              <w:t xml:space="preserve">R1 high </w:t>
+            </w:r>
+          </w:p>
+        </w:tc>
+        <w:tc>
+          <w:tcPr>
+            <w:tcW w:w="3311" w:type="dxa"/>
+          </w:tcPr>
+          <w:p>
+            <w:pPr>
+              <w:rPr>
+                <w:sz w:val="20"/>
+                <w:szCs w:val="20"/>
+              </w:rPr>
+            </w:pPr>
+            <w:r>
+              <w:rPr>
+                <w:sz w:val="20"/>
+                <w:szCs w:val="20"/>
+              </w:rPr>
+              <w:t>DONE</w:t>
+            </w:r>
+            <w:r>
+              <w:rPr>
+                <w:sz w:val="20"/>
+                <w:szCs w:val="20"/>
+              </w:rPr>
+              <w:t xml:space="preserve"> </w:t>
+            </w:r>
+            <w:r>
+              <w:rPr>
+                <w:sz w:val="20"/>
+                <w:szCs w:val="20"/>
+              </w:rPr>
+              <w:t xml:space="preserve">6/17 </w:t>
+            </w:r>
+          </w:p>
+        </w:tc>
+        <w:tc>
+          <w:tcPr>
+            <w:tcW w:w="3848" w:type="dxa"/>
+          </w:tcPr>
+          <w:p>
+            <w:pPr>
+              <w:rPr>
+                <w:sz w:val="20"/>
+                <w:szCs w:val="20"/>
+              </w:rPr>
+            </w:pPr>
+            <w:r>
+              <w:rPr>
+                <w:sz w:val="20"/>
+                <w:szCs w:val="20"/>
+              </w:rPr>
+              <w:t>Running 6/17</w:t>
+            </w:r>
+            <w:r>
+              <w:rPr>
+                <w:sz w:val="20"/>
+                <w:szCs w:val="20"/>
+              </w:rPr>
+              <w:t xml:space="preserve"> </w:t>
+            </w:r>
+          </w:p>
+        </w:tc>
+        <w:tc>
+          <w:tcPr>
+            <w:tcW w:w="3048" w:type="dxa"/>
+          </w:tcPr>
+          <w:p>
+            <w:pPr>
+              <w:rPr>
+                <w:sz w:val="20"/>
+                <w:szCs w:val="20"/>
+              </w:rPr>
+            </w:pPr>
+            <w:r>
+              <w:rPr>
+                <w:sz w:val="20"/>
+                <w:szCs w:val="20"/>
+              </w:rPr>
+              <w:t xml:space="preserve"> </w:t>
+            </w:r>
+            <w:r>
+              <w:rPr>
+                <w:sz w:val="20"/>
+                <w:szCs w:val="20"/>
+              </w:rPr>
+              <w:t>DONE 6/5</w:t>
+            </w:r>
+          </w:p>
+        </w:tc>
+      </w:tr>
+      <w:tr>
+        <w:trPr>
+          <w:trHeight w:val="259"/>
+        </w:trPr>
+        <w:tc>
+          <w:tcPr>
+            <w:tcW w:w="430" w:type="dxa"/>
+          </w:tcPr>
+          <w:p>
+            <w:pPr>
+              <w:rPr>
+                <w:sz w:val="20"/>
+                <w:szCs w:val="20"/>
+              </w:rPr>
+            </w:pPr>
+          </w:p>
+        </w:tc>
+        <w:tc>
+          <w:tcPr>
+            <w:tcW w:w="2773" w:type="dxa"/>
+          </w:tcPr>
+          <w:p>
+            <w:pPr>
+              <w:rPr>
+                <w:sz w:val="20"/>
+                <w:szCs w:val="20"/>
+              </w:rPr>
+            </w:pPr>
+            <w:r>
+              <w:rPr>
+                <w:sz w:val="20"/>
+                <w:szCs w:val="20"/>
+              </w:rPr>
+              <w:t>France</w:t>
+            </w:r>
+          </w:p>
+        </w:tc>
+        <w:tc>
+          <w:tcPr>
+            <w:tcW w:w="3311" w:type="dxa"/>
+            <w:shd w:val="clear" w:color="auto" w:fill="D1D1D1" w:themeFill="background2" w:themeFillShade="E6"/>
+          </w:tcPr>
+          <w:p>
+            <w:pPr>
+              <w:rPr>
+                <w:sz w:val="20"/>
+                <w:szCs w:val="20"/>
+              </w:rPr>
+            </w:pPr>
+          </w:p>
+        </w:tc>
+        <w:tc>
+          <w:tcPr>
+            <w:tcW w:w="3848" w:type="dxa"/>
+            <w:shd w:val="clear" w:color="auto" w:fill="D1D1D1" w:themeFill="background2" w:themeFillShade="E6"/>
+          </w:tcPr>
+          <w:p>
+            <w:pPr>
+              <w:rPr>
+                <w:sz w:val="20"/>
+                <w:szCs w:val="20"/>
+              </w:rPr>
+            </w:pPr>
+          </w:p>
+        </w:tc>
+        <w:tc>
+          <w:tcPr>
+            <w:tcW w:w="3048" w:type="dxa"/>
+            <w:shd w:val="clear" w:color="auto" w:fill="D1D1D1" w:themeFill="background2" w:themeFillShade="E6"/>
+          </w:tcPr>
+          <w:p>
+            <w:pPr>
+              <w:rPr>
+                <w:sz w:val="20"/>
+                <w:szCs w:val="20"/>
+              </w:rPr>
+            </w:pPr>
+          </w:p>
+        </w:tc>
+      </w:tr>
+      <w:tr>
+        <w:trPr>
+          <w:trHeight w:val="259"/>
+        </w:trPr>
+        <w:tc>
+          <w:tcPr>
+            <w:tcW w:w="430" w:type="dxa"/>
+          </w:tcPr>
+          <w:p>
+            <w:pPr>
+              <w:rPr>
+                <w:sz w:val="20"/>
+                <w:szCs w:val="20"/>
+              </w:rPr>
+            </w:pPr>
+          </w:p>
+        </w:tc>
+        <w:tc>
+          <w:tcPr>
+            <w:tcW w:w="2773" w:type="dxa"/>
+          </w:tcPr>
+          <w:p>
+            <w:pPr>
+              <w:rPr>
+                <w:sz w:val="20"/>
+                <w:szCs w:val="20"/>
+              </w:rPr>
+            </w:pPr>
+            <w:r>
+              <w:rPr>
+                <w:sz w:val="20"/>
+                <w:szCs w:val="20"/>
+              </w:rPr>
+              <w:t>Thailand</w:t>
+            </w:r>
+          </w:p>
+        </w:tc>
+        <w:tc>
+          <w:tcPr>
+            <w:tcW w:w="3311" w:type="dxa"/>
+            <w:shd w:val="clear" w:color="auto" w:fill="D1D1D1" w:themeFill="background2" w:themeFillShade="E6"/>
+          </w:tcPr>
+          <w:p>
+            <w:pPr>
+              <w:rPr>
+                <w:sz w:val="20"/>
+                <w:szCs w:val="20"/>
+              </w:rPr>
+            </w:pPr>
+          </w:p>
+        </w:tc>
+        <w:tc>
+          <w:tcPr>
+            <w:tcW w:w="3848" w:type="dxa"/>
+            <w:shd w:val="clear" w:color="auto" w:fill="D1D1D1" w:themeFill="background2" w:themeFillShade="E6"/>
+          </w:tcPr>
+          <w:p>
+            <w:pPr>
+              <w:rPr>
+                <w:sz w:val="20"/>
+                <w:szCs w:val="20"/>
+              </w:rPr>
+            </w:pPr>
+          </w:p>
+        </w:tc>
+        <w:tc>
+          <w:tcPr>
+            <w:tcW w:w="3048" w:type="dxa"/>
+            <w:shd w:val="clear" w:color="auto" w:fill="D1D1D1" w:themeFill="background2" w:themeFillShade="E6"/>
+          </w:tcPr>
+          <w:p>
+            <w:pPr>
+              <w:rPr>
+                <w:sz w:val="20"/>
+                <w:szCs w:val="20"/>
+              </w:rPr>
+            </w:pPr>
+          </w:p>
+        </w:tc>
+      </w:tr>
+      <w:tr>
+        <w:trPr>
+          <w:trHeight w:val="259"/>
+        </w:trPr>
+        <w:tc>
+          <w:tcPr>
+            <w:tcW w:w="430" w:type="dxa"/>
+          </w:tcPr>
+          <w:p>
+            <w:pPr>
+              <w:rPr>
+                <w:sz w:val="20"/>
+                <w:szCs w:val="20"/>
+              </w:rPr>
+            </w:pPr>
+          </w:p>
+        </w:tc>
+        <w:tc>
+          <w:tcPr>
+            <w:tcW w:w="2773" w:type="dxa"/>
+          </w:tcPr>
+          <w:p>
+            <w:pPr>
+              <w:rPr>
+                <w:sz w:val="20"/>
+                <w:szCs w:val="20"/>
+              </w:rPr>
+            </w:pPr>
+            <w:r>
+              <w:rPr>
+                <w:sz w:val="20"/>
+                <w:szCs w:val="20"/>
+              </w:rPr>
+              <w:t>Cambodia</w:t>
+            </w:r>
+          </w:p>
+        </w:tc>
+        <w:tc>
+          <w:tcPr>
+            <w:tcW w:w="3311" w:type="dxa"/>
+            <w:shd w:val="clear" w:color="auto" w:fill="D1D1D1" w:themeFill="background2" w:themeFillShade="E6"/>
+          </w:tcPr>
+          <w:p>
+            <w:pPr>
+              <w:rPr>
+                <w:sz w:val="20"/>
+                <w:szCs w:val="20"/>
+              </w:rPr>
+            </w:pPr>
+          </w:p>
+        </w:tc>
+        <w:tc>
+          <w:tcPr>
+            <w:tcW w:w="3848" w:type="dxa"/>
+            <w:shd w:val="clear" w:color="auto" w:fill="D1D1D1" w:themeFill="background2" w:themeFillShade="E6"/>
+          </w:tcPr>
+          <w:p>
+            <w:pPr>
+              <w:rPr>
+                <w:sz w:val="20"/>
+                <w:szCs w:val="20"/>
+              </w:rPr>
+            </w:pPr>
+          </w:p>
+        </w:tc>
+        <w:tc>
+          <w:tcPr>
+            <w:tcW w:w="3048" w:type="dxa"/>
+            <w:shd w:val="clear" w:color="auto" w:fill="D1D1D1" w:themeFill="background2" w:themeFillShade="E6"/>
+          </w:tcPr>
+          <w:p>
+            <w:pPr>
+              <w:rPr>
+                <w:sz w:val="20"/>
+                <w:szCs w:val="20"/>
+              </w:rPr>
+            </w:pPr>
+          </w:p>
+        </w:tc>
+      </w:tr>
+    </w:tbl>
+    <w:p>
+      <w:pPr>
+        <w:rPr>
+          <w:b/>
+          <w:bCs/>
+          <w:sz w:val="20"/>
+          <w:szCs w:val="20"/>
+        </w:rPr>
+      </w:pPr>
+    </w:p>
+    <w:p>
+      <w:pPr>
+        <w:rPr>
+          <w:b/>
+          <w:bCs/>
+          <w:sz w:val="20"/>
+          <w:szCs w:val="20"/>
+        </w:rPr>
+      </w:pPr>
     </w:p>
     <w:tbl>
       <w:tblPr>
@@ -303,6 +5677,29 @@
               <w:t xml:space="preserve">8/4-5 starting values </w:t>
             </w:r>
           </w:p>
+          <w:p>
+            <w:pPr>
+              <w:rPr>
+                <w:sz w:val="20"/>
+                <w:szCs w:val="20"/>
+              </w:rPr>
+            </w:pPr>
+          </w:p>
+          <w:p>
+            <w:pPr>
+              <w:rPr>
+                <w:sz w:val="20"/>
+                <w:szCs w:val="20"/>
+              </w:rPr>
+            </w:pPr>
+            <w:r>
+              <w:rPr>
+                <w:sz w:val="20"/>
+                <w:szCs w:val="20"/>
+              </w:rPr>
+              <w:t>(Except remainder models – start from prior)</w:t>
+            </w:r>
+          </w:p>
         </w:tc>
         <w:tc>
           <w:tcPr>
@@ -389,7 +5786,21 @@
                 <w:sz w:val="20"/>
                 <w:szCs w:val="20"/>
               </w:rPr>
-              <w:t>Params saved as 8/11-13 starving values for next step</w:t>
+              <w:t>Params saved as 8/11-13 star</w:t>
+            </w:r>
+            <w:r>
+              <w:rPr>
+                <w:sz w:val="20"/>
+                <w:szCs w:val="20"/>
+              </w:rPr>
+              <w:t>t</w:t>
+            </w:r>
+            <w:r>
+              <w:rPr>
+                <w:sz w:val="20"/>
+                <w:szCs w:val="20"/>
+              </w:rPr>
+              <w:t>ing values for next step</w:t>
             </w:r>
           </w:p>
         </w:tc>
@@ -1511,21 +6922,42 @@
                 <w:szCs w:val="20"/>
               </w:rPr>
             </w:pPr>
-            <w:proofErr w:type="gramStart"/>
-            <w:r>
-              <w:rPr>
-                <w:sz w:val="20"/>
-                <w:szCs w:val="20"/>
-              </w:rPr>
-              <w:t>Y;</w:t>
-            </w:r>
-            <w:proofErr w:type="gramEnd"/>
-            <w:r>
-              <w:rPr>
-                <w:sz w:val="20"/>
-                <w:szCs w:val="20"/>
-              </w:rPr>
-              <w:t xml:space="preserve"> </w:t>
+            <w:r>
+              <w:rPr>
+                <w:sz w:val="20"/>
+                <w:szCs w:val="20"/>
+              </w:rPr>
+              <w:t>4/10 update: run from prior, but with population data through 2040</w:t>
+            </w:r>
+            <w:r>
+              <w:rPr>
+                <w:sz w:val="20"/>
+                <w:szCs w:val="20"/>
+              </w:rPr>
+              <w:t xml:space="preserve"> (whole calibration has to run through 2041 now)</w:t>
+            </w:r>
+          </w:p>
+          <w:p>
+            <w:pPr>
+              <w:rPr>
+                <w:sz w:val="20"/>
+                <w:szCs w:val="20"/>
+              </w:rPr>
+            </w:pPr>
+          </w:p>
+          <w:p>
+            <w:pPr>
+              <w:rPr>
+                <w:sz w:val="20"/>
+                <w:szCs w:val="20"/>
+              </w:rPr>
+            </w:pPr>
+            <w:r>
+              <w:rPr>
+                <w:sz w:val="20"/>
+                <w:szCs w:val="20"/>
+              </w:rPr>
+              <w:t xml:space="preserve">Y; </w:t>
             </w:r>
             <w:r>
               <w:rPr>
@@ -1553,7 +6985,30 @@
                 <w:sz w:val="20"/>
                 <w:szCs w:val="20"/>
               </w:rPr>
-              <w:t>Y</w:t>
+              <w:t xml:space="preserve">N (4/10 update) </w:t>
+            </w:r>
+          </w:p>
+          <w:p>
+            <w:pPr>
+              <w:rPr>
+                <w:sz w:val="20"/>
+                <w:szCs w:val="20"/>
+              </w:rPr>
+            </w:pPr>
+          </w:p>
+          <w:p>
+            <w:pPr>
+              <w:rPr>
+                <w:sz w:val="20"/>
+                <w:szCs w:val="20"/>
+              </w:rPr>
+            </w:pPr>
+            <w:r>
+              <w:rPr>
+                <w:sz w:val="20"/>
+                <w:szCs w:val="20"/>
+              </w:rPr>
+              <w:t>Y (old)</w:t>
             </w:r>
           </w:p>
         </w:tc>
@@ -1615,21 +7070,35 @@
                 <w:szCs w:val="20"/>
               </w:rPr>
             </w:pPr>
-            <w:proofErr w:type="gramStart"/>
-            <w:r>
-              <w:rPr>
-                <w:sz w:val="20"/>
-                <w:szCs w:val="20"/>
-              </w:rPr>
-              <w:t>Y;</w:t>
-            </w:r>
-            <w:proofErr w:type="gramEnd"/>
-            <w:r>
-              <w:rPr>
-                <w:sz w:val="20"/>
-                <w:szCs w:val="20"/>
-              </w:rPr>
-              <w:t xml:space="preserve"> </w:t>
+            <w:r>
+              <w:rPr>
+                <w:sz w:val="20"/>
+                <w:szCs w:val="20"/>
+              </w:rPr>
+              <w:t>4/10 update running</w:t>
+            </w:r>
+          </w:p>
+          <w:p>
+            <w:pPr>
+              <w:rPr>
+                <w:sz w:val="20"/>
+                <w:szCs w:val="20"/>
+              </w:rPr>
+            </w:pPr>
+          </w:p>
+          <w:p>
+            <w:pPr>
+              <w:rPr>
+                <w:sz w:val="20"/>
+                <w:szCs w:val="20"/>
+              </w:rPr>
+            </w:pPr>
+            <w:r>
+              <w:rPr>
+                <w:sz w:val="20"/>
+                <w:szCs w:val="20"/>
+              </w:rPr>
+              <w:t xml:space="preserve">Y; </w:t>
             </w:r>
             <w:r>
               <w:rPr>
@@ -1657,7 +7126,30 @@
                 <w:sz w:val="20"/>
                 <w:szCs w:val="20"/>
               </w:rPr>
-              <w:t>Y</w:t>
+              <w:t xml:space="preserve">N (4/10 update) </w:t>
+            </w:r>
+          </w:p>
+          <w:p>
+            <w:pPr>
+              <w:rPr>
+                <w:sz w:val="20"/>
+                <w:szCs w:val="20"/>
+              </w:rPr>
+            </w:pPr>
+          </w:p>
+          <w:p>
+            <w:pPr>
+              <w:rPr>
+                <w:sz w:val="20"/>
+                <w:szCs w:val="20"/>
+              </w:rPr>
+            </w:pPr>
+            <w:r>
+              <w:rPr>
+                <w:sz w:val="20"/>
+                <w:szCs w:val="20"/>
+              </w:rPr>
+              <w:t>Y (old)</w:t>
             </w:r>
           </w:p>
         </w:tc>
@@ -1719,21 +7211,36 @@
                 <w:szCs w:val="20"/>
               </w:rPr>
             </w:pPr>
-            <w:proofErr w:type="gramStart"/>
-            <w:r>
-              <w:rPr>
-                <w:sz w:val="20"/>
-                <w:szCs w:val="20"/>
-              </w:rPr>
-              <w:t>Y;</w:t>
-            </w:r>
-            <w:proofErr w:type="gramEnd"/>
-            <w:r>
-              <w:rPr>
-                <w:sz w:val="20"/>
-                <w:szCs w:val="20"/>
-              </w:rPr>
-              <w:t xml:space="preserve"> </w:t>
+            <w:r>
+              <w:rPr>
+                <w:sz w:val="20"/>
+                <w:szCs w:val="20"/>
+              </w:rPr>
+              <w:t>4/10 update running</w:t>
+            </w:r>
+          </w:p>
+          <w:p>
+            <w:pPr>
+              <w:rPr>
+                <w:sz w:val="20"/>
+                <w:szCs w:val="20"/>
+              </w:rPr>
+            </w:pPr>
+          </w:p>
+          <w:p>
+            <w:pPr>
+              <w:rPr>
+                <w:sz w:val="20"/>
+                <w:szCs w:val="20"/>
+              </w:rPr>
+            </w:pPr>
+            <w:r>
+              <w:rPr>
+                <w:sz w:val="20"/>
+                <w:szCs w:val="20"/>
+              </w:rPr>
+              <w:lastRenderedPageBreak/>
+              <w:t xml:space="preserve">Y; </w:t>
             </w:r>
             <w:r>
               <w:rPr>
@@ -1761,7 +7268,32 @@
                 <w:sz w:val="20"/>
                 <w:szCs w:val="20"/>
               </w:rPr>
-              <w:t>Y</w:t>
+              <w:lastRenderedPageBreak/>
+              <w:t xml:space="preserve">N (4/10 update) </w:t>
+            </w:r>
+          </w:p>
+          <w:p>
+            <w:pPr>
+              <w:rPr>
+                <w:sz w:val="20"/>
+                <w:szCs w:val="20"/>
+              </w:rPr>
+            </w:pPr>
+          </w:p>
+          <w:p>
+            <w:pPr>
+              <w:rPr>
+                <w:sz w:val="20"/>
+                <w:szCs w:val="20"/>
+              </w:rPr>
+            </w:pPr>
+            <w:r>
+              <w:rPr>
+                <w:sz w:val="20"/>
+                <w:szCs w:val="20"/>
+              </w:rPr>
+              <w:lastRenderedPageBreak/>
+              <w:t>Y (old)</w:t>
             </w:r>
           </w:p>
         </w:tc>
@@ -1786,6 +7318,7 @@
                 <w:sz w:val="20"/>
                 <w:szCs w:val="20"/>
               </w:rPr>
+              <w:lastRenderedPageBreak/>
               <w:t xml:space="preserve">R1 high </w:t>
             </w:r>
           </w:p>
@@ -1828,6 +7361,29 @@
                 <w:sz w:val="20"/>
                 <w:szCs w:val="20"/>
               </w:rPr>
+              <w:t xml:space="preserve">4/10 update: include this step </w:t>
+            </w:r>
+          </w:p>
+          <w:p>
+            <w:pPr>
+              <w:rPr>
+                <w:sz w:val="20"/>
+                <w:szCs w:val="20"/>
+              </w:rPr>
+            </w:pPr>
+          </w:p>
+          <w:p>
+            <w:pPr>
+              <w:rPr>
+                <w:sz w:val="20"/>
+                <w:szCs w:val="20"/>
+              </w:rPr>
+            </w:pPr>
+            <w:r>
+              <w:rPr>
+                <w:sz w:val="20"/>
+                <w:szCs w:val="20"/>
+              </w:rPr>
               <w:t>N</w:t>
             </w:r>
           </w:p>
@@ -1849,7 +7405,37 @@
                 <w:sz w:val="20"/>
                 <w:szCs w:val="20"/>
               </w:rPr>
-              <w:t>Start</w:t>
+              <w:t xml:space="preserve">N (4/10 update) </w:t>
+            </w:r>
+          </w:p>
+          <w:p>
+            <w:pPr>
+              <w:rPr>
+                <w:sz w:val="20"/>
+                <w:szCs w:val="20"/>
+              </w:rPr>
+            </w:pPr>
+          </w:p>
+          <w:p>
+            <w:pPr>
+              <w:rPr>
+                <w:sz w:val="20"/>
+                <w:szCs w:val="20"/>
+              </w:rPr>
+            </w:pPr>
+            <w:r>
+              <w:rPr>
+                <w:sz w:val="20"/>
+                <w:szCs w:val="20"/>
+              </w:rPr>
+              <w:t>Y (old) – s</w:t>
+            </w:r>
+            <w:r>
+              <w:rPr>
+                <w:sz w:val="20"/>
+                <w:szCs w:val="20"/>
+              </w:rPr>
+              <w:t>tart</w:t>
             </w:r>
             <w:r>
               <w:rPr>
@@ -2118,7 +7704,6 @@
           <w:sz w:val="20"/>
           <w:szCs w:val="20"/>
         </w:rPr>
-        <w:lastRenderedPageBreak/>
         <w:t xml:space="preserve">R1 high, UNAIDS remainder, Non-UNAIDS remainder skipped steps due to time (updated data manager with removed incorrect US data on 8/13; had to rerun these) </w:t>
       </w:r>
     </w:p>
@@ -2291,15 +7876,7 @@
         </w:numPr>
       </w:pPr>
       <w:r>
-        <w:t xml:space="preserve">Run 2 chains (generate </w:t>
-      </w:r>
-      <w:proofErr w:type="spellStart"/>
-      <w:r>
-        <w:t>all.results</w:t>
-      </w:r>
-      <w:proofErr w:type="spellEnd"/>
-      <w:r>
-        <w:t xml:space="preserve"> from 1 chain if both not ready yet) </w:t>
+        <w:t xml:space="preserve">Run 2 chains (generate all.results from 1 chain if both not ready yet) </w:t>
       </w:r>
     </w:p>
     <w:p>
@@ -2326,23 +7903,7 @@
         <w:t>SAVED</w:t>
       </w:r>
       <w:r>
-        <w:t xml:space="preserve"> in </w:t>
-      </w:r>
-      <w:proofErr w:type="spellStart"/>
-      <w:r>
-        <w:t>mcmc_runs</w:t>
-      </w:r>
-      <w:proofErr w:type="spellEnd"/>
-      <w:r>
-        <w:t>/</w:t>
-      </w:r>
-      <w:proofErr w:type="spellStart"/>
-      <w:r>
-        <w:t>mcmc_files</w:t>
-      </w:r>
-      <w:proofErr w:type="spellEnd"/>
-      <w:r>
-        <w:t>/merged</w:t>
+        <w:t xml:space="preserve"> in mcmc_runs/mcmc_files/merged</w:t>
       </w:r>
     </w:p>
     <w:p>
@@ -2354,15 +7915,7 @@
         </w:numPr>
       </w:pPr>
       <w:r>
-        <w:t xml:space="preserve">Pull </w:t>
-      </w:r>
-      <w:proofErr w:type="spellStart"/>
-      <w:r>
-        <w:t>simset</w:t>
-      </w:r>
-      <w:proofErr w:type="spellEnd"/>
-      <w:r>
-        <w:t xml:space="preserve"> from merged chain object</w:t>
+        <w:t>Pull simset from merged chain object</w:t>
       </w:r>
     </w:p>
     <w:p>
@@ -2377,15 +7930,7 @@
         <w:t xml:space="preserve">SAVED </w:t>
       </w:r>
       <w:r>
-        <w:t xml:space="preserve">in </w:t>
-      </w:r>
-      <w:proofErr w:type="spellStart"/>
-      <w:r>
-        <w:t>mcmc_runs</w:t>
-      </w:r>
-      <w:proofErr w:type="spellEnd"/>
-      <w:r>
-        <w:t xml:space="preserve"> as simset_X_chains12</w:t>
+        <w:t>in mcmc_runs as simset_X_chains12</w:t>
       </w:r>
       <w:r>
         <w:t xml:space="preserve"> (these are not run to 2040 though) </w:t>
@@ -2400,15 +7945,10 @@
         </w:numPr>
       </w:pPr>
       <w:r>
-        <w:t xml:space="preserve">Run </w:t>
+        <w:t xml:space="preserve">Run simset to 2040 </w:t>
       </w:r>
-      <w:proofErr w:type="spellStart"/>
       <w:r>
-        <w:t>simset</w:t>
-      </w:r>
-      <w:proofErr w:type="spellEnd"/>
-      <w:r>
-        <w:t xml:space="preserve"> to 2040 </w:t>
+        <w:t xml:space="preserve">– NO LONGER NEED AS OF 6/2026, </w:t>
       </w:r>
     </w:p>
     <w:p>
@@ -2425,11 +7965,9 @@
       <w:r>
         <w:t xml:space="preserve">, 2040 </w:t>
       </w:r>
-      <w:proofErr w:type="spellStart"/>
       <w:r>
         <w:t>simset</w:t>
       </w:r>
-      <w:proofErr w:type="spellEnd"/>
     </w:p>
     <w:p>
       <w:pPr>
@@ -2443,13 +7981,8 @@
         <w:t>SAVED</w:t>
       </w:r>
       <w:r>
-        <w:t xml:space="preserve"> in cached as </w:t>
+        <w:t xml:space="preserve"> in cached as all.results_merged_X</w:t>
       </w:r>
-      <w:proofErr w:type="spellStart"/>
-      <w:r>
-        <w:t>all.results_merged_X</w:t>
-      </w:r>
-      <w:proofErr w:type="spellEnd"/>
     </w:p>
     <w:p>
       <w:pPr>
@@ -2462,13 +7995,8 @@
       <w:r>
         <w:t xml:space="preserve">Join country </w:t>
       </w:r>
-      <w:proofErr w:type="spellStart"/>
       <w:r>
-        <w:t>all.results</w:t>
-      </w:r>
-      <w:proofErr w:type="spellEnd"/>
-      <w:r>
-        <w:t xml:space="preserve"> (through 2040)</w:t>
+        <w:t>all.results (through 2040)</w:t>
       </w:r>
       <w:r>
         <w:t xml:space="preserve"> into global combined object </w:t>
@@ -2486,23 +8014,23 @@
         <w:t>SAVED</w:t>
       </w:r>
       <w:r>
-        <w:t xml:space="preserve"> in cached as </w:t>
+        <w:t xml:space="preserve"> in cached as combined.countries or combined.countries.income, if using income breakdown</w:t>
       </w:r>
-      <w:proofErr w:type="spellStart"/>
+    </w:p>
+    <w:p>
+      <w:pPr>
+        <w:pStyle w:val="ListParagraph"/>
+        <w:numPr>
+          <w:ilvl w:val="2"/>
+          <w:numId w:val="2"/>
+        </w:numPr>
+      </w:pPr>
       <w:r>
-        <w:t>combined.countries</w:t>
+        <w:lastRenderedPageBreak/>
+        <w:t>Generate global simset from global combined object</w:t>
       </w:r>
-      <w:proofErr w:type="spellEnd"/>
       <w:r>
-        <w:t xml:space="preserve"> or </w:t>
-      </w:r>
-      <w:proofErr w:type="spellStart"/>
-      <w:r>
-        <w:t>combined.countries.income</w:t>
-      </w:r>
-      <w:proofErr w:type="spellEnd"/>
-      <w:r>
-        <w:t>, if using income breakdown</w:t>
+        <w:t xml:space="preserve"> </w:t>
       </w:r>
     </w:p>
     <w:p>
@@ -2514,27 +8042,28 @@
         </w:numPr>
       </w:pPr>
       <w:r>
-        <w:t xml:space="preserve">Don’t really need this though </w:t>
+        <w:t xml:space="preserve">Top lines of run_combining_countries – have to convert “combined.countries” object into an actual simset by taking a dummy simset (Mozambique) and replacing it </w:t>
+      </w:r>
+      <w:r>
+        <w:t>w</w:t>
+      </w:r>
+      <w:r>
+        <w:t xml:space="preserve">ith the combined simset list </w:t>
       </w:r>
     </w:p>
     <w:p>
       <w:pPr>
         <w:pStyle w:val="ListParagraph"/>
         <w:numPr>
-          <w:ilvl w:val="2"/>
+          <w:ilvl w:val="4"/>
           <w:numId w:val="2"/>
         </w:numPr>
       </w:pPr>
       <w:r>
-        <w:t xml:space="preserve">Generate global </w:t>
+        <w:t xml:space="preserve">Do this for global as well as the combined income models </w:t>
       </w:r>
-      <w:proofErr w:type="spellStart"/>
       <w:r>
-        <w:t>simset</w:t>
-      </w:r>
-      <w:proofErr w:type="spellEnd"/>
-      <w:r>
-        <w:t xml:space="preserve"> from global combined object</w:t>
+        <w:t xml:space="preserve"> </w:t>
       </w:r>
     </w:p>
     <w:p>
@@ -2555,26 +8084,16 @@
       <w:r>
         <w:t xml:space="preserve"> in cached as </w:t>
       </w:r>
-      <w:proofErr w:type="spellStart"/>
       <w:r>
         <w:rPr>
           <w:b/>
           <w:bCs/>
         </w:rPr>
-        <w:t>simset_global</w:t>
-      </w:r>
-      <w:proofErr w:type="spellEnd"/>
-      <w:r>
-        <w:rPr>
-          <w:b/>
-          <w:bCs/>
-        </w:rPr>
-        <w:t>_</w:t>
+        <w:t>simset_global_</w:t>
       </w:r>
       <w:r>
         <w:t xml:space="preserve"> or </w:t>
       </w:r>
-      <w:proofErr w:type="spellStart"/>
       <w:r>
         <w:rPr>
           <w:b/>
@@ -2582,7 +8101,6 @@
         </w:rPr>
         <w:t>simset_global_income</w:t>
       </w:r>
-      <w:proofErr w:type="spellEnd"/>
     </w:p>
     <w:p>
       <w:pPr>
@@ -2593,15 +8111,10 @@
         </w:numPr>
       </w:pPr>
       <w:r>
-        <w:t xml:space="preserve">Generate all results from global </w:t>
+        <w:t xml:space="preserve">Generate all results from global simset </w:t>
       </w:r>
-      <w:proofErr w:type="spellStart"/>
       <w:r>
-        <w:t>simset</w:t>
-      </w:r>
-      <w:proofErr w:type="spellEnd"/>
-      <w:r>
-        <w:t xml:space="preserve"> </w:t>
+        <w:t xml:space="preserve">and income simsets </w:t>
       </w:r>
     </w:p>
     <w:p>
@@ -2622,7 +8135,6 @@
       <w:r>
         <w:t xml:space="preserve"> in cached as </w:t>
       </w:r>
-      <w:proofErr w:type="spellStart"/>
       <w:r>
         <w:rPr>
           <w:b/>
@@ -2630,11 +8142,9 @@
         </w:rPr>
         <w:t>all.results_global</w:t>
       </w:r>
-      <w:proofErr w:type="spellEnd"/>
       <w:r>
         <w:t xml:space="preserve"> or </w:t>
       </w:r>
-      <w:proofErr w:type="spellStart"/>
       <w:r>
         <w:rPr>
           <w:b/>
@@ -2656,7 +8166,14 @@
         </w:rPr>
         <w:t>income</w:t>
       </w:r>
-      <w:proofErr w:type="spellEnd"/>
+    </w:p>
+    <w:p>
+      <w:pPr>
+        <w:rPr>
+          <w:sz w:val="20"/>
+          <w:szCs w:val="20"/>
+        </w:rPr>
+      </w:pPr>
     </w:p>
     <w:p>
       <w:pPr>
